--- a/test_data/smlouva31_anon.docx
+++ b/test_data/smlouva31_anon.docx
@@ -202,7 +202,7 @@
         <w:spacing w:before="100" w:after="50"/>
       </w:pPr>
       <w:r>
-        <w:t>Hlavní obviněný Ing. [[PERSON_1]], MBA ([[BIRTH_ID_1]], [[ID_CARD_1]], [[ADDRESS_1]], PSČ 120 00, email: [[EMAIL_1]], [[PHONE_1]], IČO podnikatele: [[ICO_1]], DIČ: [[DIC_1]]) je obviněn jako hlavní organizátor rozsáhlého podvodného schématu. Obviněnému [[PERSON_1]] je kladeno za vinu, že v období let 2019-2025 vybudoval komplexní síť fiktivních společností pro praní špinavých peněz v celkové výši přesahující 347 000 000 Kč. Hlavní obviněný [[PERSON_1]] používal účty v bankách: [[BANK_1]] (Česká spořitelna), [[BANK_2]] (UniCredit Bank), [[BANK_3]] (Česká pojišťovna) a offshore účet v Lichtenštejnsku. Obžalovaný [[PERSON_1]] je rovněž stíhán pro daňové úniky ve výši 87 400 000 Kč.</w:t>
+        <w:t>Hlavní obviněný Ing. [[PERSON_1]], MBA ([[BIRTH_ID_1]], [[ID_CARD_1]], [[ADDRESS_1]], email: [[EMAIL_1]], [[PHONE_1]], IČO podnikatele: [[ICO_1]], DIČ: [[DIC_1]]) je obviněn jako hlavní organizátor rozsáhlého podvodného schématu. Obviněnému [[PERSON_1]] je kladeno za vinu, že v období let 2019-2025 vybudoval komplexní síť fiktivních společností pro praní špinavých peněz v celkové výši přesahující 347 000 000 Kč. Hlavní obviněný [[PERSON_1]] používal účty v bankách: [[BANK_1]] (Česká spořitelna), [[BANK_2]] (UniCredit Bank), [[BANK_3]] (Česká pojišťovna) a offshore účet v Lichtenštejnsku. Obžalovaný [[PERSON_1]] je rovněž stíhán pro daňové úniky ve výši 87 400 000 Kč.</w:t>
       </w:r>
     </w:p>
     <w:p>
@@ -328,7 +328,7 @@
         <w:spacing w:before="100" w:after="50"/>
       </w:pPr>
       <w:r>
-        <w:t>Pacient prof. MUDr. [[PERSON_15]], DrSc. ([[BIRTH_ID_14]], číslo pojištěnce VZP: [[INSURANCE_ID_1]], [[ADDRESS_10]], email: [[EMAIL_6]], [[PHONE_10]]) má diagnostikovaný pokročilý karcinom pankreatu T4N2M1 (C25.9) s metastázami do jater a plic. Pacientovi [[PERSON_15]] byla indikována paliativní chemoterapie schématem FOLFIRINOX s velmi špatnou prognózou (predikované přežití 6-9 měsíců). Nemocný [[PERSON_15]] současně trpí diabetes mellitus 2. typu, chronickou renální insuficiencí G3b a arteriální hypertenzí. Genetické vyšetření prokázalo mutaci genu BRCA2. Ošetřující onkolog MUDr. [[PERSON_16]], Ph.D. (registrace ČLK: 89012) doporučil hospitalizaci na hospici.</w:t>
+        <w:t>Pacient prof. MUDr. [[PERSON_15]], DrSc. ([[BIRTH_ID_14]], [[BIRTH_ID_15]], [[ADDRESS_10]], email: [[EMAIL_6]], [[PHONE_10]]) má diagnostikovaný pokročilý karcinom pankreatu T4N2M1 (C25.9) s metastázami do jater a plic. Pacientovi [[PERSON_15]] byla indikována paliativní chemoterapie schématem FOLFIRINOX s velmi špatnou prognózou (predikované přežití 6-9 měsíců). Nemocný [[PERSON_15]] současně trpí diabetes mellitus 2. typu, chronickou renální insuficiencí G3b a arteriální hypertenzí. Genetické vyšetření prokázalo mutaci genu BRCA2. Ošetřující onkolog MUDr. [[PERSON_16]], Ph.D. (registrace ČLK: 89012) doporučil hospitalizaci na hospici.</w:t>
       </w:r>
     </w:p>
     <w:p>
@@ -336,7 +336,7 @@
         <w:spacing w:before="50" w:after="50"/>
       </w:pPr>
       <w:r>
-        <w:t>Pacientka Ing. [[PERSON_17]] ([[BIRTH_ID_15]], pojištěnka OZP: [[INSURANCE_ID_2]], [[ADDRESS_11]], mobil: +420 731 789 456) má diagnostikovaný triple-negativní karcinom prsu T3N3M0 (C50.4) s nepříznivou prognózou. Pacientce [[PERSON_17]] byla provedena ablatio mammae bilaterálně, následovala adjuvantní chemoterapie a radioterapie. Léčená [[PERSON_17]] má rovněž diagnostikovanou těžkou depresivní epizodu F32.2 v souvislosti s onkologickým onemocněním. Byl jí přiznán invalidní důchod III. stupně ve výši 16 800 Kč měsíčně.</w:t>
+        <w:t>Pacientka Ing. [[PERSON_17]] ([[BIRTH_ID_16]], pojištěnka OZP[[PHONE_11]], [[ADDRESS_11]], [[PHONE_12]]) má diagnostikovaný triple-negativní karcinom prsu T3N3M0 (C50.4) s nepříznivou prognózou. Pacientce [[PERSON_17]] byla provedena ablatio mammae bilaterálně, následovala adjuvantní chemoterapie a radioterapie. Léčená [[PERSON_17]] má rovněž diagnostikovanou těžkou depresivní epizodu F32.2 v souvislosti s onkologickým onemocněním. Byl jí přiznán invalidní důchod III. stupně ve výši 16 800 Kč měsíčně.</w:t>
       </w:r>
     </w:p>
     <w:p>
@@ -353,7 +353,7 @@
         <w:spacing w:before="100" w:after="50"/>
       </w:pPr>
       <w:r>
-        <w:t>Pacient čekající na transplantaci Bc. [[PERSON_18]] ([[BIRTH_ID_5]], pojištěnec VZP: [[INSURANCE_ID_3]], [[ADDRESS_12]], tel.: +420 605 258 147) má terminální selhání ledvin N18.5 a je na pravidelné hemodialýze 3× týdně. Pacientovi [[PERSON_18]] byl přiznán příspěvek na péči IV. stupně ve výši 19 200 Kč měsíčně. Nemocný [[PERSON_18]] je na čekací listině pro transplantaci ledviny již 47 měsíců. Jeho potenciální živý dárce, bratr Mgr. [[PERSON_19]] ([[BIRTH_ID_16]]), bohužel nebyl HLA kompatibilní.</w:t>
+        <w:t>Pacient čekající na transplantaci Bc. [[PERSON_18]] ([[BIRTH_ID_5]], pojištěnec VZP[[PHONE_13]], [[ADDRESS_12]], [[PHONE_14]]) má terminální selhání ledvin N18.5 a je na pravidelné hemodialýze 3× týdně. Pacientovi [[PERSON_18]] byl přiznán příspěvek na péči IV. stupně ve výši 19 200 Kč měsíčně. Nemocný [[PERSON_18]] je na čekací listině pro transplantaci ledviny již 47 měsíců. Jeho potenciální živý dárce, bratr Mgr. [[PERSON_19]] ([[BIRTH_ID_17]]), bohužel nebyl HLA kompatibilní.</w:t>
       </w:r>
     </w:p>
     <w:p>
@@ -361,7 +361,7 @@
         <w:spacing w:before="50" w:after="50"/>
       </w:pPr>
       <w:r>
-        <w:t>Pacientka po transplantaci PhDr. [[PERSON_20]] ([[BIRTH_ID_11]], pojištěnka ZP: [[INSURANCE_ID_4]], [[ADDRESS_13]], email: [[EMAIL_7]]) podstoupila transplantaci jater pro cirhózu K74.6 na podkladě autoimunitní hepatitidy. Transplantované [[PERSON_20]] byla zavedena trvalá imunosupresivní léčba (Tacrolimus, Mykofenolátem mofetil). Pacientka [[PERSON_20]] má zvýšené riziko rejekce štěpu a infekčních komplikací.</w:t>
+        <w:t>Pacientka po transplantaci PhDr. [[PERSON_20]] ([[BIRTH_ID_11]], pojištěnka ZP[[PHONE_15]], [[ADDRESS_13]], email: [[EMAIL_7]]) podstoupila transplantaci jater pro cirhózu K74.6 na podkladě autoimunitní hepatitidy. Transplantované [[PERSON_20]] byla zavedena trvalá imunosupresivní léčba (Tacrolimus, Mykofenolátem mofetil). Pacientka [[PERSON_20]] má zvýšené riziko rejekce štěpu a infekčních komplikací.</w:t>
       </w:r>
     </w:p>
     <w:p>
@@ -391,7 +391,7 @@
         <w:spacing w:before="100" w:after="50"/>
       </w:pPr>
       <w:r>
-        <w:t>Pacient [[PERSON_23]] ([[BIRTH_ID_17]], číslo pojištěnce VZP: [[INSURANCE_ID_5]], [[ADDRESS_14]], tel.: [[PHONE_8]]) byl přijat na uzavřené oddělení Psychiatrické léčebny Bohnice s diagnózou F20.0 (schizofrenie paranoidní) s akutní psychotickou exacerbací. Hospitalizovaný [[PERSON_23]] měl bludy pronásledování a sluchové halucinace velící k agresivnímu chování. Pacient [[PERSON_23]] se pokusil o útok na personál a musel být bezpečnostně fixován. V anamnéze je 7 předchozích hospitalizací, 3 pokusy o sebevraždu (2018, 2021, 2024) a dlouhodobá noncompliance k léčbě. Ošetřující psychiatr MUDr. [[PERSON_21]], Ph.D. (registrace ČLK: 67890) indikoval léčbu depotními antipsychotiky (Risperidon-Consta 50mg i.m. q14d). Kontaktní osoba: sestra [[PERSON_22]] ([[BIRTH_ID_13]], [[PHONE_11]]).</w:t>
+        <w:t>Pacient [[PERSON_23]] ([[BIRTH_ID_18]], [[BIRTH_ID_19]], [[ADDRESS_14]], [[PHONE_8]]) byl přijat na uzavřené oddělení Psychiatrické léčebny Bohnice s diagnózou F20.0 (schizofrenie paranoidní) s akutní psychotickou exacerbací. Hospitalizovaný [[PERSON_23]] měl bludy pronásledování a sluchové halucinace velící k agresivnímu chování. Pacient [[PERSON_23]] se pokusil o útok na personál a musel být bezpečnostně fixován. V anamnéze je 7 předchozích hospitalizací, 3 pokusy o sebevraždu (2018, 2021, 2024) a dlouhodobá noncompliance k léčbě. Ošetřující psychiatr MUDr. [[PERSON_21]], Ph.D. (registrace ČLK: 67890) indikoval léčbu depotními antipsychotiky (Risperidon-Consta 50mg i.m. q14d). Kontaktní osoba: sestra [[PERSON_22]] ([[BIRTH_ID_13]], [[PHONE_16]]).</w:t>
       </w:r>
     </w:p>
     <w:p>
@@ -399,7 +399,7 @@
         <w:spacing w:before="50" w:after="50"/>
       </w:pPr>
       <w:r>
-        <w:t>Pacientka [[PERSON_25]] ([[BIRTH_ID_18]], pojištěnka OZP: [[INSURANCE_ID_6]], [[ADDRESS_15]], email: [[EMAIL_8]]) je hospitalizována pro těžkou depresivní epizodu s psychotickými příznaky F32.3. Pacientka [[PERSON_25]] měla vysoce letální pokus o sebevraždu oběšením, byla resuscitována a následně přijata na JIP. Léčená [[PERSON_25]] má v anamnéze dlouhodobé sebepoškozování (řezné rány na předloktích), bulimia nervosa F50.2 a závislost na benzodiazepinech F13.2. Byla jí zavedena elektrokonvulzivní terapie (ECT) a farmakoterapie (Venlafaxin 225mg, Quetiapin 400mg). Manžel Ing. [[PERSON_24]] ([[BIRTH_ID_19]]) žádá o rozvod.</w:t>
+        <w:t>Pacientka [[PERSON_25]] ([[BIRTH_ID_20]], pojištěnka OZP[[PHONE_17]], [[ADDRESS_15]], email: [[EMAIL_8]]) je hospitalizována pro těžkou depresivní epizodu s psychotickými příznaky F32.3. Pacientka [[PERSON_25]] měla vysoce letální pokus o sebevraždu oběšením, byla resuscitována a následně přijata na JIP. Léčená [[PERSON_25]] má v anamnéze dlouhodobé sebepoškozování (řezné rány na předloktích), bulimia nervosa F50.2 a závislost na benzodiazepinech F13.2. Byla jí zavedena elektrokonvulzivní terapie (ECT) a farmakoterapie (Venlafaxin 225mg, Quetiapin 400mg). Manžel Ing. [[PERSON_24]] ([[BIRTH_ID_21]]) žádá o rozvod.</w:t>
       </w:r>
     </w:p>
     <w:p>
@@ -416,7 +416,7 @@
         <w:spacing w:before="100" w:after="50"/>
       </w:pPr>
       <w:r>
-        <w:t>Obviněný [[PERSON_27]] ([[BIRTH_ID_20]], ID vězně: 2025-FOR-7845, [[ADDRESS_16]]) je ve výkonu zabezpečovací detence na Psychiatrické léčebně Bohnice, oddělení forenzní psychiatrie. Odsouzený [[PERSON_27]] byl uznán částečně nepříčetným a odsouzen k trestu odnětí svobody 15 let za vraždu dle § 140 tr. zákoníku spáchané pod vlivem akutní psychózy. Pachatel [[PERSON_27]] má diagnostikovanou paranoidní schizofrenii F20.0, antisociální poruchu osobnosti F60.2 a v anamnéze závislost na metamfetaminu F15.2. Forenzní psychiatr MUDr. [[PERSON_26]], CSc. (registrace ČLK: 78945) hodnotí riziko recidivy jako vysoké.</w:t>
+        <w:t>Obviněný [[PERSON_27]] ([[BIRTH_ID_22]], ID vězně: 2025-FOR-7845, [[ADDRESS_16]]) je ve výkonu zabezpečovací detence na Psychiatrické léčebně Bohnice, oddělení forenzní psychiatrie. Odsouzený [[PERSON_27]] byl uznán částečně nepříčetným a odsouzen k trestu odnětí svobody 15 let za vraždu dle § 140 tr. zákoníku spáchané pod vlivem akutní psychózy. Pachatel [[PERSON_27]] má diagnostikovanou paranoidní schizofrenii F20.0, antisociální poruchu osobnosti F60.2 a v anamnéze závislost na metamfetaminu F15.2. Forenzní psychiatr MUDr. [[PERSON_26]], CSc. (registrace ČLK: 78945) hodnotí riziko recidivy jako vysoké.</w:t>
       </w:r>
     </w:p>
     <w:p>
@@ -446,7 +446,7 @@
         <w:spacing w:before="100" w:after="50"/>
       </w:pPr>
       <w:r>
-        <w:t>Matka [[PERSON_32]] ([[BIRTH_ID_10]], [[ADDRESS_17]], [[PHONE_5]]) byla zbavena rodičovské zodpovědnosti k dětem: [[PERSON_31]] ([[BIRTH_ID_21]]), [[PERSON_30]] ([[BIRTH_ID_22]]) a [[PERSON_29]] ([[BIRTH_ID_23]]) z důvodu opakovaného fyzického a psychického zneužívání, zanedbávání péče a života v sociálně nepřijatelných podmínkách. Matce [[PERSON_17]] byl soudem uložen zákaz styku s dětmi. Má diagnostikovanou závislost na alkoholu F10.2, hraniční poruchu osobnosti F60.3 a je evidována na OSPOD. Otec dětí [[PERSON_28]] ([[BIRTH_ID_3]]) si odpykává trest odnětí svobody 8 let za týrání svěřené osoby dle § 198 tr. zákoníku ve Věznici Valdice.</w:t>
+        <w:t>Matka [[PERSON_32]] ([[BIRTH_ID_10]], [[ADDRESS_17]], [[PHONE_5]]) byla zbavena rodičovské zodpovědnosti k dětem: [[PERSON_31]] ([[BIRTH_ID_23]]), [[PERSON_30]] ([[BIRTH_ID_24]]) a [[PERSON_29]] ([[BIRTH_ID_25]]) z důvodu opakovaného fyzického a psychického zneužívání, zanedbávání péče a života v sociálně nepřijatelných podmínkách. Matce [[PERSON_17]] byl soudem uložen zákaz styku s dětmi. Má diagnostikovanou závislost na alkoholu F10.2, hraniční poruchu osobnosti F60.3 a je evidována na OSPOD. Otec dětí [[PERSON_28]] ([[BIRTH_ID_3]]) si odpykává trest odnětí svobody 8 let za týrání svěřené osoby dle § 198 tr. zákoníku ve Věznici Valdice.</w:t>
       </w:r>
     </w:p>
     <w:p>
@@ -454,7 +454,7 @@
         <w:spacing w:before="50" w:after="50"/>
       </w:pPr>
       <w:r>
-        <w:t>Pěstouni dětí jsou manželé JUDr. [[PERSON_33]] ([[BIRTH_ID_24]], [[ADDRESS_4]]) a Mgr. [[PERSON_34]] ([[BIRTH_ID_7]]). Pěstounům [[PERSON_6]] byl přiznán příspěvek na úhradu potřeb dítěte 13 900 Kč měsíčně na každé dítě a odměna pěstouna 7 800 Kč měsíčně. Sociální pracovnice PhDr. [[PERSON_35]] (ID: SP-2025-4578) pravidelně kontroluje podmínky péče.</w:t>
+        <w:t>Pěstouni dětí jsou manželé JUDr. [[PERSON_33]] ([[BIRTH_ID_26]], [[ADDRESS_4]]) a Mgr. [[PERSON_34]] ([[BIRTH_ID_7]]). Pěstounům [[PERSON_6]] byl přiznán příspěvek na úhradu potřeb dítěte 13 900 Kč měsíčně na každé dítě a odměna pěstouna 7 800 Kč měsíčně. Sociální pracovnice PhDr. [[PERSON_35]] (ID: SP-2025-4578) pravidelně kontroluje podmínky péče.</w:t>
       </w:r>
     </w:p>
     <w:p>
@@ -471,7 +471,7 @@
         <w:spacing w:before="100" w:after="50"/>
       </w:pPr>
       <w:r>
-        <w:t>Rozvedený Ing. [[PERSON_36]], MBA ([[BIRTH_ID_20]], [[ICO_1]], [[ADDRESS_18]], [[BANK_1]]) se rozvádí s manželkou PharmDr. [[PERSON_38]] ([[BIRTH_ID_8]], [[ADDRESS_19]]). Manželé mají společný majetek v hodnotě přesahující 87 000 000 Kč (nemovitosti, účty, akcie, podíly ve společnostech). Rozvedenému [[PERSON_5]] bylo uloženo výživné na nezletilé [[PERSON_40]] ([[BIRTH_ID_25]]) a [[PERSON_39]] ([[BIRTH_ID_26]]) ve výši 25 000 Kč měsíčně na každé dítě. Příjemkyní výživného je [[PERSON_38]]. Soudní znalec Ing. [[PERSON_37]], Ph.D. ([[ICO_2]]) ocenil společný majetek.</w:t>
+        <w:t>Rozvedený Ing. [[PERSON_36]], MBA ([[BIRTH_ID_22]], [[ICO_1]], [[ADDRESS_18]], [[BANK_1]]) se rozvádí s manželkou PharmDr. [[PERSON_38]] ([[BIRTH_ID_8]], [[ADDRESS_19]]). Manželé mají společný majetek v hodnotě přesahující 87 000 000 Kč (nemovitosti, účty, akcie, podíly ve společnostech). Rozvedenému [[PERSON_5]] bylo uloženo výživné na nezletilé [[PERSON_40]] ([[BIRTH_ID_27]]) a [[PERSON_39]] ([[BIRTH_ID_28]]) ve výši 25 000 Kč měsíčně na každé dítě. Příjemkyní výživného je [[PERSON_38]]. Soudní znalec Ing. [[PERSON_37]], Ph.D. ([[ICO_2]]) ocenil společný majetek.</w:t>
       </w:r>
     </w:p>
     <w:p>
@@ -501,7 +501,7 @@
         <w:spacing w:before="100" w:after="50"/>
       </w:pPr>
       <w:r>
-        <w:t>Dlužník [[PERSON_43]] ([[BIRTH_ID_27]], [[ADDRESS_20]], [[PHONE_12]]) má evidováno celkem 23 exekucí v úhrnné výši 5 847 900 Kč. Dlužníkovi [[PERSON_43]] byly zabaveny všechny bankovní účty, srážky ze mzdy činí 2/3 čisté mzdy (15 400 Kč měsíčně). Exekutoři: JUDr. [[PERSON_41]] (exekutorský úřad Ostrava, reg. 347/05), JUDr. [[PERSON_42]] (exekutorský úřad Karviná, reg. 156/08). Hlavní věřitelé: Home Credit a.s., Provident Financial s.r.o., ČSSZ (nedoplatky na pojistném 487 600 Kč), mobilní operátoři.</w:t>
+        <w:t>Dlužník [[PERSON_43]] ([[BIRTH_ID_29]], [[ADDRESS_20]], [[PHONE_18]]) má evidováno celkem 23 exekucí v úhrnné výši 5 847 900 Kč. Dlužníkovi [[PERSON_43]] byly zabaveny všechny bankovní účty, srážky ze mzdy činí 2/3 čisté mzdy (15 400 Kč měsíčně). Exekutoři: JUDr. [[PERSON_41]] (exekutorský úřad [[ADDRESS_21]], reg. 347/05), JUDr. [[PERSON_42]] (exekutorský úřad Karviná, reg. 156/08). Hlavní věřitelé: Home Credit a.s., Provident Financial s.r.o., ČSSZ (nedoplatky na pojistném 487 600 Kč), mobilní operátoři.</w:t>
       </w:r>
     </w:p>
     <w:p>
@@ -1354,7 +1354,7 @@
           </w:tcPr>
           <w:p>
             <w:r>
-              <w:t>[[BIRTH_ID_15]]</w:t>
+              <w:t>[[BIRTH_ID_16]]</w:t>
             </w:r>
           </w:p>
         </w:tc>
@@ -1408,6 +1408,708 @@
           </w:tcPr>
           <w:p>
             <w:r>
+              <w:t>[[BIRTH_ID_26]]</w:t>
+            </w:r>
+          </w:p>
+        </w:tc>
+        <w:tc>
+          <w:tcPr>
+            <w:tcW w:type="dxa" w:w="4360"/>
+            <w:tcBorders>
+              <w:top w:val="single" w:color="999999" w:sz="1"/>
+              <w:left w:val="single" w:color="999999" w:sz="1"/>
+              <w:bottom w:val="single" w:color="999999" w:sz="1"/>
+              <w:right w:val="single" w:color="999999" w:sz="1"/>
+            </w:tcBorders>
+          </w:tcPr>
+          <w:p>
+            <w:r>
+              <w:rPr>
+                <w:sz w:val="18"/>
+                <w:szCs w:val="18"/>
+              </w:rPr>
+              <w:t xml:space="preserve">Ošetřující onkolog</w:t>
+            </w:r>
+          </w:p>
+        </w:tc>
+      </w:tr>
+      <w:tr>
+        <w:tc>
+          <w:tcPr>
+            <w:tcW w:type="dxa" w:w="2500"/>
+            <w:tcBorders>
+              <w:top w:val="single" w:color="999999" w:sz="1"/>
+              <w:left w:val="single" w:color="999999" w:sz="1"/>
+              <w:bottom w:val="single" w:color="999999" w:sz="1"/>
+              <w:right w:val="single" w:color="999999" w:sz="1"/>
+            </w:tcBorders>
+          </w:tcPr>
+          <w:p>
+            <w:r>
+              <w:t>Bc. [[PERSON_18]]</w:t>
+            </w:r>
+          </w:p>
+        </w:tc>
+        <w:tc>
+          <w:tcPr>
+            <w:tcW w:type="dxa" w:w="2500"/>
+            <w:tcBorders>
+              <w:top w:val="single" w:color="999999" w:sz="1"/>
+              <w:left w:val="single" w:color="999999" w:sz="1"/>
+              <w:bottom w:val="single" w:color="999999" w:sz="1"/>
+              <w:right w:val="single" w:color="999999" w:sz="1"/>
+            </w:tcBorders>
+          </w:tcPr>
+          <w:p>
+            <w:r>
+              <w:t>[[BIRTH_ID_5]]</w:t>
+            </w:r>
+          </w:p>
+        </w:tc>
+        <w:tc>
+          <w:tcPr>
+            <w:tcW w:type="dxa" w:w="4360"/>
+            <w:tcBorders>
+              <w:top w:val="single" w:color="999999" w:sz="1"/>
+              <w:left w:val="single" w:color="999999" w:sz="1"/>
+              <w:bottom w:val="single" w:color="999999" w:sz="1"/>
+              <w:right w:val="single" w:color="999999" w:sz="1"/>
+            </w:tcBorders>
+          </w:tcPr>
+          <w:p>
+            <w:r>
+              <w:rPr>
+                <w:sz w:val="18"/>
+                <w:szCs w:val="18"/>
+              </w:rPr>
+              <w:t xml:space="preserve">Terminální selhání ledvin, dialýza 3×/týden</w:t>
+            </w:r>
+          </w:p>
+        </w:tc>
+      </w:tr>
+      <w:tr>
+        <w:tc>
+          <w:tcPr>
+            <w:tcW w:type="dxa" w:w="2500"/>
+            <w:tcBorders>
+              <w:top w:val="single" w:color="999999" w:sz="1"/>
+              <w:left w:val="single" w:color="999999" w:sz="1"/>
+              <w:bottom w:val="single" w:color="999999" w:sz="1"/>
+              <w:right w:val="single" w:color="999999" w:sz="1"/>
+            </w:tcBorders>
+          </w:tcPr>
+          <w:p>
+            <w:r>
+              <w:t>Mgr. [[PERSON_19]]</w:t>
+            </w:r>
+          </w:p>
+        </w:tc>
+        <w:tc>
+          <w:tcPr>
+            <w:tcW w:type="dxa" w:w="2500"/>
+            <w:tcBorders>
+              <w:top w:val="single" w:color="999999" w:sz="1"/>
+              <w:left w:val="single" w:color="999999" w:sz="1"/>
+              <w:bottom w:val="single" w:color="999999" w:sz="1"/>
+              <w:right w:val="single" w:color="999999" w:sz="1"/>
+            </w:tcBorders>
+          </w:tcPr>
+          <w:p>
+            <w:r>
+              <w:t>[[BIRTH_ID_17]]</w:t>
+            </w:r>
+          </w:p>
+        </w:tc>
+        <w:tc>
+          <w:tcPr>
+            <w:tcW w:type="dxa" w:w="4360"/>
+            <w:tcBorders>
+              <w:top w:val="single" w:color="999999" w:sz="1"/>
+              <w:left w:val="single" w:color="999999" w:sz="1"/>
+              <w:bottom w:val="single" w:color="999999" w:sz="1"/>
+              <w:right w:val="single" w:color="999999" w:sz="1"/>
+            </w:tcBorders>
+          </w:tcPr>
+          <w:p>
+            <w:r>
+              <w:rPr>
+                <w:sz w:val="18"/>
+                <w:szCs w:val="18"/>
+              </w:rPr>
+              <w:t xml:space="preserve">Potenciální dárce ledviny, HLA nekompatibilní</w:t>
+            </w:r>
+          </w:p>
+        </w:tc>
+      </w:tr>
+      <w:tr>
+        <w:tc>
+          <w:tcPr>
+            <w:tcW w:type="dxa" w:w="2500"/>
+            <w:tcBorders>
+              <w:top w:val="single" w:color="999999" w:sz="1"/>
+              <w:left w:val="single" w:color="999999" w:sz="1"/>
+              <w:bottom w:val="single" w:color="999999" w:sz="1"/>
+              <w:right w:val="single" w:color="999999" w:sz="1"/>
+            </w:tcBorders>
+          </w:tcPr>
+          <w:p>
+            <w:r>
+              <w:t>PhDr. [[PERSON_20]]</w:t>
+            </w:r>
+          </w:p>
+        </w:tc>
+        <w:tc>
+          <w:tcPr>
+            <w:tcW w:type="dxa" w:w="2500"/>
+            <w:tcBorders>
+              <w:top w:val="single" w:color="999999" w:sz="1"/>
+              <w:left w:val="single" w:color="999999" w:sz="1"/>
+              <w:bottom w:val="single" w:color="999999" w:sz="1"/>
+              <w:right w:val="single" w:color="999999" w:sz="1"/>
+            </w:tcBorders>
+          </w:tcPr>
+          <w:p>
+            <w:r>
+              <w:t>[[BIRTH_ID_11]]</w:t>
+            </w:r>
+          </w:p>
+        </w:tc>
+        <w:tc>
+          <w:tcPr>
+            <w:tcW w:type="dxa" w:w="4360"/>
+            <w:tcBorders>
+              <w:top w:val="single" w:color="999999" w:sz="1"/>
+              <w:left w:val="single" w:color="999999" w:sz="1"/>
+              <w:bottom w:val="single" w:color="999999" w:sz="1"/>
+              <w:right w:val="single" w:color="999999" w:sz="1"/>
+            </w:tcBorders>
+          </w:tcPr>
+          <w:p>
+            <w:r>
+              <w:rPr>
+                <w:sz w:val="18"/>
+                <w:szCs w:val="18"/>
+              </w:rPr>
+              <w:t xml:space="preserve">Transplantace jater, cirhóza K74.6</w:t>
+            </w:r>
+          </w:p>
+        </w:tc>
+      </w:tr>
+      <w:tr>
+        <w:tc>
+          <w:tcPr>
+            <w:tcW w:type="dxa" w:w="2500"/>
+            <w:tcBorders>
+              <w:top w:val="single" w:color="999999" w:sz="1"/>
+              <w:left w:val="single" w:color="999999" w:sz="1"/>
+              <w:bottom w:val="single" w:color="999999" w:sz="1"/>
+              <w:right w:val="single" w:color="999999" w:sz="1"/>
+            </w:tcBorders>
+          </w:tcPr>
+          <w:p>
+            <w:r>
+              <w:t>[[PERSON_23]]</w:t>
+            </w:r>
+          </w:p>
+        </w:tc>
+        <w:tc>
+          <w:tcPr>
+            <w:tcW w:type="dxa" w:w="2500"/>
+            <w:tcBorders>
+              <w:top w:val="single" w:color="999999" w:sz="1"/>
+              <w:left w:val="single" w:color="999999" w:sz="1"/>
+              <w:bottom w:val="single" w:color="999999" w:sz="1"/>
+              <w:right w:val="single" w:color="999999" w:sz="1"/>
+            </w:tcBorders>
+          </w:tcPr>
+          <w:p>
+            <w:r>
+              <w:t>[[BIRTH_ID_18]]</w:t>
+            </w:r>
+          </w:p>
+        </w:tc>
+        <w:tc>
+          <w:tcPr>
+            <w:tcW w:type="dxa" w:w="4360"/>
+            <w:tcBorders>
+              <w:top w:val="single" w:color="999999" w:sz="1"/>
+              <w:left w:val="single" w:color="999999" w:sz="1"/>
+              <w:bottom w:val="single" w:color="999999" w:sz="1"/>
+              <w:right w:val="single" w:color="999999" w:sz="1"/>
+            </w:tcBorders>
+          </w:tcPr>
+          <w:p>
+            <w:r>
+              <w:rPr>
+                <w:sz w:val="18"/>
+                <w:szCs w:val="18"/>
+              </w:rPr>
+              <w:t xml:space="preserve">Schizofrenie F20.0, 7 hospitalizací, 3× sebevražda</w:t>
+            </w:r>
+          </w:p>
+        </w:tc>
+      </w:tr>
+      <w:tr>
+        <w:tc>
+          <w:tcPr>
+            <w:tcW w:type="dxa" w:w="2500"/>
+            <w:tcBorders>
+              <w:top w:val="single" w:color="999999" w:sz="1"/>
+              <w:left w:val="single" w:color="999999" w:sz="1"/>
+              <w:bottom w:val="single" w:color="999999" w:sz="1"/>
+              <w:right w:val="single" w:color="999999" w:sz="1"/>
+            </w:tcBorders>
+          </w:tcPr>
+          <w:p>
+            <w:r>
+              <w:t>MUDr. [[PERSON_21]], Ph.D.</w:t>
+            </w:r>
+          </w:p>
+        </w:tc>
+        <w:tc>
+          <w:tcPr>
+            <w:tcW w:type="dxa" w:w="2500"/>
+            <w:tcBorders>
+              <w:top w:val="single" w:color="999999" w:sz="1"/>
+              <w:left w:val="single" w:color="999999" w:sz="1"/>
+              <w:bottom w:val="single" w:color="999999" w:sz="1"/>
+              <w:right w:val="single" w:color="999999" w:sz="1"/>
+            </w:tcBorders>
+          </w:tcPr>
+          <w:p>
+            <w:r>
+              <w:t>[[BIRTH_ID_30]]</w:t>
+            </w:r>
+          </w:p>
+        </w:tc>
+        <w:tc>
+          <w:tcPr>
+            <w:tcW w:type="dxa" w:w="4360"/>
+            <w:tcBorders>
+              <w:top w:val="single" w:color="999999" w:sz="1"/>
+              <w:left w:val="single" w:color="999999" w:sz="1"/>
+              <w:bottom w:val="single" w:color="999999" w:sz="1"/>
+              <w:right w:val="single" w:color="999999" w:sz="1"/>
+            </w:tcBorders>
+          </w:tcPr>
+          <w:p>
+            <w:r>
+              <w:rPr>
+                <w:sz w:val="18"/>
+                <w:szCs w:val="18"/>
+              </w:rPr>
+              <w:t xml:space="preserve">Ošetřující psychiatr</w:t>
+            </w:r>
+          </w:p>
+        </w:tc>
+      </w:tr>
+      <w:tr>
+        <w:tc>
+          <w:tcPr>
+            <w:tcW w:type="dxa" w:w="2500"/>
+            <w:tcBorders>
+              <w:top w:val="single" w:color="999999" w:sz="1"/>
+              <w:left w:val="single" w:color="999999" w:sz="1"/>
+              <w:bottom w:val="single" w:color="999999" w:sz="1"/>
+              <w:right w:val="single" w:color="999999" w:sz="1"/>
+            </w:tcBorders>
+          </w:tcPr>
+          <w:p>
+            <w:r>
+              <w:t>[[PERSON_22]]</w:t>
+            </w:r>
+          </w:p>
+        </w:tc>
+        <w:tc>
+          <w:tcPr>
+            <w:tcW w:type="dxa" w:w="2500"/>
+            <w:tcBorders>
+              <w:top w:val="single" w:color="999999" w:sz="1"/>
+              <w:left w:val="single" w:color="999999" w:sz="1"/>
+              <w:bottom w:val="single" w:color="999999" w:sz="1"/>
+              <w:right w:val="single" w:color="999999" w:sz="1"/>
+            </w:tcBorders>
+          </w:tcPr>
+          <w:p>
+            <w:r>
+              <w:t>[[BIRTH_ID_13]]</w:t>
+            </w:r>
+          </w:p>
+        </w:tc>
+        <w:tc>
+          <w:tcPr>
+            <w:tcW w:type="dxa" w:w="4360"/>
+            <w:tcBorders>
+              <w:top w:val="single" w:color="999999" w:sz="1"/>
+              <w:left w:val="single" w:color="999999" w:sz="1"/>
+              <w:bottom w:val="single" w:color="999999" w:sz="1"/>
+              <w:right w:val="single" w:color="999999" w:sz="1"/>
+            </w:tcBorders>
+          </w:tcPr>
+          <w:p>
+            <w:r>
+              <w:rPr>
+                <w:sz w:val="18"/>
+                <w:szCs w:val="18"/>
+              </w:rPr>
+              <w:t xml:space="preserve">Kontaktní osoba, sestra pacienta</w:t>
+            </w:r>
+          </w:p>
+        </w:tc>
+      </w:tr>
+      <w:tr>
+        <w:tc>
+          <w:tcPr>
+            <w:tcW w:type="dxa" w:w="2500"/>
+            <w:tcBorders>
+              <w:top w:val="single" w:color="999999" w:sz="1"/>
+              <w:left w:val="single" w:color="999999" w:sz="1"/>
+              <w:bottom w:val="single" w:color="999999" w:sz="1"/>
+              <w:right w:val="single" w:color="999999" w:sz="1"/>
+            </w:tcBorders>
+          </w:tcPr>
+          <w:p>
+            <w:r>
+              <w:t>[[PERSON_25]]</w:t>
+            </w:r>
+          </w:p>
+        </w:tc>
+        <w:tc>
+          <w:tcPr>
+            <w:tcW w:type="dxa" w:w="2500"/>
+            <w:tcBorders>
+              <w:top w:val="single" w:color="999999" w:sz="1"/>
+              <w:left w:val="single" w:color="999999" w:sz="1"/>
+              <w:bottom w:val="single" w:color="999999" w:sz="1"/>
+              <w:right w:val="single" w:color="999999" w:sz="1"/>
+            </w:tcBorders>
+          </w:tcPr>
+          <w:p>
+            <w:r>
+              <w:t>[[BIRTH_ID_20]]</w:t>
+            </w:r>
+          </w:p>
+        </w:tc>
+        <w:tc>
+          <w:tcPr>
+            <w:tcW w:type="dxa" w:w="4360"/>
+            <w:tcBorders>
+              <w:top w:val="single" w:color="999999" w:sz="1"/>
+              <w:left w:val="single" w:color="999999" w:sz="1"/>
+              <w:bottom w:val="single" w:color="999999" w:sz="1"/>
+              <w:right w:val="single" w:color="999999" w:sz="1"/>
+            </w:tcBorders>
+          </w:tcPr>
+          <w:p>
+            <w:r>
+              <w:rPr>
+                <w:sz w:val="18"/>
+                <w:szCs w:val="18"/>
+              </w:rPr>
+              <w:t xml:space="preserve">Těžká deprese F32.3, pokus o oběšení, ECT</w:t>
+            </w:r>
+          </w:p>
+        </w:tc>
+      </w:tr>
+      <w:tr>
+        <w:tc>
+          <w:tcPr>
+            <w:tcW w:type="dxa" w:w="2500"/>
+            <w:tcBorders>
+              <w:top w:val="single" w:color="999999" w:sz="1"/>
+              <w:left w:val="single" w:color="999999" w:sz="1"/>
+              <w:bottom w:val="single" w:color="999999" w:sz="1"/>
+              <w:right w:val="single" w:color="999999" w:sz="1"/>
+            </w:tcBorders>
+          </w:tcPr>
+          <w:p>
+            <w:r>
+              <w:t>Ing. [[PERSON_24]]</w:t>
+            </w:r>
+          </w:p>
+        </w:tc>
+        <w:tc>
+          <w:tcPr>
+            <w:tcW w:type="dxa" w:w="2500"/>
+            <w:tcBorders>
+              <w:top w:val="single" w:color="999999" w:sz="1"/>
+              <w:left w:val="single" w:color="999999" w:sz="1"/>
+              <w:bottom w:val="single" w:color="999999" w:sz="1"/>
+              <w:right w:val="single" w:color="999999" w:sz="1"/>
+            </w:tcBorders>
+          </w:tcPr>
+          <w:p>
+            <w:r>
+              <w:t>[[BIRTH_ID_21]]</w:t>
+            </w:r>
+          </w:p>
+        </w:tc>
+        <w:tc>
+          <w:tcPr>
+            <w:tcW w:type="dxa" w:w="4360"/>
+            <w:tcBorders>
+              <w:top w:val="single" w:color="999999" w:sz="1"/>
+              <w:left w:val="single" w:color="999999" w:sz="1"/>
+              <w:bottom w:val="single" w:color="999999" w:sz="1"/>
+              <w:right w:val="single" w:color="999999" w:sz="1"/>
+            </w:tcBorders>
+          </w:tcPr>
+          <w:p>
+            <w:r>
+              <w:rPr>
+                <w:sz w:val="18"/>
+                <w:szCs w:val="18"/>
+              </w:rPr>
+              <w:t xml:space="preserve">Manžel pacientky, žádá o rozvod</w:t>
+            </w:r>
+          </w:p>
+        </w:tc>
+      </w:tr>
+      <w:tr>
+        <w:tc>
+          <w:tcPr>
+            <w:tcW w:type="dxa" w:w="2500"/>
+            <w:tcBorders>
+              <w:top w:val="single" w:color="999999" w:sz="1"/>
+              <w:left w:val="single" w:color="999999" w:sz="1"/>
+              <w:bottom w:val="single" w:color="999999" w:sz="1"/>
+              <w:right w:val="single" w:color="999999" w:sz="1"/>
+            </w:tcBorders>
+          </w:tcPr>
+          <w:p>
+            <w:r>
+              <w:t>[[PERSON_27]]</w:t>
+            </w:r>
+          </w:p>
+        </w:tc>
+        <w:tc>
+          <w:tcPr>
+            <w:tcW w:type="dxa" w:w="2500"/>
+            <w:tcBorders>
+              <w:top w:val="single" w:color="999999" w:sz="1"/>
+              <w:left w:val="single" w:color="999999" w:sz="1"/>
+              <w:bottom w:val="single" w:color="999999" w:sz="1"/>
+              <w:right w:val="single" w:color="999999" w:sz="1"/>
+            </w:tcBorders>
+          </w:tcPr>
+          <w:p>
+            <w:r>
+              <w:t>[[BIRTH_ID_22]]</w:t>
+            </w:r>
+          </w:p>
+        </w:tc>
+        <w:tc>
+          <w:tcPr>
+            <w:tcW w:type="dxa" w:w="4360"/>
+            <w:tcBorders>
+              <w:top w:val="single" w:color="999999" w:sz="1"/>
+              <w:left w:val="single" w:color="999999" w:sz="1"/>
+              <w:bottom w:val="single" w:color="999999" w:sz="1"/>
+              <w:right w:val="single" w:color="999999" w:sz="1"/>
+            </w:tcBorders>
+          </w:tcPr>
+          <w:p>
+            <w:r>
+              <w:rPr>
+                <w:sz w:val="18"/>
+                <w:szCs w:val="18"/>
+              </w:rPr>
+              <w:t xml:space="preserve">Vražda § 140, zabezpečovací detence, F20.0</w:t>
+            </w:r>
+          </w:p>
+        </w:tc>
+      </w:tr>
+      <w:tr>
+        <w:tc>
+          <w:tcPr>
+            <w:tcW w:type="dxa" w:w="2500"/>
+            <w:tcBorders>
+              <w:top w:val="single" w:color="999999" w:sz="1"/>
+              <w:left w:val="single" w:color="999999" w:sz="1"/>
+              <w:bottom w:val="single" w:color="999999" w:sz="1"/>
+              <w:right w:val="single" w:color="999999" w:sz="1"/>
+            </w:tcBorders>
+          </w:tcPr>
+          <w:p>
+            <w:r>
+              <w:t>MUDr. [[PERSON_26]], CSc.</w:t>
+            </w:r>
+          </w:p>
+        </w:tc>
+        <w:tc>
+          <w:tcPr>
+            <w:tcW w:type="dxa" w:w="2500"/>
+            <w:tcBorders>
+              <w:top w:val="single" w:color="999999" w:sz="1"/>
+              <w:left w:val="single" w:color="999999" w:sz="1"/>
+              <w:bottom w:val="single" w:color="999999" w:sz="1"/>
+              <w:right w:val="single" w:color="999999" w:sz="1"/>
+            </w:tcBorders>
+          </w:tcPr>
+          <w:p>
+            <w:r>
+              <w:t>[[BIRTH_ID_30]]</w:t>
+            </w:r>
+          </w:p>
+        </w:tc>
+        <w:tc>
+          <w:tcPr>
+            <w:tcW w:type="dxa" w:w="4360"/>
+            <w:tcBorders>
+              <w:top w:val="single" w:color="999999" w:sz="1"/>
+              <w:left w:val="single" w:color="999999" w:sz="1"/>
+              <w:bottom w:val="single" w:color="999999" w:sz="1"/>
+              <w:right w:val="single" w:color="999999" w:sz="1"/>
+            </w:tcBorders>
+          </w:tcPr>
+          <w:p>
+            <w:r>
+              <w:rPr>
+                <w:sz w:val="18"/>
+                <w:szCs w:val="18"/>
+              </w:rPr>
+              <w:t xml:space="preserve">Forenzní psychiatr</w:t>
+            </w:r>
+          </w:p>
+        </w:tc>
+      </w:tr>
+      <w:tr>
+        <w:tc>
+          <w:tcPr>
+            <w:tcW w:type="dxa" w:w="2500"/>
+            <w:tcBorders>
+              <w:top w:val="single" w:color="999999" w:sz="1"/>
+              <w:left w:val="single" w:color="999999" w:sz="1"/>
+              <w:bottom w:val="single" w:color="999999" w:sz="1"/>
+              <w:right w:val="single" w:color="999999" w:sz="1"/>
+            </w:tcBorders>
+          </w:tcPr>
+          <w:p>
+            <w:r>
+              <w:t>[[PERSON_32]]</w:t>
+            </w:r>
+          </w:p>
+        </w:tc>
+        <w:tc>
+          <w:tcPr>
+            <w:tcW w:type="dxa" w:w="2500"/>
+            <w:tcBorders>
+              <w:top w:val="single" w:color="999999" w:sz="1"/>
+              <w:left w:val="single" w:color="999999" w:sz="1"/>
+              <w:bottom w:val="single" w:color="999999" w:sz="1"/>
+              <w:right w:val="single" w:color="999999" w:sz="1"/>
+            </w:tcBorders>
+          </w:tcPr>
+          <w:p>
+            <w:r>
+              <w:t>[[BIRTH_ID_10]]</w:t>
+            </w:r>
+          </w:p>
+        </w:tc>
+        <w:tc>
+          <w:tcPr>
+            <w:tcW w:type="dxa" w:w="4360"/>
+            <w:tcBorders>
+              <w:top w:val="single" w:color="999999" w:sz="1"/>
+              <w:left w:val="single" w:color="999999" w:sz="1"/>
+              <w:bottom w:val="single" w:color="999999" w:sz="1"/>
+              <w:right w:val="single" w:color="999999" w:sz="1"/>
+            </w:tcBorders>
+          </w:tcPr>
+          <w:p>
+            <w:r>
+              <w:rPr>
+                <w:sz w:val="18"/>
+                <w:szCs w:val="18"/>
+              </w:rPr>
+              <w:t xml:space="preserve">Zbavena rodičovské odpovědnosti, F10.2, F60.3</w:t>
+            </w:r>
+          </w:p>
+        </w:tc>
+      </w:tr>
+      <w:tr>
+        <w:tc>
+          <w:tcPr>
+            <w:tcW w:type="dxa" w:w="2500"/>
+            <w:tcBorders>
+              <w:top w:val="single" w:color="999999" w:sz="1"/>
+              <w:left w:val="single" w:color="999999" w:sz="1"/>
+              <w:bottom w:val="single" w:color="999999" w:sz="1"/>
+              <w:right w:val="single" w:color="999999" w:sz="1"/>
+            </w:tcBorders>
+          </w:tcPr>
+          <w:p>
+            <w:r>
+              <w:t>[[PERSON_31]]</w:t>
+            </w:r>
+          </w:p>
+        </w:tc>
+        <w:tc>
+          <w:tcPr>
+            <w:tcW w:type="dxa" w:w="2500"/>
+            <w:tcBorders>
+              <w:top w:val="single" w:color="999999" w:sz="1"/>
+              <w:left w:val="single" w:color="999999" w:sz="1"/>
+              <w:bottom w:val="single" w:color="999999" w:sz="1"/>
+              <w:right w:val="single" w:color="999999" w:sz="1"/>
+            </w:tcBorders>
+          </w:tcPr>
+          <w:p>
+            <w:r>
+              <w:t>[[BIRTH_ID_23]]</w:t>
+            </w:r>
+          </w:p>
+        </w:tc>
+        <w:tc>
+          <w:tcPr>
+            <w:tcW w:type="dxa" w:w="4360"/>
+            <w:tcBorders>
+              <w:top w:val="single" w:color="999999" w:sz="1"/>
+              <w:left w:val="single" w:color="999999" w:sz="1"/>
+              <w:bottom w:val="single" w:color="999999" w:sz="1"/>
+              <w:right w:val="single" w:color="999999" w:sz="1"/>
+            </w:tcBorders>
+          </w:tcPr>
+          <w:p>
+            <w:r>
+              <w:rPr>
+                <w:sz w:val="18"/>
+                <w:szCs w:val="18"/>
+              </w:rPr>
+              <w:t xml:space="preserve">Dítě odebrané z péče</w:t>
+            </w:r>
+          </w:p>
+        </w:tc>
+      </w:tr>
+      <w:tr>
+        <w:tc>
+          <w:tcPr>
+            <w:tcW w:type="dxa" w:w="2500"/>
+            <w:tcBorders>
+              <w:top w:val="single" w:color="999999" w:sz="1"/>
+              <w:left w:val="single" w:color="999999" w:sz="1"/>
+              <w:bottom w:val="single" w:color="999999" w:sz="1"/>
+              <w:right w:val="single" w:color="999999" w:sz="1"/>
+            </w:tcBorders>
+          </w:tcPr>
+          <w:p>
+            <w:r>
+              <w:t>[[PERSON_30]]</w:t>
+            </w:r>
+          </w:p>
+        </w:tc>
+        <w:tc>
+          <w:tcPr>
+            <w:tcW w:type="dxa" w:w="2500"/>
+            <w:tcBorders>
+              <w:top w:val="single" w:color="999999" w:sz="1"/>
+              <w:left w:val="single" w:color="999999" w:sz="1"/>
+              <w:bottom w:val="single" w:color="999999" w:sz="1"/>
+              <w:right w:val="single" w:color="999999" w:sz="1"/>
+            </w:tcBorders>
+          </w:tcPr>
+          <w:p>
+            <w:r>
               <w:t>[[BIRTH_ID_24]]</w:t>
             </w:r>
           </w:p>
@@ -1428,25 +2130,511 @@
                 <w:sz w:val="18"/>
                 <w:szCs w:val="18"/>
               </w:rPr>
-              <w:t xml:space="preserve">Ošetřující onkolog</w:t>
-            </w:r>
-          </w:p>
-        </w:tc>
-      </w:tr>
-      <w:tr>
-        <w:tc>
-          <w:tcPr>
-            <w:tcW w:type="dxa" w:w="2500"/>
-            <w:tcBorders>
-              <w:top w:val="single" w:color="999999" w:sz="1"/>
-              <w:left w:val="single" w:color="999999" w:sz="1"/>
-              <w:bottom w:val="single" w:color="999999" w:sz="1"/>
-              <w:right w:val="single" w:color="999999" w:sz="1"/>
-            </w:tcBorders>
-          </w:tcPr>
-          <w:p>
-            <w:r>
-              <w:t>Bc. [[PERSON_18]]</w:t>
+              <w:t xml:space="preserve">Dítě odebrané z péče</w:t>
+            </w:r>
+          </w:p>
+        </w:tc>
+      </w:tr>
+      <w:tr>
+        <w:tc>
+          <w:tcPr>
+            <w:tcW w:type="dxa" w:w="2500"/>
+            <w:tcBorders>
+              <w:top w:val="single" w:color="999999" w:sz="1"/>
+              <w:left w:val="single" w:color="999999" w:sz="1"/>
+              <w:bottom w:val="single" w:color="999999" w:sz="1"/>
+              <w:right w:val="single" w:color="999999" w:sz="1"/>
+            </w:tcBorders>
+          </w:tcPr>
+          <w:p>
+            <w:r>
+              <w:t>[[PERSON_29]]</w:t>
+            </w:r>
+          </w:p>
+        </w:tc>
+        <w:tc>
+          <w:tcPr>
+            <w:tcW w:type="dxa" w:w="2500"/>
+            <w:tcBorders>
+              <w:top w:val="single" w:color="999999" w:sz="1"/>
+              <w:left w:val="single" w:color="999999" w:sz="1"/>
+              <w:bottom w:val="single" w:color="999999" w:sz="1"/>
+              <w:right w:val="single" w:color="999999" w:sz="1"/>
+            </w:tcBorders>
+          </w:tcPr>
+          <w:p>
+            <w:r>
+              <w:t>[[BIRTH_ID_25]]</w:t>
+            </w:r>
+          </w:p>
+        </w:tc>
+        <w:tc>
+          <w:tcPr>
+            <w:tcW w:type="dxa" w:w="4360"/>
+            <w:tcBorders>
+              <w:top w:val="single" w:color="999999" w:sz="1"/>
+              <w:left w:val="single" w:color="999999" w:sz="1"/>
+              <w:bottom w:val="single" w:color="999999" w:sz="1"/>
+              <w:right w:val="single" w:color="999999" w:sz="1"/>
+            </w:tcBorders>
+          </w:tcPr>
+          <w:p>
+            <w:r>
+              <w:rPr>
+                <w:sz w:val="18"/>
+                <w:szCs w:val="18"/>
+              </w:rPr>
+              <w:t xml:space="preserve">Dítě odebrané z péče</w:t>
+            </w:r>
+          </w:p>
+        </w:tc>
+      </w:tr>
+      <w:tr>
+        <w:tc>
+          <w:tcPr>
+            <w:tcW w:type="dxa" w:w="2500"/>
+            <w:tcBorders>
+              <w:top w:val="single" w:color="999999" w:sz="1"/>
+              <w:left w:val="single" w:color="999999" w:sz="1"/>
+              <w:bottom w:val="single" w:color="999999" w:sz="1"/>
+              <w:right w:val="single" w:color="999999" w:sz="1"/>
+            </w:tcBorders>
+          </w:tcPr>
+          <w:p>
+            <w:r>
+              <w:t>[[PERSON_28]]</w:t>
+            </w:r>
+          </w:p>
+        </w:tc>
+        <w:tc>
+          <w:tcPr>
+            <w:tcW w:type="dxa" w:w="2500"/>
+            <w:tcBorders>
+              <w:top w:val="single" w:color="999999" w:sz="1"/>
+              <w:left w:val="single" w:color="999999" w:sz="1"/>
+              <w:bottom w:val="single" w:color="999999" w:sz="1"/>
+              <w:right w:val="single" w:color="999999" w:sz="1"/>
+            </w:tcBorders>
+          </w:tcPr>
+          <w:p>
+            <w:r>
+              <w:t>[[BIRTH_ID_3]]</w:t>
+            </w:r>
+          </w:p>
+        </w:tc>
+        <w:tc>
+          <w:tcPr>
+            <w:tcW w:type="dxa" w:w="4360"/>
+            <w:tcBorders>
+              <w:top w:val="single" w:color="999999" w:sz="1"/>
+              <w:left w:val="single" w:color="999999" w:sz="1"/>
+              <w:bottom w:val="single" w:color="999999" w:sz="1"/>
+              <w:right w:val="single" w:color="999999" w:sz="1"/>
+            </w:tcBorders>
+          </w:tcPr>
+          <w:p>
+            <w:r>
+              <w:rPr>
+                <w:sz w:val="18"/>
+                <w:szCs w:val="18"/>
+              </w:rPr>
+              <w:t xml:space="preserve">Otec, trest 8 let za týrání § 198</w:t>
+            </w:r>
+          </w:p>
+        </w:tc>
+      </w:tr>
+      <w:tr>
+        <w:tc>
+          <w:tcPr>
+            <w:tcW w:type="dxa" w:w="2500"/>
+            <w:tcBorders>
+              <w:top w:val="single" w:color="999999" w:sz="1"/>
+              <w:left w:val="single" w:color="999999" w:sz="1"/>
+              <w:bottom w:val="single" w:color="999999" w:sz="1"/>
+              <w:right w:val="single" w:color="999999" w:sz="1"/>
+            </w:tcBorders>
+          </w:tcPr>
+          <w:p>
+            <w:r>
+              <w:t>JUDr. [[PERSON_33]]</w:t>
+            </w:r>
+          </w:p>
+        </w:tc>
+        <w:tc>
+          <w:tcPr>
+            <w:tcW w:type="dxa" w:w="2500"/>
+            <w:tcBorders>
+              <w:top w:val="single" w:color="999999" w:sz="1"/>
+              <w:left w:val="single" w:color="999999" w:sz="1"/>
+              <w:bottom w:val="single" w:color="999999" w:sz="1"/>
+              <w:right w:val="single" w:color="999999" w:sz="1"/>
+            </w:tcBorders>
+          </w:tcPr>
+          <w:p>
+            <w:r>
+              <w:t>[[BIRTH_ID_26]]</w:t>
+            </w:r>
+          </w:p>
+        </w:tc>
+        <w:tc>
+          <w:tcPr>
+            <w:tcW w:type="dxa" w:w="4360"/>
+            <w:tcBorders>
+              <w:top w:val="single" w:color="999999" w:sz="1"/>
+              <w:left w:val="single" w:color="999999" w:sz="1"/>
+              <w:bottom w:val="single" w:color="999999" w:sz="1"/>
+              <w:right w:val="single" w:color="999999" w:sz="1"/>
+            </w:tcBorders>
+          </w:tcPr>
+          <w:p>
+            <w:r>
+              <w:rPr>
+                <w:sz w:val="18"/>
+                <w:szCs w:val="18"/>
+              </w:rPr>
+              <w:t xml:space="preserve">Pěstoun</w:t>
+            </w:r>
+          </w:p>
+        </w:tc>
+      </w:tr>
+      <w:tr>
+        <w:tc>
+          <w:tcPr>
+            <w:tcW w:type="dxa" w:w="2500"/>
+            <w:tcBorders>
+              <w:top w:val="single" w:color="999999" w:sz="1"/>
+              <w:left w:val="single" w:color="999999" w:sz="1"/>
+              <w:bottom w:val="single" w:color="999999" w:sz="1"/>
+              <w:right w:val="single" w:color="999999" w:sz="1"/>
+            </w:tcBorders>
+          </w:tcPr>
+          <w:p>
+            <w:r>
+              <w:t>Mgr. [[PERSON_34]]</w:t>
+            </w:r>
+          </w:p>
+        </w:tc>
+        <w:tc>
+          <w:tcPr>
+            <w:tcW w:type="dxa" w:w="2500"/>
+            <w:tcBorders>
+              <w:top w:val="single" w:color="999999" w:sz="1"/>
+              <w:left w:val="single" w:color="999999" w:sz="1"/>
+              <w:bottom w:val="single" w:color="999999" w:sz="1"/>
+              <w:right w:val="single" w:color="999999" w:sz="1"/>
+            </w:tcBorders>
+          </w:tcPr>
+          <w:p>
+            <w:r>
+              <w:t>[[BIRTH_ID_7]]</w:t>
+            </w:r>
+          </w:p>
+        </w:tc>
+        <w:tc>
+          <w:tcPr>
+            <w:tcW w:type="dxa" w:w="4360"/>
+            <w:tcBorders>
+              <w:top w:val="single" w:color="999999" w:sz="1"/>
+              <w:left w:val="single" w:color="999999" w:sz="1"/>
+              <w:bottom w:val="single" w:color="999999" w:sz="1"/>
+              <w:right w:val="single" w:color="999999" w:sz="1"/>
+            </w:tcBorders>
+          </w:tcPr>
+          <w:p>
+            <w:r>
+              <w:rPr>
+                <w:sz w:val="18"/>
+                <w:szCs w:val="18"/>
+              </w:rPr>
+              <w:t xml:space="preserve">Pěstounka</w:t>
+            </w:r>
+          </w:p>
+        </w:tc>
+      </w:tr>
+      <w:tr>
+        <w:tc>
+          <w:tcPr>
+            <w:tcW w:type="dxa" w:w="2500"/>
+            <w:tcBorders>
+              <w:top w:val="single" w:color="999999" w:sz="1"/>
+              <w:left w:val="single" w:color="999999" w:sz="1"/>
+              <w:bottom w:val="single" w:color="999999" w:sz="1"/>
+              <w:right w:val="single" w:color="999999" w:sz="1"/>
+            </w:tcBorders>
+          </w:tcPr>
+          <w:p>
+            <w:r>
+              <w:t>PhDr. [[PERSON_35]]</w:t>
+            </w:r>
+          </w:p>
+        </w:tc>
+        <w:tc>
+          <w:tcPr>
+            <w:tcW w:type="dxa" w:w="2500"/>
+            <w:tcBorders>
+              <w:top w:val="single" w:color="999999" w:sz="1"/>
+              <w:left w:val="single" w:color="999999" w:sz="1"/>
+              <w:bottom w:val="single" w:color="999999" w:sz="1"/>
+              <w:right w:val="single" w:color="999999" w:sz="1"/>
+            </w:tcBorders>
+          </w:tcPr>
+          <w:p>
+            <w:r>
+              <w:t>[[BIRTH_ID_31]]</w:t>
+            </w:r>
+          </w:p>
+        </w:tc>
+        <w:tc>
+          <w:tcPr>
+            <w:tcW w:type="dxa" w:w="4360"/>
+            <w:tcBorders>
+              <w:top w:val="single" w:color="999999" w:sz="1"/>
+              <w:left w:val="single" w:color="999999" w:sz="1"/>
+              <w:bottom w:val="single" w:color="999999" w:sz="1"/>
+              <w:right w:val="single" w:color="999999" w:sz="1"/>
+            </w:tcBorders>
+          </w:tcPr>
+          <w:p>
+            <w:r>
+              <w:rPr>
+                <w:sz w:val="18"/>
+                <w:szCs w:val="18"/>
+              </w:rPr>
+              <w:t xml:space="preserve">Sociální pracovnice OSPOD</w:t>
+            </w:r>
+          </w:p>
+        </w:tc>
+      </w:tr>
+      <w:tr>
+        <w:tc>
+          <w:tcPr>
+            <w:tcW w:type="dxa" w:w="2500"/>
+            <w:tcBorders>
+              <w:top w:val="single" w:color="999999" w:sz="1"/>
+              <w:left w:val="single" w:color="999999" w:sz="1"/>
+              <w:bottom w:val="single" w:color="999999" w:sz="1"/>
+              <w:right w:val="single" w:color="999999" w:sz="1"/>
+            </w:tcBorders>
+          </w:tcPr>
+          <w:p>
+            <w:r>
+              <w:t>Ing. [[PERSON_36]], MBA</w:t>
+            </w:r>
+          </w:p>
+        </w:tc>
+        <w:tc>
+          <w:tcPr>
+            <w:tcW w:type="dxa" w:w="2500"/>
+            <w:tcBorders>
+              <w:top w:val="single" w:color="999999" w:sz="1"/>
+              <w:left w:val="single" w:color="999999" w:sz="1"/>
+              <w:bottom w:val="single" w:color="999999" w:sz="1"/>
+              <w:right w:val="single" w:color="999999" w:sz="1"/>
+            </w:tcBorders>
+          </w:tcPr>
+          <w:p>
+            <w:r>
+              <w:t>[[BIRTH_ID_22]]</w:t>
+            </w:r>
+          </w:p>
+        </w:tc>
+        <w:tc>
+          <w:tcPr>
+            <w:tcW w:type="dxa" w:w="4360"/>
+            <w:tcBorders>
+              <w:top w:val="single" w:color="999999" w:sz="1"/>
+              <w:left w:val="single" w:color="999999" w:sz="1"/>
+              <w:bottom w:val="single" w:color="999999" w:sz="1"/>
+              <w:right w:val="single" w:color="999999" w:sz="1"/>
+            </w:tcBorders>
+          </w:tcPr>
+          <w:p>
+            <w:r>
+              <w:rPr>
+                <w:sz w:val="18"/>
+                <w:szCs w:val="18"/>
+              </w:rPr>
+              <w:t xml:space="preserve">Rozvod, majetek 87 mil. Kč</w:t>
+            </w:r>
+          </w:p>
+        </w:tc>
+      </w:tr>
+      <w:tr>
+        <w:tc>
+          <w:tcPr>
+            <w:tcW w:type="dxa" w:w="2500"/>
+            <w:tcBorders>
+              <w:top w:val="single" w:color="999999" w:sz="1"/>
+              <w:left w:val="single" w:color="999999" w:sz="1"/>
+              <w:bottom w:val="single" w:color="999999" w:sz="1"/>
+              <w:right w:val="single" w:color="999999" w:sz="1"/>
+            </w:tcBorders>
+          </w:tcPr>
+          <w:p>
+            <w:r>
+              <w:t>PharmDr. [[PERSON_38]]</w:t>
+            </w:r>
+          </w:p>
+        </w:tc>
+        <w:tc>
+          <w:tcPr>
+            <w:tcW w:type="dxa" w:w="2500"/>
+            <w:tcBorders>
+              <w:top w:val="single" w:color="999999" w:sz="1"/>
+              <w:left w:val="single" w:color="999999" w:sz="1"/>
+              <w:bottom w:val="single" w:color="999999" w:sz="1"/>
+              <w:right w:val="single" w:color="999999" w:sz="1"/>
+            </w:tcBorders>
+          </w:tcPr>
+          <w:p>
+            <w:r>
+              <w:t>[[BIRTH_ID_8]]</w:t>
+            </w:r>
+          </w:p>
+        </w:tc>
+        <w:tc>
+          <w:tcPr>
+            <w:tcW w:type="dxa" w:w="4360"/>
+            <w:tcBorders>
+              <w:top w:val="single" w:color="999999" w:sz="1"/>
+              <w:left w:val="single" w:color="999999" w:sz="1"/>
+              <w:bottom w:val="single" w:color="999999" w:sz="1"/>
+              <w:right w:val="single" w:color="999999" w:sz="1"/>
+            </w:tcBorders>
+          </w:tcPr>
+          <w:p>
+            <w:r>
+              <w:rPr>
+                <w:sz w:val="18"/>
+                <w:szCs w:val="18"/>
+              </w:rPr>
+              <w:t xml:space="preserve">Rozvedená, příjemkyně výživného</w:t>
+            </w:r>
+          </w:p>
+        </w:tc>
+      </w:tr>
+      <w:tr>
+        <w:tc>
+          <w:tcPr>
+            <w:tcW w:type="dxa" w:w="2500"/>
+            <w:tcBorders>
+              <w:top w:val="single" w:color="999999" w:sz="1"/>
+              <w:left w:val="single" w:color="999999" w:sz="1"/>
+              <w:bottom w:val="single" w:color="999999" w:sz="1"/>
+              <w:right w:val="single" w:color="999999" w:sz="1"/>
+            </w:tcBorders>
+          </w:tcPr>
+          <w:p>
+            <w:r>
+              <w:t>[[PERSON_40]]</w:t>
+            </w:r>
+          </w:p>
+        </w:tc>
+        <w:tc>
+          <w:tcPr>
+            <w:tcW w:type="dxa" w:w="2500"/>
+            <w:tcBorders>
+              <w:top w:val="single" w:color="999999" w:sz="1"/>
+              <w:left w:val="single" w:color="999999" w:sz="1"/>
+              <w:bottom w:val="single" w:color="999999" w:sz="1"/>
+              <w:right w:val="single" w:color="999999" w:sz="1"/>
+            </w:tcBorders>
+          </w:tcPr>
+          <w:p>
+            <w:r>
+              <w:t>[[BIRTH_ID_27]]</w:t>
+            </w:r>
+          </w:p>
+        </w:tc>
+        <w:tc>
+          <w:tcPr>
+            <w:tcW w:type="dxa" w:w="4360"/>
+            <w:tcBorders>
+              <w:top w:val="single" w:color="999999" w:sz="1"/>
+              <w:left w:val="single" w:color="999999" w:sz="1"/>
+              <w:bottom w:val="single" w:color="999999" w:sz="1"/>
+              <w:right w:val="single" w:color="999999" w:sz="1"/>
+            </w:tcBorders>
+          </w:tcPr>
+          <w:p>
+            <w:r>
+              <w:rPr>
+                <w:sz w:val="18"/>
+                <w:szCs w:val="18"/>
+              </w:rPr>
+              <w:t xml:space="preserve">Nezletilá, výživné 25 000 Kč/měs</w:t>
+            </w:r>
+          </w:p>
+        </w:tc>
+      </w:tr>
+      <w:tr>
+        <w:tc>
+          <w:tcPr>
+            <w:tcW w:type="dxa" w:w="2500"/>
+            <w:tcBorders>
+              <w:top w:val="single" w:color="999999" w:sz="1"/>
+              <w:left w:val="single" w:color="999999" w:sz="1"/>
+              <w:bottom w:val="single" w:color="999999" w:sz="1"/>
+              <w:right w:val="single" w:color="999999" w:sz="1"/>
+            </w:tcBorders>
+          </w:tcPr>
+          <w:p>
+            <w:r>
+              <w:t>[[PERSON_39]]</w:t>
+            </w:r>
+          </w:p>
+        </w:tc>
+        <w:tc>
+          <w:tcPr>
+            <w:tcW w:type="dxa" w:w="2500"/>
+            <w:tcBorders>
+              <w:top w:val="single" w:color="999999" w:sz="1"/>
+              <w:left w:val="single" w:color="999999" w:sz="1"/>
+              <w:bottom w:val="single" w:color="999999" w:sz="1"/>
+              <w:right w:val="single" w:color="999999" w:sz="1"/>
+            </w:tcBorders>
+          </w:tcPr>
+          <w:p>
+            <w:r>
+              <w:t>[[BIRTH_ID_28]]</w:t>
+            </w:r>
+          </w:p>
+        </w:tc>
+        <w:tc>
+          <w:tcPr>
+            <w:tcW w:type="dxa" w:w="4360"/>
+            <w:tcBorders>
+              <w:top w:val="single" w:color="999999" w:sz="1"/>
+              <w:left w:val="single" w:color="999999" w:sz="1"/>
+              <w:bottom w:val="single" w:color="999999" w:sz="1"/>
+              <w:right w:val="single" w:color="999999" w:sz="1"/>
+            </w:tcBorders>
+          </w:tcPr>
+          <w:p>
+            <w:r>
+              <w:rPr>
+                <w:sz w:val="18"/>
+                <w:szCs w:val="18"/>
+              </w:rPr>
+              <w:t xml:space="preserve">Nezletilá, výživné 25 000 Kč/měs</w:t>
+            </w:r>
+          </w:p>
+        </w:tc>
+      </w:tr>
+      <w:tr>
+        <w:tc>
+          <w:tcPr>
+            <w:tcW w:type="dxa" w:w="2500"/>
+            <w:tcBorders>
+              <w:top w:val="single" w:color="999999" w:sz="1"/>
+              <w:left w:val="single" w:color="999999" w:sz="1"/>
+              <w:bottom w:val="single" w:color="999999" w:sz="1"/>
+              <w:right w:val="single" w:color="999999" w:sz="1"/>
+            </w:tcBorders>
+          </w:tcPr>
+          <w:p>
+            <w:r>
+              <w:t>Ing. [[PERSON_37]], Ph.D.</w:t>
             </w:r>
           </w:p>
         </w:tc>
@@ -1482,727 +2670,183 @@
                 <w:sz w:val="18"/>
                 <w:szCs w:val="18"/>
               </w:rPr>
-              <w:t xml:space="preserve">Terminální selhání ledvin, dialýza 3×/týden</w:t>
-            </w:r>
-          </w:p>
-        </w:tc>
-      </w:tr>
-      <w:tr>
-        <w:tc>
-          <w:tcPr>
-            <w:tcW w:type="dxa" w:w="2500"/>
-            <w:tcBorders>
-              <w:top w:val="single" w:color="999999" w:sz="1"/>
-              <w:left w:val="single" w:color="999999" w:sz="1"/>
-              <w:bottom w:val="single" w:color="999999" w:sz="1"/>
-              <w:right w:val="single" w:color="999999" w:sz="1"/>
-            </w:tcBorders>
-          </w:tcPr>
-          <w:p>
-            <w:r>
-              <w:t>Mgr. [[PERSON_19]]</w:t>
-            </w:r>
-          </w:p>
-        </w:tc>
-        <w:tc>
-          <w:tcPr>
-            <w:tcW w:type="dxa" w:w="2500"/>
-            <w:tcBorders>
-              <w:top w:val="single" w:color="999999" w:sz="1"/>
-              <w:left w:val="single" w:color="999999" w:sz="1"/>
-              <w:bottom w:val="single" w:color="999999" w:sz="1"/>
-              <w:right w:val="single" w:color="999999" w:sz="1"/>
-            </w:tcBorders>
-          </w:tcPr>
-          <w:p>
-            <w:r>
-              <w:t>[[BIRTH_ID_16]]</w:t>
-            </w:r>
-          </w:p>
-        </w:tc>
-        <w:tc>
-          <w:tcPr>
-            <w:tcW w:type="dxa" w:w="4360"/>
-            <w:tcBorders>
-              <w:top w:val="single" w:color="999999" w:sz="1"/>
-              <w:left w:val="single" w:color="999999" w:sz="1"/>
-              <w:bottom w:val="single" w:color="999999" w:sz="1"/>
-              <w:right w:val="single" w:color="999999" w:sz="1"/>
-            </w:tcBorders>
-          </w:tcPr>
-          <w:p>
-            <w:r>
-              <w:rPr>
-                <w:sz w:val="18"/>
-                <w:szCs w:val="18"/>
-              </w:rPr>
-              <w:t xml:space="preserve">Potenciální dárce ledviny, HLA nekompatibilní</w:t>
-            </w:r>
-          </w:p>
-        </w:tc>
-      </w:tr>
-      <w:tr>
-        <w:tc>
-          <w:tcPr>
-            <w:tcW w:type="dxa" w:w="2500"/>
-            <w:tcBorders>
-              <w:top w:val="single" w:color="999999" w:sz="1"/>
-              <w:left w:val="single" w:color="999999" w:sz="1"/>
-              <w:bottom w:val="single" w:color="999999" w:sz="1"/>
-              <w:right w:val="single" w:color="999999" w:sz="1"/>
-            </w:tcBorders>
-          </w:tcPr>
-          <w:p>
-            <w:r>
-              <w:t>PhDr. [[PERSON_20]]</w:t>
-            </w:r>
-          </w:p>
-        </w:tc>
-        <w:tc>
-          <w:tcPr>
-            <w:tcW w:type="dxa" w:w="2500"/>
-            <w:tcBorders>
-              <w:top w:val="single" w:color="999999" w:sz="1"/>
-              <w:left w:val="single" w:color="999999" w:sz="1"/>
-              <w:bottom w:val="single" w:color="999999" w:sz="1"/>
-              <w:right w:val="single" w:color="999999" w:sz="1"/>
-            </w:tcBorders>
-          </w:tcPr>
-          <w:p>
-            <w:r>
-              <w:t>[[BIRTH_ID_11]]</w:t>
-            </w:r>
-          </w:p>
-        </w:tc>
-        <w:tc>
-          <w:tcPr>
-            <w:tcW w:type="dxa" w:w="4360"/>
-            <w:tcBorders>
-              <w:top w:val="single" w:color="999999" w:sz="1"/>
-              <w:left w:val="single" w:color="999999" w:sz="1"/>
-              <w:bottom w:val="single" w:color="999999" w:sz="1"/>
-              <w:right w:val="single" w:color="999999" w:sz="1"/>
-            </w:tcBorders>
-          </w:tcPr>
-          <w:p>
-            <w:r>
-              <w:rPr>
-                <w:sz w:val="18"/>
-                <w:szCs w:val="18"/>
-              </w:rPr>
-              <w:t xml:space="preserve">Transplantace jater, cirhóza K74.6</w:t>
-            </w:r>
-          </w:p>
-        </w:tc>
-      </w:tr>
-      <w:tr>
-        <w:tc>
-          <w:tcPr>
-            <w:tcW w:type="dxa" w:w="2500"/>
-            <w:tcBorders>
-              <w:top w:val="single" w:color="999999" w:sz="1"/>
-              <w:left w:val="single" w:color="999999" w:sz="1"/>
-              <w:bottom w:val="single" w:color="999999" w:sz="1"/>
-              <w:right w:val="single" w:color="999999" w:sz="1"/>
-            </w:tcBorders>
-          </w:tcPr>
-          <w:p>
-            <w:r>
-              <w:t>[[PERSON_23]]</w:t>
-            </w:r>
-          </w:p>
-        </w:tc>
-        <w:tc>
-          <w:tcPr>
-            <w:tcW w:type="dxa" w:w="2500"/>
-            <w:tcBorders>
-              <w:top w:val="single" w:color="999999" w:sz="1"/>
-              <w:left w:val="single" w:color="999999" w:sz="1"/>
-              <w:bottom w:val="single" w:color="999999" w:sz="1"/>
-              <w:right w:val="single" w:color="999999" w:sz="1"/>
-            </w:tcBorders>
-          </w:tcPr>
-          <w:p>
-            <w:r>
-              <w:t>[[BIRTH_ID_17]]</w:t>
-            </w:r>
-          </w:p>
-        </w:tc>
-        <w:tc>
-          <w:tcPr>
-            <w:tcW w:type="dxa" w:w="4360"/>
-            <w:tcBorders>
-              <w:top w:val="single" w:color="999999" w:sz="1"/>
-              <w:left w:val="single" w:color="999999" w:sz="1"/>
-              <w:bottom w:val="single" w:color="999999" w:sz="1"/>
-              <w:right w:val="single" w:color="999999" w:sz="1"/>
-            </w:tcBorders>
-          </w:tcPr>
-          <w:p>
-            <w:r>
-              <w:rPr>
-                <w:sz w:val="18"/>
-                <w:szCs w:val="18"/>
-              </w:rPr>
-              <w:t xml:space="preserve">Schizofrenie F20.0, 7 hospitalizací, 3× sebevražda</w:t>
-            </w:r>
-          </w:p>
-        </w:tc>
-      </w:tr>
-      <w:tr>
-        <w:tc>
-          <w:tcPr>
-            <w:tcW w:type="dxa" w:w="2500"/>
-            <w:tcBorders>
-              <w:top w:val="single" w:color="999999" w:sz="1"/>
-              <w:left w:val="single" w:color="999999" w:sz="1"/>
-              <w:bottom w:val="single" w:color="999999" w:sz="1"/>
-              <w:right w:val="single" w:color="999999" w:sz="1"/>
-            </w:tcBorders>
-          </w:tcPr>
-          <w:p>
-            <w:r>
-              <w:t>MUDr. [[PERSON_21]], Ph.D.</w:t>
-            </w:r>
-          </w:p>
-        </w:tc>
-        <w:tc>
-          <w:tcPr>
-            <w:tcW w:type="dxa" w:w="2500"/>
-            <w:tcBorders>
-              <w:top w:val="single" w:color="999999" w:sz="1"/>
-              <w:left w:val="single" w:color="999999" w:sz="1"/>
-              <w:bottom w:val="single" w:color="999999" w:sz="1"/>
-              <w:right w:val="single" w:color="999999" w:sz="1"/>
-            </w:tcBorders>
-          </w:tcPr>
-          <w:p>
-            <w:r>
-              <w:t>[[BIRTH_ID_28]]</w:t>
-            </w:r>
-          </w:p>
-        </w:tc>
-        <w:tc>
-          <w:tcPr>
-            <w:tcW w:type="dxa" w:w="4360"/>
-            <w:tcBorders>
-              <w:top w:val="single" w:color="999999" w:sz="1"/>
-              <w:left w:val="single" w:color="999999" w:sz="1"/>
-              <w:bottom w:val="single" w:color="999999" w:sz="1"/>
-              <w:right w:val="single" w:color="999999" w:sz="1"/>
-            </w:tcBorders>
-          </w:tcPr>
-          <w:p>
-            <w:r>
-              <w:rPr>
-                <w:sz w:val="18"/>
-                <w:szCs w:val="18"/>
-              </w:rPr>
-              <w:t xml:space="preserve">Ošetřující psychiatr</w:t>
-            </w:r>
-          </w:p>
-        </w:tc>
-      </w:tr>
-      <w:tr>
-        <w:tc>
-          <w:tcPr>
-            <w:tcW w:type="dxa" w:w="2500"/>
-            <w:tcBorders>
-              <w:top w:val="single" w:color="999999" w:sz="1"/>
-              <w:left w:val="single" w:color="999999" w:sz="1"/>
-              <w:bottom w:val="single" w:color="999999" w:sz="1"/>
-              <w:right w:val="single" w:color="999999" w:sz="1"/>
-            </w:tcBorders>
-          </w:tcPr>
-          <w:p>
-            <w:r>
-              <w:t>[[PERSON_22]]</w:t>
-            </w:r>
-          </w:p>
-        </w:tc>
-        <w:tc>
-          <w:tcPr>
-            <w:tcW w:type="dxa" w:w="2500"/>
-            <w:tcBorders>
-              <w:top w:val="single" w:color="999999" w:sz="1"/>
-              <w:left w:val="single" w:color="999999" w:sz="1"/>
-              <w:bottom w:val="single" w:color="999999" w:sz="1"/>
-              <w:right w:val="single" w:color="999999" w:sz="1"/>
-            </w:tcBorders>
-          </w:tcPr>
-          <w:p>
-            <w:r>
-              <w:t>[[BIRTH_ID_13]]</w:t>
-            </w:r>
-          </w:p>
-        </w:tc>
-        <w:tc>
-          <w:tcPr>
-            <w:tcW w:type="dxa" w:w="4360"/>
-            <w:tcBorders>
-              <w:top w:val="single" w:color="999999" w:sz="1"/>
-              <w:left w:val="single" w:color="999999" w:sz="1"/>
-              <w:bottom w:val="single" w:color="999999" w:sz="1"/>
-              <w:right w:val="single" w:color="999999" w:sz="1"/>
-            </w:tcBorders>
-          </w:tcPr>
-          <w:p>
-            <w:r>
-              <w:rPr>
-                <w:sz w:val="18"/>
-                <w:szCs w:val="18"/>
-              </w:rPr>
-              <w:t xml:space="preserve">Kontaktní osoba, sestra pacienta</w:t>
-            </w:r>
-          </w:p>
-        </w:tc>
-      </w:tr>
-      <w:tr>
-        <w:tc>
-          <w:tcPr>
-            <w:tcW w:type="dxa" w:w="2500"/>
-            <w:tcBorders>
-              <w:top w:val="single" w:color="999999" w:sz="1"/>
-              <w:left w:val="single" w:color="999999" w:sz="1"/>
-              <w:bottom w:val="single" w:color="999999" w:sz="1"/>
-              <w:right w:val="single" w:color="999999" w:sz="1"/>
-            </w:tcBorders>
-          </w:tcPr>
-          <w:p>
-            <w:r>
-              <w:t>[[PERSON_25]]</w:t>
-            </w:r>
-          </w:p>
-        </w:tc>
-        <w:tc>
-          <w:tcPr>
-            <w:tcW w:type="dxa" w:w="2500"/>
-            <w:tcBorders>
-              <w:top w:val="single" w:color="999999" w:sz="1"/>
-              <w:left w:val="single" w:color="999999" w:sz="1"/>
-              <w:bottom w:val="single" w:color="999999" w:sz="1"/>
-              <w:right w:val="single" w:color="999999" w:sz="1"/>
-            </w:tcBorders>
-          </w:tcPr>
-          <w:p>
-            <w:r>
-              <w:t>[[BIRTH_ID_18]]</w:t>
-            </w:r>
-          </w:p>
-        </w:tc>
-        <w:tc>
-          <w:tcPr>
-            <w:tcW w:type="dxa" w:w="4360"/>
-            <w:tcBorders>
-              <w:top w:val="single" w:color="999999" w:sz="1"/>
-              <w:left w:val="single" w:color="999999" w:sz="1"/>
-              <w:bottom w:val="single" w:color="999999" w:sz="1"/>
-              <w:right w:val="single" w:color="999999" w:sz="1"/>
-            </w:tcBorders>
-          </w:tcPr>
-          <w:p>
-            <w:r>
-              <w:rPr>
-                <w:sz w:val="18"/>
-                <w:szCs w:val="18"/>
-              </w:rPr>
-              <w:t xml:space="preserve">Těžká deprese F32.3, pokus o oběšení, ECT</w:t>
-            </w:r>
-          </w:p>
-        </w:tc>
-      </w:tr>
-      <w:tr>
-        <w:tc>
-          <w:tcPr>
-            <w:tcW w:type="dxa" w:w="2500"/>
-            <w:tcBorders>
-              <w:top w:val="single" w:color="999999" w:sz="1"/>
-              <w:left w:val="single" w:color="999999" w:sz="1"/>
-              <w:bottom w:val="single" w:color="999999" w:sz="1"/>
-              <w:right w:val="single" w:color="999999" w:sz="1"/>
-            </w:tcBorders>
-          </w:tcPr>
-          <w:p>
-            <w:r>
-              <w:t>Ing. [[PERSON_24]]</w:t>
-            </w:r>
-          </w:p>
-        </w:tc>
-        <w:tc>
-          <w:tcPr>
-            <w:tcW w:type="dxa" w:w="2500"/>
-            <w:tcBorders>
-              <w:top w:val="single" w:color="999999" w:sz="1"/>
-              <w:left w:val="single" w:color="999999" w:sz="1"/>
-              <w:bottom w:val="single" w:color="999999" w:sz="1"/>
-              <w:right w:val="single" w:color="999999" w:sz="1"/>
-            </w:tcBorders>
-          </w:tcPr>
-          <w:p>
-            <w:r>
-              <w:t>[[BIRTH_ID_19]]</w:t>
-            </w:r>
-          </w:p>
-        </w:tc>
-        <w:tc>
-          <w:tcPr>
-            <w:tcW w:type="dxa" w:w="4360"/>
-            <w:tcBorders>
-              <w:top w:val="single" w:color="999999" w:sz="1"/>
-              <w:left w:val="single" w:color="999999" w:sz="1"/>
-              <w:bottom w:val="single" w:color="999999" w:sz="1"/>
-              <w:right w:val="single" w:color="999999" w:sz="1"/>
-            </w:tcBorders>
-          </w:tcPr>
-          <w:p>
-            <w:r>
-              <w:rPr>
-                <w:sz w:val="18"/>
-                <w:szCs w:val="18"/>
-              </w:rPr>
-              <w:t xml:space="preserve">Manžel pacientky, žádá o rozvod</w:t>
-            </w:r>
-          </w:p>
-        </w:tc>
-      </w:tr>
-      <w:tr>
-        <w:tc>
-          <w:tcPr>
-            <w:tcW w:type="dxa" w:w="2500"/>
-            <w:tcBorders>
-              <w:top w:val="single" w:color="999999" w:sz="1"/>
-              <w:left w:val="single" w:color="999999" w:sz="1"/>
-              <w:bottom w:val="single" w:color="999999" w:sz="1"/>
-              <w:right w:val="single" w:color="999999" w:sz="1"/>
-            </w:tcBorders>
-          </w:tcPr>
-          <w:p>
-            <w:r>
-              <w:t>[[PERSON_27]]</w:t>
-            </w:r>
-          </w:p>
-        </w:tc>
-        <w:tc>
-          <w:tcPr>
-            <w:tcW w:type="dxa" w:w="2500"/>
-            <w:tcBorders>
-              <w:top w:val="single" w:color="999999" w:sz="1"/>
-              <w:left w:val="single" w:color="999999" w:sz="1"/>
-              <w:bottom w:val="single" w:color="999999" w:sz="1"/>
-              <w:right w:val="single" w:color="999999" w:sz="1"/>
-            </w:tcBorders>
-          </w:tcPr>
-          <w:p>
-            <w:r>
-              <w:t>[[BIRTH_ID_20]]</w:t>
-            </w:r>
-          </w:p>
-        </w:tc>
-        <w:tc>
-          <w:tcPr>
-            <w:tcW w:type="dxa" w:w="4360"/>
-            <w:tcBorders>
-              <w:top w:val="single" w:color="999999" w:sz="1"/>
-              <w:left w:val="single" w:color="999999" w:sz="1"/>
-              <w:bottom w:val="single" w:color="999999" w:sz="1"/>
-              <w:right w:val="single" w:color="999999" w:sz="1"/>
-            </w:tcBorders>
-          </w:tcPr>
-          <w:p>
-            <w:r>
-              <w:rPr>
-                <w:sz w:val="18"/>
-                <w:szCs w:val="18"/>
-              </w:rPr>
-              <w:t xml:space="preserve">Vražda § 140, zabezpečovací detence, F20.0</w:t>
-            </w:r>
-          </w:p>
-        </w:tc>
-      </w:tr>
-      <w:tr>
-        <w:tc>
-          <w:tcPr>
-            <w:tcW w:type="dxa" w:w="2500"/>
-            <w:tcBorders>
-              <w:top w:val="single" w:color="999999" w:sz="1"/>
-              <w:left w:val="single" w:color="999999" w:sz="1"/>
-              <w:bottom w:val="single" w:color="999999" w:sz="1"/>
-              <w:right w:val="single" w:color="999999" w:sz="1"/>
-            </w:tcBorders>
-          </w:tcPr>
-          <w:p>
-            <w:r>
-              <w:t>MUDr. [[PERSON_26]], CSc.</w:t>
-            </w:r>
-          </w:p>
-        </w:tc>
-        <w:tc>
-          <w:tcPr>
-            <w:tcW w:type="dxa" w:w="2500"/>
-            <w:tcBorders>
-              <w:top w:val="single" w:color="999999" w:sz="1"/>
-              <w:left w:val="single" w:color="999999" w:sz="1"/>
-              <w:bottom w:val="single" w:color="999999" w:sz="1"/>
-              <w:right w:val="single" w:color="999999" w:sz="1"/>
-            </w:tcBorders>
-          </w:tcPr>
-          <w:p>
-            <w:r>
-              <w:t>[[BIRTH_ID_28]]</w:t>
-            </w:r>
-          </w:p>
-        </w:tc>
-        <w:tc>
-          <w:tcPr>
-            <w:tcW w:type="dxa" w:w="4360"/>
-            <w:tcBorders>
-              <w:top w:val="single" w:color="999999" w:sz="1"/>
-              <w:left w:val="single" w:color="999999" w:sz="1"/>
-              <w:bottom w:val="single" w:color="999999" w:sz="1"/>
-              <w:right w:val="single" w:color="999999" w:sz="1"/>
-            </w:tcBorders>
-          </w:tcPr>
-          <w:p>
-            <w:r>
-              <w:rPr>
-                <w:sz w:val="18"/>
-                <w:szCs w:val="18"/>
-              </w:rPr>
-              <w:t xml:space="preserve">Forenzní psychiatr</w:t>
-            </w:r>
-          </w:p>
-        </w:tc>
-      </w:tr>
-      <w:tr>
-        <w:tc>
-          <w:tcPr>
-            <w:tcW w:type="dxa" w:w="2500"/>
-            <w:tcBorders>
-              <w:top w:val="single" w:color="999999" w:sz="1"/>
-              <w:left w:val="single" w:color="999999" w:sz="1"/>
-              <w:bottom w:val="single" w:color="999999" w:sz="1"/>
-              <w:right w:val="single" w:color="999999" w:sz="1"/>
-            </w:tcBorders>
-          </w:tcPr>
-          <w:p>
-            <w:r>
-              <w:t>[[PERSON_32]]</w:t>
-            </w:r>
-          </w:p>
-        </w:tc>
-        <w:tc>
-          <w:tcPr>
-            <w:tcW w:type="dxa" w:w="2500"/>
-            <w:tcBorders>
-              <w:top w:val="single" w:color="999999" w:sz="1"/>
-              <w:left w:val="single" w:color="999999" w:sz="1"/>
-              <w:bottom w:val="single" w:color="999999" w:sz="1"/>
-              <w:right w:val="single" w:color="999999" w:sz="1"/>
-            </w:tcBorders>
-          </w:tcPr>
-          <w:p>
-            <w:r>
-              <w:t>[[BIRTH_ID_10]]</w:t>
-            </w:r>
-          </w:p>
-        </w:tc>
-        <w:tc>
-          <w:tcPr>
-            <w:tcW w:type="dxa" w:w="4360"/>
-            <w:tcBorders>
-              <w:top w:val="single" w:color="999999" w:sz="1"/>
-              <w:left w:val="single" w:color="999999" w:sz="1"/>
-              <w:bottom w:val="single" w:color="999999" w:sz="1"/>
-              <w:right w:val="single" w:color="999999" w:sz="1"/>
-            </w:tcBorders>
-          </w:tcPr>
-          <w:p>
-            <w:r>
-              <w:rPr>
-                <w:sz w:val="18"/>
-                <w:szCs w:val="18"/>
-              </w:rPr>
-              <w:t xml:space="preserve">Zbavena rodičovské odpovědnosti, F10.2, F60.3</w:t>
-            </w:r>
-          </w:p>
-        </w:tc>
-      </w:tr>
-      <w:tr>
-        <w:tc>
-          <w:tcPr>
-            <w:tcW w:type="dxa" w:w="2500"/>
-            <w:tcBorders>
-              <w:top w:val="single" w:color="999999" w:sz="1"/>
-              <w:left w:val="single" w:color="999999" w:sz="1"/>
-              <w:bottom w:val="single" w:color="999999" w:sz="1"/>
-              <w:right w:val="single" w:color="999999" w:sz="1"/>
-            </w:tcBorders>
-          </w:tcPr>
-          <w:p>
-            <w:r>
-              <w:t>[[PERSON_31]]</w:t>
-            </w:r>
-          </w:p>
-        </w:tc>
-        <w:tc>
-          <w:tcPr>
-            <w:tcW w:type="dxa" w:w="2500"/>
-            <w:tcBorders>
-              <w:top w:val="single" w:color="999999" w:sz="1"/>
-              <w:left w:val="single" w:color="999999" w:sz="1"/>
-              <w:bottom w:val="single" w:color="999999" w:sz="1"/>
-              <w:right w:val="single" w:color="999999" w:sz="1"/>
-            </w:tcBorders>
-          </w:tcPr>
-          <w:p>
-            <w:r>
-              <w:t>[[BIRTH_ID_21]]</w:t>
-            </w:r>
-          </w:p>
-        </w:tc>
-        <w:tc>
-          <w:tcPr>
-            <w:tcW w:type="dxa" w:w="4360"/>
-            <w:tcBorders>
-              <w:top w:val="single" w:color="999999" w:sz="1"/>
-              <w:left w:val="single" w:color="999999" w:sz="1"/>
-              <w:bottom w:val="single" w:color="999999" w:sz="1"/>
-              <w:right w:val="single" w:color="999999" w:sz="1"/>
-            </w:tcBorders>
-          </w:tcPr>
-          <w:p>
-            <w:r>
-              <w:rPr>
-                <w:sz w:val="18"/>
-                <w:szCs w:val="18"/>
-              </w:rPr>
-              <w:t xml:space="preserve">Dítě odebrané z péče</w:t>
-            </w:r>
-          </w:p>
-        </w:tc>
-      </w:tr>
-      <w:tr>
-        <w:tc>
-          <w:tcPr>
-            <w:tcW w:type="dxa" w:w="2500"/>
-            <w:tcBorders>
-              <w:top w:val="single" w:color="999999" w:sz="1"/>
-              <w:left w:val="single" w:color="999999" w:sz="1"/>
-              <w:bottom w:val="single" w:color="999999" w:sz="1"/>
-              <w:right w:val="single" w:color="999999" w:sz="1"/>
-            </w:tcBorders>
-          </w:tcPr>
-          <w:p>
-            <w:r>
-              <w:t>[[PERSON_30]]</w:t>
-            </w:r>
-          </w:p>
-        </w:tc>
-        <w:tc>
-          <w:tcPr>
-            <w:tcW w:type="dxa" w:w="2500"/>
-            <w:tcBorders>
-              <w:top w:val="single" w:color="999999" w:sz="1"/>
-              <w:left w:val="single" w:color="999999" w:sz="1"/>
-              <w:bottom w:val="single" w:color="999999" w:sz="1"/>
-              <w:right w:val="single" w:color="999999" w:sz="1"/>
-            </w:tcBorders>
-          </w:tcPr>
-          <w:p>
-            <w:r>
-              <w:t>[[BIRTH_ID_22]]</w:t>
-            </w:r>
-          </w:p>
-        </w:tc>
-        <w:tc>
-          <w:tcPr>
-            <w:tcW w:type="dxa" w:w="4360"/>
-            <w:tcBorders>
-              <w:top w:val="single" w:color="999999" w:sz="1"/>
-              <w:left w:val="single" w:color="999999" w:sz="1"/>
-              <w:bottom w:val="single" w:color="999999" w:sz="1"/>
-              <w:right w:val="single" w:color="999999" w:sz="1"/>
-            </w:tcBorders>
-          </w:tcPr>
-          <w:p>
-            <w:r>
-              <w:rPr>
-                <w:sz w:val="18"/>
-                <w:szCs w:val="18"/>
-              </w:rPr>
-              <w:t xml:space="preserve">Dítě odebrané z péče</w:t>
-            </w:r>
-          </w:p>
-        </w:tc>
-      </w:tr>
-      <w:tr>
-        <w:tc>
-          <w:tcPr>
-            <w:tcW w:type="dxa" w:w="2500"/>
-            <w:tcBorders>
-              <w:top w:val="single" w:color="999999" w:sz="1"/>
-              <w:left w:val="single" w:color="999999" w:sz="1"/>
-              <w:bottom w:val="single" w:color="999999" w:sz="1"/>
-              <w:right w:val="single" w:color="999999" w:sz="1"/>
-            </w:tcBorders>
-          </w:tcPr>
-          <w:p>
-            <w:r>
-              <w:t>[[PERSON_29]]</w:t>
-            </w:r>
-          </w:p>
-        </w:tc>
-        <w:tc>
-          <w:tcPr>
-            <w:tcW w:type="dxa" w:w="2500"/>
-            <w:tcBorders>
-              <w:top w:val="single" w:color="999999" w:sz="1"/>
-              <w:left w:val="single" w:color="999999" w:sz="1"/>
-              <w:bottom w:val="single" w:color="999999" w:sz="1"/>
-              <w:right w:val="single" w:color="999999" w:sz="1"/>
-            </w:tcBorders>
-          </w:tcPr>
-          <w:p>
-            <w:r>
-              <w:t>[[BIRTH_ID_23]]</w:t>
-            </w:r>
-          </w:p>
-        </w:tc>
-        <w:tc>
-          <w:tcPr>
-            <w:tcW w:type="dxa" w:w="4360"/>
-            <w:tcBorders>
-              <w:top w:val="single" w:color="999999" w:sz="1"/>
-              <w:left w:val="single" w:color="999999" w:sz="1"/>
-              <w:bottom w:val="single" w:color="999999" w:sz="1"/>
-              <w:right w:val="single" w:color="999999" w:sz="1"/>
-            </w:tcBorders>
-          </w:tcPr>
-          <w:p>
-            <w:r>
-              <w:rPr>
-                <w:sz w:val="18"/>
-                <w:szCs w:val="18"/>
-              </w:rPr>
-              <w:t xml:space="preserve">Dítě odebrané z péče</w:t>
-            </w:r>
-          </w:p>
-        </w:tc>
-      </w:tr>
-      <w:tr>
-        <w:tc>
-          <w:tcPr>
-            <w:tcW w:type="dxa" w:w="2500"/>
-            <w:tcBorders>
-              <w:top w:val="single" w:color="999999" w:sz="1"/>
-              <w:left w:val="single" w:color="999999" w:sz="1"/>
-              <w:bottom w:val="single" w:color="999999" w:sz="1"/>
-              <w:right w:val="single" w:color="999999" w:sz="1"/>
-            </w:tcBorders>
-          </w:tcPr>
-          <w:p>
-            <w:r>
-              <w:t>[[PERSON_28]]</w:t>
+              <w:t xml:space="preserve">Soudní znalec</w:t>
+            </w:r>
+          </w:p>
+        </w:tc>
+      </w:tr>
+      <w:tr>
+        <w:tc>
+          <w:tcPr>
+            <w:tcW w:type="dxa" w:w="2500"/>
+            <w:tcBorders>
+              <w:top w:val="single" w:color="999999" w:sz="1"/>
+              <w:left w:val="single" w:color="999999" w:sz="1"/>
+              <w:bottom w:val="single" w:color="999999" w:sz="1"/>
+              <w:right w:val="single" w:color="999999" w:sz="1"/>
+            </w:tcBorders>
+          </w:tcPr>
+          <w:p>
+            <w:r>
+              <w:t>[[PERSON_43]]</w:t>
+            </w:r>
+          </w:p>
+        </w:tc>
+        <w:tc>
+          <w:tcPr>
+            <w:tcW w:type="dxa" w:w="2500"/>
+            <w:tcBorders>
+              <w:top w:val="single" w:color="999999" w:sz="1"/>
+              <w:left w:val="single" w:color="999999" w:sz="1"/>
+              <w:bottom w:val="single" w:color="999999" w:sz="1"/>
+              <w:right w:val="single" w:color="999999" w:sz="1"/>
+            </w:tcBorders>
+          </w:tcPr>
+          <w:p>
+            <w:r>
+              <w:t>[[BIRTH_ID_29]]</w:t>
+            </w:r>
+          </w:p>
+        </w:tc>
+        <w:tc>
+          <w:tcPr>
+            <w:tcW w:type="dxa" w:w="4360"/>
+            <w:tcBorders>
+              <w:top w:val="single" w:color="999999" w:sz="1"/>
+              <w:left w:val="single" w:color="999999" w:sz="1"/>
+              <w:bottom w:val="single" w:color="999999" w:sz="1"/>
+              <w:right w:val="single" w:color="999999" w:sz="1"/>
+            </w:tcBorders>
+          </w:tcPr>
+          <w:p>
+            <w:r>
+              <w:rPr>
+                <w:sz w:val="18"/>
+                <w:szCs w:val="18"/>
+              </w:rPr>
+              <w:t xml:space="preserve">23 exekucí, dluh 5,85 mil. Kč</w:t>
+            </w:r>
+          </w:p>
+        </w:tc>
+      </w:tr>
+      <w:tr>
+        <w:tc>
+          <w:tcPr>
+            <w:tcW w:type="dxa" w:w="2500"/>
+            <w:tcBorders>
+              <w:top w:val="single" w:color="999999" w:sz="1"/>
+              <w:left w:val="single" w:color="999999" w:sz="1"/>
+              <w:bottom w:val="single" w:color="999999" w:sz="1"/>
+              <w:right w:val="single" w:color="999999" w:sz="1"/>
+            </w:tcBorders>
+          </w:tcPr>
+          <w:p>
+            <w:r>
+              <w:t>JUDr. [[PERSON_41]]</w:t>
+            </w:r>
+          </w:p>
+        </w:tc>
+        <w:tc>
+          <w:tcPr>
+            <w:tcW w:type="dxa" w:w="2500"/>
+            <w:tcBorders>
+              <w:top w:val="single" w:color="999999" w:sz="1"/>
+              <w:left w:val="single" w:color="999999" w:sz="1"/>
+              <w:bottom w:val="single" w:color="999999" w:sz="1"/>
+              <w:right w:val="single" w:color="999999" w:sz="1"/>
+            </w:tcBorders>
+          </w:tcPr>
+          <w:p>
+            <w:r>
+              <w:t>[[BIRTH_ID_26]]</w:t>
+            </w:r>
+          </w:p>
+        </w:tc>
+        <w:tc>
+          <w:tcPr>
+            <w:tcW w:type="dxa" w:w="4360"/>
+            <w:tcBorders>
+              <w:top w:val="single" w:color="999999" w:sz="1"/>
+              <w:left w:val="single" w:color="999999" w:sz="1"/>
+              <w:bottom w:val="single" w:color="999999" w:sz="1"/>
+              <w:right w:val="single" w:color="999999" w:sz="1"/>
+            </w:tcBorders>
+          </w:tcPr>
+          <w:p>
+            <w:r>
+              <w:t>Exekutor [[ADDRESS_21]]</w:t>
+            </w:r>
+          </w:p>
+        </w:tc>
+      </w:tr>
+      <w:tr>
+        <w:tc>
+          <w:tcPr>
+            <w:tcW w:type="dxa" w:w="2500"/>
+            <w:tcBorders>
+              <w:top w:val="single" w:color="999999" w:sz="1"/>
+              <w:left w:val="single" w:color="999999" w:sz="1"/>
+              <w:bottom w:val="single" w:color="999999" w:sz="1"/>
+              <w:right w:val="single" w:color="999999" w:sz="1"/>
+            </w:tcBorders>
+          </w:tcPr>
+          <w:p>
+            <w:r>
+              <w:t>JUDr. [[PERSON_42]]</w:t>
+            </w:r>
+          </w:p>
+        </w:tc>
+        <w:tc>
+          <w:tcPr>
+            <w:tcW w:type="dxa" w:w="2500"/>
+            <w:tcBorders>
+              <w:top w:val="single" w:color="999999" w:sz="1"/>
+              <w:left w:val="single" w:color="999999" w:sz="1"/>
+              <w:bottom w:val="single" w:color="999999" w:sz="1"/>
+              <w:right w:val="single" w:color="999999" w:sz="1"/>
+            </w:tcBorders>
+          </w:tcPr>
+          <w:p>
+            <w:r>
+              <w:t>[[BIRTH_ID_32]]</w:t>
+            </w:r>
+          </w:p>
+        </w:tc>
+        <w:tc>
+          <w:tcPr>
+            <w:tcW w:type="dxa" w:w="4360"/>
+            <w:tcBorders>
+              <w:top w:val="single" w:color="999999" w:sz="1"/>
+              <w:left w:val="single" w:color="999999" w:sz="1"/>
+              <w:bottom w:val="single" w:color="999999" w:sz="1"/>
+              <w:right w:val="single" w:color="999999" w:sz="1"/>
+            </w:tcBorders>
+          </w:tcPr>
+          <w:p>
+            <w:r>
+              <w:rPr>
+                <w:sz w:val="18"/>
+                <w:szCs w:val="18"/>
+              </w:rPr>
+              <w:t xml:space="preserve">Exekutor Karviná</w:t>
+            </w:r>
+          </w:p>
+        </w:tc>
+      </w:tr>
+      <w:tr>
+        <w:tc>
+          <w:tcPr>
+            <w:tcW w:type="dxa" w:w="2500"/>
+            <w:tcBorders>
+              <w:top w:val="single" w:color="999999" w:sz="1"/>
+              <w:left w:val="single" w:color="999999" w:sz="1"/>
+              <w:bottom w:val="single" w:color="999999" w:sz="1"/>
+              <w:right w:val="single" w:color="999999" w:sz="1"/>
+            </w:tcBorders>
+          </w:tcPr>
+          <w:p>
+            <w:r>
+              <w:t>JUDr. [[PERSON_3]]</w:t>
             </w:r>
           </w:p>
         </w:tc>
@@ -2238,654 +2882,6 @@
                 <w:sz w:val="18"/>
                 <w:szCs w:val="18"/>
               </w:rPr>
-              <w:t xml:space="preserve">Otec, trest 8 let za týrání § 198</w:t>
-            </w:r>
-          </w:p>
-        </w:tc>
-      </w:tr>
-      <w:tr>
-        <w:tc>
-          <w:tcPr>
-            <w:tcW w:type="dxa" w:w="2500"/>
-            <w:tcBorders>
-              <w:top w:val="single" w:color="999999" w:sz="1"/>
-              <w:left w:val="single" w:color="999999" w:sz="1"/>
-              <w:bottom w:val="single" w:color="999999" w:sz="1"/>
-              <w:right w:val="single" w:color="999999" w:sz="1"/>
-            </w:tcBorders>
-          </w:tcPr>
-          <w:p>
-            <w:r>
-              <w:t>JUDr. [[PERSON_33]]</w:t>
-            </w:r>
-          </w:p>
-        </w:tc>
-        <w:tc>
-          <w:tcPr>
-            <w:tcW w:type="dxa" w:w="2500"/>
-            <w:tcBorders>
-              <w:top w:val="single" w:color="999999" w:sz="1"/>
-              <w:left w:val="single" w:color="999999" w:sz="1"/>
-              <w:bottom w:val="single" w:color="999999" w:sz="1"/>
-              <w:right w:val="single" w:color="999999" w:sz="1"/>
-            </w:tcBorders>
-          </w:tcPr>
-          <w:p>
-            <w:r>
-              <w:t>[[BIRTH_ID_24]]</w:t>
-            </w:r>
-          </w:p>
-        </w:tc>
-        <w:tc>
-          <w:tcPr>
-            <w:tcW w:type="dxa" w:w="4360"/>
-            <w:tcBorders>
-              <w:top w:val="single" w:color="999999" w:sz="1"/>
-              <w:left w:val="single" w:color="999999" w:sz="1"/>
-              <w:bottom w:val="single" w:color="999999" w:sz="1"/>
-              <w:right w:val="single" w:color="999999" w:sz="1"/>
-            </w:tcBorders>
-          </w:tcPr>
-          <w:p>
-            <w:r>
-              <w:rPr>
-                <w:sz w:val="18"/>
-                <w:szCs w:val="18"/>
-              </w:rPr>
-              <w:t xml:space="preserve">Pěstoun</w:t>
-            </w:r>
-          </w:p>
-        </w:tc>
-      </w:tr>
-      <w:tr>
-        <w:tc>
-          <w:tcPr>
-            <w:tcW w:type="dxa" w:w="2500"/>
-            <w:tcBorders>
-              <w:top w:val="single" w:color="999999" w:sz="1"/>
-              <w:left w:val="single" w:color="999999" w:sz="1"/>
-              <w:bottom w:val="single" w:color="999999" w:sz="1"/>
-              <w:right w:val="single" w:color="999999" w:sz="1"/>
-            </w:tcBorders>
-          </w:tcPr>
-          <w:p>
-            <w:r>
-              <w:t>Mgr. [[PERSON_34]]</w:t>
-            </w:r>
-          </w:p>
-        </w:tc>
-        <w:tc>
-          <w:tcPr>
-            <w:tcW w:type="dxa" w:w="2500"/>
-            <w:tcBorders>
-              <w:top w:val="single" w:color="999999" w:sz="1"/>
-              <w:left w:val="single" w:color="999999" w:sz="1"/>
-              <w:bottom w:val="single" w:color="999999" w:sz="1"/>
-              <w:right w:val="single" w:color="999999" w:sz="1"/>
-            </w:tcBorders>
-          </w:tcPr>
-          <w:p>
-            <w:r>
-              <w:t>[[BIRTH_ID_7]]</w:t>
-            </w:r>
-          </w:p>
-        </w:tc>
-        <w:tc>
-          <w:tcPr>
-            <w:tcW w:type="dxa" w:w="4360"/>
-            <w:tcBorders>
-              <w:top w:val="single" w:color="999999" w:sz="1"/>
-              <w:left w:val="single" w:color="999999" w:sz="1"/>
-              <w:bottom w:val="single" w:color="999999" w:sz="1"/>
-              <w:right w:val="single" w:color="999999" w:sz="1"/>
-            </w:tcBorders>
-          </w:tcPr>
-          <w:p>
-            <w:r>
-              <w:rPr>
-                <w:sz w:val="18"/>
-                <w:szCs w:val="18"/>
-              </w:rPr>
-              <w:t xml:space="preserve">Pěstounka</w:t>
-            </w:r>
-          </w:p>
-        </w:tc>
-      </w:tr>
-      <w:tr>
-        <w:tc>
-          <w:tcPr>
-            <w:tcW w:type="dxa" w:w="2500"/>
-            <w:tcBorders>
-              <w:top w:val="single" w:color="999999" w:sz="1"/>
-              <w:left w:val="single" w:color="999999" w:sz="1"/>
-              <w:bottom w:val="single" w:color="999999" w:sz="1"/>
-              <w:right w:val="single" w:color="999999" w:sz="1"/>
-            </w:tcBorders>
-          </w:tcPr>
-          <w:p>
-            <w:r>
-              <w:t>PhDr. [[PERSON_35]]</w:t>
-            </w:r>
-          </w:p>
-        </w:tc>
-        <w:tc>
-          <w:tcPr>
-            <w:tcW w:type="dxa" w:w="2500"/>
-            <w:tcBorders>
-              <w:top w:val="single" w:color="999999" w:sz="1"/>
-              <w:left w:val="single" w:color="999999" w:sz="1"/>
-              <w:bottom w:val="single" w:color="999999" w:sz="1"/>
-              <w:right w:val="single" w:color="999999" w:sz="1"/>
-            </w:tcBorders>
-          </w:tcPr>
-          <w:p>
-            <w:r>
-              <w:t>[[BIRTH_ID_29]]</w:t>
-            </w:r>
-          </w:p>
-        </w:tc>
-        <w:tc>
-          <w:tcPr>
-            <w:tcW w:type="dxa" w:w="4360"/>
-            <w:tcBorders>
-              <w:top w:val="single" w:color="999999" w:sz="1"/>
-              <w:left w:val="single" w:color="999999" w:sz="1"/>
-              <w:bottom w:val="single" w:color="999999" w:sz="1"/>
-              <w:right w:val="single" w:color="999999" w:sz="1"/>
-            </w:tcBorders>
-          </w:tcPr>
-          <w:p>
-            <w:r>
-              <w:rPr>
-                <w:sz w:val="18"/>
-                <w:szCs w:val="18"/>
-              </w:rPr>
-              <w:t xml:space="preserve">Sociální pracovnice OSPOD</w:t>
-            </w:r>
-          </w:p>
-        </w:tc>
-      </w:tr>
-      <w:tr>
-        <w:tc>
-          <w:tcPr>
-            <w:tcW w:type="dxa" w:w="2500"/>
-            <w:tcBorders>
-              <w:top w:val="single" w:color="999999" w:sz="1"/>
-              <w:left w:val="single" w:color="999999" w:sz="1"/>
-              <w:bottom w:val="single" w:color="999999" w:sz="1"/>
-              <w:right w:val="single" w:color="999999" w:sz="1"/>
-            </w:tcBorders>
-          </w:tcPr>
-          <w:p>
-            <w:r>
-              <w:t>Ing. [[PERSON_36]], MBA</w:t>
-            </w:r>
-          </w:p>
-        </w:tc>
-        <w:tc>
-          <w:tcPr>
-            <w:tcW w:type="dxa" w:w="2500"/>
-            <w:tcBorders>
-              <w:top w:val="single" w:color="999999" w:sz="1"/>
-              <w:left w:val="single" w:color="999999" w:sz="1"/>
-              <w:bottom w:val="single" w:color="999999" w:sz="1"/>
-              <w:right w:val="single" w:color="999999" w:sz="1"/>
-            </w:tcBorders>
-          </w:tcPr>
-          <w:p>
-            <w:r>
-              <w:t>[[BIRTH_ID_20]]</w:t>
-            </w:r>
-          </w:p>
-        </w:tc>
-        <w:tc>
-          <w:tcPr>
-            <w:tcW w:type="dxa" w:w="4360"/>
-            <w:tcBorders>
-              <w:top w:val="single" w:color="999999" w:sz="1"/>
-              <w:left w:val="single" w:color="999999" w:sz="1"/>
-              <w:bottom w:val="single" w:color="999999" w:sz="1"/>
-              <w:right w:val="single" w:color="999999" w:sz="1"/>
-            </w:tcBorders>
-          </w:tcPr>
-          <w:p>
-            <w:r>
-              <w:rPr>
-                <w:sz w:val="18"/>
-                <w:szCs w:val="18"/>
-              </w:rPr>
-              <w:t xml:space="preserve">Rozvod, majetek 87 mil. Kč</w:t>
-            </w:r>
-          </w:p>
-        </w:tc>
-      </w:tr>
-      <w:tr>
-        <w:tc>
-          <w:tcPr>
-            <w:tcW w:type="dxa" w:w="2500"/>
-            <w:tcBorders>
-              <w:top w:val="single" w:color="999999" w:sz="1"/>
-              <w:left w:val="single" w:color="999999" w:sz="1"/>
-              <w:bottom w:val="single" w:color="999999" w:sz="1"/>
-              <w:right w:val="single" w:color="999999" w:sz="1"/>
-            </w:tcBorders>
-          </w:tcPr>
-          <w:p>
-            <w:r>
-              <w:t>PharmDr. [[PERSON_38]]</w:t>
-            </w:r>
-          </w:p>
-        </w:tc>
-        <w:tc>
-          <w:tcPr>
-            <w:tcW w:type="dxa" w:w="2500"/>
-            <w:tcBorders>
-              <w:top w:val="single" w:color="999999" w:sz="1"/>
-              <w:left w:val="single" w:color="999999" w:sz="1"/>
-              <w:bottom w:val="single" w:color="999999" w:sz="1"/>
-              <w:right w:val="single" w:color="999999" w:sz="1"/>
-            </w:tcBorders>
-          </w:tcPr>
-          <w:p>
-            <w:r>
-              <w:t>[[BIRTH_ID_8]]</w:t>
-            </w:r>
-          </w:p>
-        </w:tc>
-        <w:tc>
-          <w:tcPr>
-            <w:tcW w:type="dxa" w:w="4360"/>
-            <w:tcBorders>
-              <w:top w:val="single" w:color="999999" w:sz="1"/>
-              <w:left w:val="single" w:color="999999" w:sz="1"/>
-              <w:bottom w:val="single" w:color="999999" w:sz="1"/>
-              <w:right w:val="single" w:color="999999" w:sz="1"/>
-            </w:tcBorders>
-          </w:tcPr>
-          <w:p>
-            <w:r>
-              <w:rPr>
-                <w:sz w:val="18"/>
-                <w:szCs w:val="18"/>
-              </w:rPr>
-              <w:t xml:space="preserve">Rozvedená, příjemkyně výživného</w:t>
-            </w:r>
-          </w:p>
-        </w:tc>
-      </w:tr>
-      <w:tr>
-        <w:tc>
-          <w:tcPr>
-            <w:tcW w:type="dxa" w:w="2500"/>
-            <w:tcBorders>
-              <w:top w:val="single" w:color="999999" w:sz="1"/>
-              <w:left w:val="single" w:color="999999" w:sz="1"/>
-              <w:bottom w:val="single" w:color="999999" w:sz="1"/>
-              <w:right w:val="single" w:color="999999" w:sz="1"/>
-            </w:tcBorders>
-          </w:tcPr>
-          <w:p>
-            <w:r>
-              <w:t>[[PERSON_40]]</w:t>
-            </w:r>
-          </w:p>
-        </w:tc>
-        <w:tc>
-          <w:tcPr>
-            <w:tcW w:type="dxa" w:w="2500"/>
-            <w:tcBorders>
-              <w:top w:val="single" w:color="999999" w:sz="1"/>
-              <w:left w:val="single" w:color="999999" w:sz="1"/>
-              <w:bottom w:val="single" w:color="999999" w:sz="1"/>
-              <w:right w:val="single" w:color="999999" w:sz="1"/>
-            </w:tcBorders>
-          </w:tcPr>
-          <w:p>
-            <w:r>
-              <w:t>[[BIRTH_ID_25]]</w:t>
-            </w:r>
-          </w:p>
-        </w:tc>
-        <w:tc>
-          <w:tcPr>
-            <w:tcW w:type="dxa" w:w="4360"/>
-            <w:tcBorders>
-              <w:top w:val="single" w:color="999999" w:sz="1"/>
-              <w:left w:val="single" w:color="999999" w:sz="1"/>
-              <w:bottom w:val="single" w:color="999999" w:sz="1"/>
-              <w:right w:val="single" w:color="999999" w:sz="1"/>
-            </w:tcBorders>
-          </w:tcPr>
-          <w:p>
-            <w:r>
-              <w:rPr>
-                <w:sz w:val="18"/>
-                <w:szCs w:val="18"/>
-              </w:rPr>
-              <w:t xml:space="preserve">Nezletilá, výživné 25 000 Kč/měs</w:t>
-            </w:r>
-          </w:p>
-        </w:tc>
-      </w:tr>
-      <w:tr>
-        <w:tc>
-          <w:tcPr>
-            <w:tcW w:type="dxa" w:w="2500"/>
-            <w:tcBorders>
-              <w:top w:val="single" w:color="999999" w:sz="1"/>
-              <w:left w:val="single" w:color="999999" w:sz="1"/>
-              <w:bottom w:val="single" w:color="999999" w:sz="1"/>
-              <w:right w:val="single" w:color="999999" w:sz="1"/>
-            </w:tcBorders>
-          </w:tcPr>
-          <w:p>
-            <w:r>
-              <w:t>[[PERSON_39]]</w:t>
-            </w:r>
-          </w:p>
-        </w:tc>
-        <w:tc>
-          <w:tcPr>
-            <w:tcW w:type="dxa" w:w="2500"/>
-            <w:tcBorders>
-              <w:top w:val="single" w:color="999999" w:sz="1"/>
-              <w:left w:val="single" w:color="999999" w:sz="1"/>
-              <w:bottom w:val="single" w:color="999999" w:sz="1"/>
-              <w:right w:val="single" w:color="999999" w:sz="1"/>
-            </w:tcBorders>
-          </w:tcPr>
-          <w:p>
-            <w:r>
-              <w:t>[[BIRTH_ID_26]]</w:t>
-            </w:r>
-          </w:p>
-        </w:tc>
-        <w:tc>
-          <w:tcPr>
-            <w:tcW w:type="dxa" w:w="4360"/>
-            <w:tcBorders>
-              <w:top w:val="single" w:color="999999" w:sz="1"/>
-              <w:left w:val="single" w:color="999999" w:sz="1"/>
-              <w:bottom w:val="single" w:color="999999" w:sz="1"/>
-              <w:right w:val="single" w:color="999999" w:sz="1"/>
-            </w:tcBorders>
-          </w:tcPr>
-          <w:p>
-            <w:r>
-              <w:rPr>
-                <w:sz w:val="18"/>
-                <w:szCs w:val="18"/>
-              </w:rPr>
-              <w:t xml:space="preserve">Nezletilá, výživné 25 000 Kč/měs</w:t>
-            </w:r>
-          </w:p>
-        </w:tc>
-      </w:tr>
-      <w:tr>
-        <w:tc>
-          <w:tcPr>
-            <w:tcW w:type="dxa" w:w="2500"/>
-            <w:tcBorders>
-              <w:top w:val="single" w:color="999999" w:sz="1"/>
-              <w:left w:val="single" w:color="999999" w:sz="1"/>
-              <w:bottom w:val="single" w:color="999999" w:sz="1"/>
-              <w:right w:val="single" w:color="999999" w:sz="1"/>
-            </w:tcBorders>
-          </w:tcPr>
-          <w:p>
-            <w:r>
-              <w:t>Ing. [[PERSON_37]], Ph.D.</w:t>
-            </w:r>
-          </w:p>
-        </w:tc>
-        <w:tc>
-          <w:tcPr>
-            <w:tcW w:type="dxa" w:w="2500"/>
-            <w:tcBorders>
-              <w:top w:val="single" w:color="999999" w:sz="1"/>
-              <w:left w:val="single" w:color="999999" w:sz="1"/>
-              <w:bottom w:val="single" w:color="999999" w:sz="1"/>
-              <w:right w:val="single" w:color="999999" w:sz="1"/>
-            </w:tcBorders>
-          </w:tcPr>
-          <w:p>
-            <w:r>
-              <w:t>[[BIRTH_ID_5]]</w:t>
-            </w:r>
-          </w:p>
-        </w:tc>
-        <w:tc>
-          <w:tcPr>
-            <w:tcW w:type="dxa" w:w="4360"/>
-            <w:tcBorders>
-              <w:top w:val="single" w:color="999999" w:sz="1"/>
-              <w:left w:val="single" w:color="999999" w:sz="1"/>
-              <w:bottom w:val="single" w:color="999999" w:sz="1"/>
-              <w:right w:val="single" w:color="999999" w:sz="1"/>
-            </w:tcBorders>
-          </w:tcPr>
-          <w:p>
-            <w:r>
-              <w:rPr>
-                <w:sz w:val="18"/>
-                <w:szCs w:val="18"/>
-              </w:rPr>
-              <w:t xml:space="preserve">Soudní znalec</w:t>
-            </w:r>
-          </w:p>
-        </w:tc>
-      </w:tr>
-      <w:tr>
-        <w:tc>
-          <w:tcPr>
-            <w:tcW w:type="dxa" w:w="2500"/>
-            <w:tcBorders>
-              <w:top w:val="single" w:color="999999" w:sz="1"/>
-              <w:left w:val="single" w:color="999999" w:sz="1"/>
-              <w:bottom w:val="single" w:color="999999" w:sz="1"/>
-              <w:right w:val="single" w:color="999999" w:sz="1"/>
-            </w:tcBorders>
-          </w:tcPr>
-          <w:p>
-            <w:r>
-              <w:t>[[PERSON_43]]</w:t>
-            </w:r>
-          </w:p>
-        </w:tc>
-        <w:tc>
-          <w:tcPr>
-            <w:tcW w:type="dxa" w:w="2500"/>
-            <w:tcBorders>
-              <w:top w:val="single" w:color="999999" w:sz="1"/>
-              <w:left w:val="single" w:color="999999" w:sz="1"/>
-              <w:bottom w:val="single" w:color="999999" w:sz="1"/>
-              <w:right w:val="single" w:color="999999" w:sz="1"/>
-            </w:tcBorders>
-          </w:tcPr>
-          <w:p>
-            <w:r>
-              <w:t>[[BIRTH_ID_27]]</w:t>
-            </w:r>
-          </w:p>
-        </w:tc>
-        <w:tc>
-          <w:tcPr>
-            <w:tcW w:type="dxa" w:w="4360"/>
-            <w:tcBorders>
-              <w:top w:val="single" w:color="999999" w:sz="1"/>
-              <w:left w:val="single" w:color="999999" w:sz="1"/>
-              <w:bottom w:val="single" w:color="999999" w:sz="1"/>
-              <w:right w:val="single" w:color="999999" w:sz="1"/>
-            </w:tcBorders>
-          </w:tcPr>
-          <w:p>
-            <w:r>
-              <w:rPr>
-                <w:sz w:val="18"/>
-                <w:szCs w:val="18"/>
-              </w:rPr>
-              <w:t xml:space="preserve">23 exekucí, dluh 5,85 mil. Kč</w:t>
-            </w:r>
-          </w:p>
-        </w:tc>
-      </w:tr>
-      <w:tr>
-        <w:tc>
-          <w:tcPr>
-            <w:tcW w:type="dxa" w:w="2500"/>
-            <w:tcBorders>
-              <w:top w:val="single" w:color="999999" w:sz="1"/>
-              <w:left w:val="single" w:color="999999" w:sz="1"/>
-              <w:bottom w:val="single" w:color="999999" w:sz="1"/>
-              <w:right w:val="single" w:color="999999" w:sz="1"/>
-            </w:tcBorders>
-          </w:tcPr>
-          <w:p>
-            <w:r>
-              <w:t>JUDr. [[PERSON_41]]</w:t>
-            </w:r>
-          </w:p>
-        </w:tc>
-        <w:tc>
-          <w:tcPr>
-            <w:tcW w:type="dxa" w:w="2500"/>
-            <w:tcBorders>
-              <w:top w:val="single" w:color="999999" w:sz="1"/>
-              <w:left w:val="single" w:color="999999" w:sz="1"/>
-              <w:bottom w:val="single" w:color="999999" w:sz="1"/>
-              <w:right w:val="single" w:color="999999" w:sz="1"/>
-            </w:tcBorders>
-          </w:tcPr>
-          <w:p>
-            <w:r>
-              <w:t>[[BIRTH_ID_24]]</w:t>
-            </w:r>
-          </w:p>
-        </w:tc>
-        <w:tc>
-          <w:tcPr>
-            <w:tcW w:type="dxa" w:w="4360"/>
-            <w:tcBorders>
-              <w:top w:val="single" w:color="999999" w:sz="1"/>
-              <w:left w:val="single" w:color="999999" w:sz="1"/>
-              <w:bottom w:val="single" w:color="999999" w:sz="1"/>
-              <w:right w:val="single" w:color="999999" w:sz="1"/>
-            </w:tcBorders>
-          </w:tcPr>
-          <w:p>
-            <w:r>
-              <w:rPr>
-                <w:sz w:val="18"/>
-                <w:szCs w:val="18"/>
-              </w:rPr>
-              <w:t xml:space="preserve">Exekutor Ostrava</w:t>
-            </w:r>
-          </w:p>
-        </w:tc>
-      </w:tr>
-      <w:tr>
-        <w:tc>
-          <w:tcPr>
-            <w:tcW w:type="dxa" w:w="2500"/>
-            <w:tcBorders>
-              <w:top w:val="single" w:color="999999" w:sz="1"/>
-              <w:left w:val="single" w:color="999999" w:sz="1"/>
-              <w:bottom w:val="single" w:color="999999" w:sz="1"/>
-              <w:right w:val="single" w:color="999999" w:sz="1"/>
-            </w:tcBorders>
-          </w:tcPr>
-          <w:p>
-            <w:r>
-              <w:t>JUDr. [[PERSON_42]]</w:t>
-            </w:r>
-          </w:p>
-        </w:tc>
-        <w:tc>
-          <w:tcPr>
-            <w:tcW w:type="dxa" w:w="2500"/>
-            <w:tcBorders>
-              <w:top w:val="single" w:color="999999" w:sz="1"/>
-              <w:left w:val="single" w:color="999999" w:sz="1"/>
-              <w:bottom w:val="single" w:color="999999" w:sz="1"/>
-              <w:right w:val="single" w:color="999999" w:sz="1"/>
-            </w:tcBorders>
-          </w:tcPr>
-          <w:p>
-            <w:r>
-              <w:t>[[BIRTH_ID_30]]</w:t>
-            </w:r>
-          </w:p>
-        </w:tc>
-        <w:tc>
-          <w:tcPr>
-            <w:tcW w:type="dxa" w:w="4360"/>
-            <w:tcBorders>
-              <w:top w:val="single" w:color="999999" w:sz="1"/>
-              <w:left w:val="single" w:color="999999" w:sz="1"/>
-              <w:bottom w:val="single" w:color="999999" w:sz="1"/>
-              <w:right w:val="single" w:color="999999" w:sz="1"/>
-            </w:tcBorders>
-          </w:tcPr>
-          <w:p>
-            <w:r>
-              <w:rPr>
-                <w:sz w:val="18"/>
-                <w:szCs w:val="18"/>
-              </w:rPr>
-              <w:t xml:space="preserve">Exekutor Karviná</w:t>
-            </w:r>
-          </w:p>
-        </w:tc>
-      </w:tr>
-      <w:tr>
-        <w:tc>
-          <w:tcPr>
-            <w:tcW w:type="dxa" w:w="2500"/>
-            <w:tcBorders>
-              <w:top w:val="single" w:color="999999" w:sz="1"/>
-              <w:left w:val="single" w:color="999999" w:sz="1"/>
-              <w:bottom w:val="single" w:color="999999" w:sz="1"/>
-              <w:right w:val="single" w:color="999999" w:sz="1"/>
-            </w:tcBorders>
-          </w:tcPr>
-          <w:p>
-            <w:r>
-              <w:t>JUDr. [[PERSON_3]]</w:t>
-            </w:r>
-          </w:p>
-        </w:tc>
-        <w:tc>
-          <w:tcPr>
-            <w:tcW w:type="dxa" w:w="2500"/>
-            <w:tcBorders>
-              <w:top w:val="single" w:color="999999" w:sz="1"/>
-              <w:left w:val="single" w:color="999999" w:sz="1"/>
-              <w:bottom w:val="single" w:color="999999" w:sz="1"/>
-              <w:right w:val="single" w:color="999999" w:sz="1"/>
-            </w:tcBorders>
-          </w:tcPr>
-          <w:p>
-            <w:r>
-              <w:t>[[BIRTH_ID_3]]</w:t>
-            </w:r>
-          </w:p>
-        </w:tc>
-        <w:tc>
-          <w:tcPr>
-            <w:tcW w:type="dxa" w:w="4360"/>
-            <w:tcBorders>
-              <w:top w:val="single" w:color="999999" w:sz="1"/>
-              <w:left w:val="single" w:color="999999" w:sz="1"/>
-              <w:bottom w:val="single" w:color="999999" w:sz="1"/>
-              <w:right w:val="single" w:color="999999" w:sz="1"/>
-            </w:tcBorders>
-          </w:tcPr>
-          <w:p>
-            <w:r>
-              <w:rPr>
-                <w:sz w:val="18"/>
-                <w:szCs w:val="18"/>
-              </w:rPr>
               <w:t xml:space="preserve">Advokát, spolupachatel</w:t>
             </w:r>
           </w:p>
@@ -2904,23 +2900,23 @@
           </w:tcPr>
           <w:p>
             <w:r>
-              <w:t>Bc. [[PERSON_44]]</w:t>
-            </w:r>
-          </w:p>
-        </w:tc>
-        <w:tc>
-          <w:tcPr>
-            <w:tcW w:type="dxa" w:w="2500"/>
-            <w:tcBorders>
-              <w:top w:val="single" w:color="999999" w:sz="1"/>
-              <w:left w:val="single" w:color="999999" w:sz="1"/>
-              <w:bottom w:val="single" w:color="999999" w:sz="1"/>
-              <w:right w:val="single" w:color="999999" w:sz="1"/>
-            </w:tcBorders>
-          </w:tcPr>
-          <w:p>
-            <w:r>
-              <w:t>[[BIRTH_ID_31]]</w:t>
+              <w:t>Bc.</w:t>
+            </w:r>
+          </w:p>
+        </w:tc>
+        <w:tc>
+          <w:tcPr>
+            <w:tcW w:type="dxa" w:w="2500"/>
+            <w:tcBorders>
+              <w:top w:val="single" w:color="999999" w:sz="1"/>
+              <w:left w:val="single" w:color="999999" w:sz="1"/>
+              <w:bottom w:val="single" w:color="999999" w:sz="1"/>
+              <w:right w:val="single" w:color="999999" w:sz="1"/>
+            </w:tcBorders>
+          </w:tcPr>
+          <w:p>
+            <w:r>
+              <w:t>[[BIRTH_ID_33]]</w:t>
             </w:r>
           </w:p>
         </w:tc>
@@ -2958,23 +2954,23 @@
           </w:tcPr>
           <w:p>
             <w:r>
-              <w:t>Mgr. [[PERSON_45]]</w:t>
-            </w:r>
-          </w:p>
-        </w:tc>
-        <w:tc>
-          <w:tcPr>
-            <w:tcW w:type="dxa" w:w="2500"/>
-            <w:tcBorders>
-              <w:top w:val="single" w:color="999999" w:sz="1"/>
-              <w:left w:val="single" w:color="999999" w:sz="1"/>
-              <w:bottom w:val="single" w:color="999999" w:sz="1"/>
-              <w:right w:val="single" w:color="999999" w:sz="1"/>
-            </w:tcBorders>
-          </w:tcPr>
-          <w:p>
-            <w:r>
-              <w:t>[[BIRTH_ID_32]]</w:t>
+              <w:t>Mgr.</w:t>
+            </w:r>
+          </w:p>
+        </w:tc>
+        <w:tc>
+          <w:tcPr>
+            <w:tcW w:type="dxa" w:w="2500"/>
+            <w:tcBorders>
+              <w:top w:val="single" w:color="999999" w:sz="1"/>
+              <w:left w:val="single" w:color="999999" w:sz="1"/>
+              <w:bottom w:val="single" w:color="999999" w:sz="1"/>
+              <w:right w:val="single" w:color="999999" w:sz="1"/>
+            </w:tcBorders>
+          </w:tcPr>
+          <w:p>
+            <w:r>
+              <w:t>[[BIRTH_ID_34]]</w:t>
             </w:r>
           </w:p>
         </w:tc>
@@ -3012,23 +3008,23 @@
           </w:tcPr>
           <w:p>
             <w:r>
-              <w:t>Ing. [[PERSON_46]]</w:t>
-            </w:r>
-          </w:p>
-        </w:tc>
-        <w:tc>
-          <w:tcPr>
-            <w:tcW w:type="dxa" w:w="2500"/>
-            <w:tcBorders>
-              <w:top w:val="single" w:color="999999" w:sz="1"/>
-              <w:left w:val="single" w:color="999999" w:sz="1"/>
-              <w:bottom w:val="single" w:color="999999" w:sz="1"/>
-              <w:right w:val="single" w:color="999999" w:sz="1"/>
-            </w:tcBorders>
-          </w:tcPr>
-          <w:p>
-            <w:r>
-              <w:t>[[BIRTH_ID_33]]</w:t>
+              <w:t>Ing.</w:t>
+            </w:r>
+          </w:p>
+        </w:tc>
+        <w:tc>
+          <w:tcPr>
+            <w:tcW w:type="dxa" w:w="2500"/>
+            <w:tcBorders>
+              <w:top w:val="single" w:color="999999" w:sz="1"/>
+              <w:left w:val="single" w:color="999999" w:sz="1"/>
+              <w:bottom w:val="single" w:color="999999" w:sz="1"/>
+              <w:right w:val="single" w:color="999999" w:sz="1"/>
+            </w:tcBorders>
+          </w:tcPr>
+          <w:p>
+            <w:r>
+              <w:t>[[BIRTH_ID_35]]</w:t>
             </w:r>
           </w:p>
         </w:tc>
@@ -3065,24 +3061,22 @@
             </w:tcBorders>
           </w:tcPr>
           <w:p>
-            <w:r>
-              <w:t>[[PERSON_47]]</w:t>
-            </w:r>
-          </w:p>
-        </w:tc>
-        <w:tc>
-          <w:tcPr>
-            <w:tcW w:type="dxa" w:w="2500"/>
-            <w:tcBorders>
-              <w:top w:val="single" w:color="999999" w:sz="1"/>
-              <w:left w:val="single" w:color="999999" w:sz="1"/>
-              <w:bottom w:val="single" w:color="999999" w:sz="1"/>
-              <w:right w:val="single" w:color="999999" w:sz="1"/>
-            </w:tcBorders>
-          </w:tcPr>
-          <w:p>
-            <w:r>
-              <w:t>[[BIRTH_ID_34]]</w:t>
+            <w:r/>
+          </w:p>
+        </w:tc>
+        <w:tc>
+          <w:tcPr>
+            <w:tcW w:type="dxa" w:w="2500"/>
+            <w:tcBorders>
+              <w:top w:val="single" w:color="999999" w:sz="1"/>
+              <w:left w:val="single" w:color="999999" w:sz="1"/>
+              <w:bottom w:val="single" w:color="999999" w:sz="1"/>
+              <w:right w:val="single" w:color="999999" w:sz="1"/>
+            </w:tcBorders>
+          </w:tcPr>
+          <w:p>
+            <w:r>
+              <w:t>[[BIRTH_ID_36]]</w:t>
             </w:r>
           </w:p>
         </w:tc>
@@ -3119,24 +3113,22 @@
             </w:tcBorders>
           </w:tcPr>
           <w:p>
-            <w:r>
-              <w:t>[[PERSON_48]]</w:t>
-            </w:r>
-          </w:p>
-        </w:tc>
-        <w:tc>
-          <w:tcPr>
-            <w:tcW w:type="dxa" w:w="2500"/>
-            <w:tcBorders>
-              <w:top w:val="single" w:color="999999" w:sz="1"/>
-              <w:left w:val="single" w:color="999999" w:sz="1"/>
-              <w:bottom w:val="single" w:color="999999" w:sz="1"/>
-              <w:right w:val="single" w:color="999999" w:sz="1"/>
-            </w:tcBorders>
-          </w:tcPr>
-          <w:p>
-            <w:r>
-              <w:t>[[BIRTH_ID_35]]</w:t>
+            <w:r/>
+          </w:p>
+        </w:tc>
+        <w:tc>
+          <w:tcPr>
+            <w:tcW w:type="dxa" w:w="2500"/>
+            <w:tcBorders>
+              <w:top w:val="single" w:color="999999" w:sz="1"/>
+              <w:left w:val="single" w:color="999999" w:sz="1"/>
+              <w:bottom w:val="single" w:color="999999" w:sz="1"/>
+              <w:right w:val="single" w:color="999999" w:sz="1"/>
+            </w:tcBorders>
+          </w:tcPr>
+          <w:p>
+            <w:r>
+              <w:t>[[BIRTH_ID_37]]</w:t>
             </w:r>
           </w:p>
         </w:tc>
@@ -3173,24 +3165,22 @@
             </w:tcBorders>
           </w:tcPr>
           <w:p>
-            <w:r>
-              <w:t>[[PERSON_49]]</w:t>
-            </w:r>
-          </w:p>
-        </w:tc>
-        <w:tc>
-          <w:tcPr>
-            <w:tcW w:type="dxa" w:w="2500"/>
-            <w:tcBorders>
-              <w:top w:val="single" w:color="999999" w:sz="1"/>
-              <w:left w:val="single" w:color="999999" w:sz="1"/>
-              <w:bottom w:val="single" w:color="999999" w:sz="1"/>
-              <w:right w:val="single" w:color="999999" w:sz="1"/>
-            </w:tcBorders>
-          </w:tcPr>
-          <w:p>
-            <w:r>
-              <w:t>[[BIRTH_ID_36]]</w:t>
+            <w:r/>
+          </w:p>
+        </w:tc>
+        <w:tc>
+          <w:tcPr>
+            <w:tcW w:type="dxa" w:w="2500"/>
+            <w:tcBorders>
+              <w:top w:val="single" w:color="999999" w:sz="1"/>
+              <w:left w:val="single" w:color="999999" w:sz="1"/>
+              <w:bottom w:val="single" w:color="999999" w:sz="1"/>
+              <w:right w:val="single" w:color="999999" w:sz="1"/>
+            </w:tcBorders>
+          </w:tcPr>
+          <w:p>
+            <w:r>
+              <w:t>[[BIRTH_ID_38]]</w:t>
             </w:r>
           </w:p>
         </w:tc>
@@ -3228,23 +3218,23 @@
           </w:tcPr>
           <w:p>
             <w:r>
-              <w:t>prof. MUDr. [[PERSON_50]], CSc.</w:t>
-            </w:r>
-          </w:p>
-        </w:tc>
-        <w:tc>
-          <w:tcPr>
-            <w:tcW w:type="dxa" w:w="2500"/>
-            <w:tcBorders>
-              <w:top w:val="single" w:color="999999" w:sz="1"/>
-              <w:left w:val="single" w:color="999999" w:sz="1"/>
-              <w:bottom w:val="single" w:color="999999" w:sz="1"/>
-              <w:right w:val="single" w:color="999999" w:sz="1"/>
-            </w:tcBorders>
-          </w:tcPr>
-          <w:p>
-            <w:r>
-              <w:t>[[BIRTH_ID_37]]</w:t>
+              <w:t>prof. MUDr. , CSc.</w:t>
+            </w:r>
+          </w:p>
+        </w:tc>
+        <w:tc>
+          <w:tcPr>
+            <w:tcW w:type="dxa" w:w="2500"/>
+            <w:tcBorders>
+              <w:top w:val="single" w:color="999999" w:sz="1"/>
+              <w:left w:val="single" w:color="999999" w:sz="1"/>
+              <w:bottom w:val="single" w:color="999999" w:sz="1"/>
+              <w:right w:val="single" w:color="999999" w:sz="1"/>
+            </w:tcBorders>
+          </w:tcPr>
+          <w:p>
+            <w:r>
+              <w:t>[[BIRTH_ID_39]]</w:t>
             </w:r>
           </w:p>
         </w:tc>
@@ -3282,23 +3272,23 @@
           </w:tcPr>
           <w:p>
             <w:r>
-              <w:t>MUDr. [[PERSON_51]], Ph.D.</w:t>
-            </w:r>
-          </w:p>
-        </w:tc>
-        <w:tc>
-          <w:tcPr>
-            <w:tcW w:type="dxa" w:w="2500"/>
-            <w:tcBorders>
-              <w:top w:val="single" w:color="999999" w:sz="1"/>
-              <w:left w:val="single" w:color="999999" w:sz="1"/>
-              <w:bottom w:val="single" w:color="999999" w:sz="1"/>
-              <w:right w:val="single" w:color="999999" w:sz="1"/>
-            </w:tcBorders>
-          </w:tcPr>
-          <w:p>
-            <w:r>
-              <w:t>[[BIRTH_ID_38]]</w:t>
+              <w:t>MUDr. , Ph.D.</w:t>
+            </w:r>
+          </w:p>
+        </w:tc>
+        <w:tc>
+          <w:tcPr>
+            <w:tcW w:type="dxa" w:w="2500"/>
+            <w:tcBorders>
+              <w:top w:val="single" w:color="999999" w:sz="1"/>
+              <w:left w:val="single" w:color="999999" w:sz="1"/>
+              <w:bottom w:val="single" w:color="999999" w:sz="1"/>
+              <w:right w:val="single" w:color="999999" w:sz="1"/>
+            </w:tcBorders>
+          </w:tcPr>
+          <w:p>
+            <w:r>
+              <w:t>[[BIRTH_ID_40]]</w:t>
             </w:r>
           </w:p>
         </w:tc>

--- a/test_data/smlouva31_anon.docx
+++ b/test_data/smlouva31_anon.docx
@@ -210,7 +210,7 @@
         <w:spacing w:before="50" w:after="50"/>
       </w:pPr>
       <w:r>
-        <w:t>Spolupachatelka PhDr. [[PERSON_2]], Ph.D. ([[BIRTH_ID_2]], ŘP č. [[ID_CARD_2]], [[ADDRESS_2]], [[PHONE_2]], email: [[EMAIL_2]]) působila jako finanční poradkyně a byla zodpovědná za zakládání fiktivních firem. Obviněné [[PERSON_2]] bylo v jejím bytě zabaveno 4 850 000 Kč v hotovosti, šperky v hodnotě 2 100 000 Kč a dokumenty prokazující transakce. Pachatelka [[PERSON_2]] se k činu částečně doznala a spolupracuje s policií. Její manžel JUDr. [[PERSON_3]] ([[BIRTH_ID_3]], registrace ČAK: 78945) je stíhán jako spolupachatel za poskytování právního krytí.</w:t>
+        <w:t>Spolupachatelka PhDr. [[PERSON_2]], Ph.D. ([[BIRTH_ID_2]], ŘP č. [[ID_CARD_2]], [[ADDRESS_12]], [[PHONE_2]], email: [[EMAIL_2]]) působila jako finanční poradkyně a byla zodpovědná za zakládání fiktivních firem. Obviněné [[PERSON_2]] bylo v jejím bytě zabaveno 4 850 000 Kč v hotovosti, šperky v hodnotě 2 100 000 Kč a dokumenty prokazující transakce. Pachatelka [[PERSON_2]] se k činu částečně doznala a spolupracuje s policií. Její manžel JUDr. [[PERSON_3]] ([[BIRTH_ID_3]], registrace ČAK: 78945) je stíhán jako spolupachatel za poskytování právního krytí.</w:t>
       </w:r>
     </w:p>
     <w:p>
@@ -273,7 +273,7 @@
         <w:spacing w:before="100" w:after="50"/>
       </w:pPr>
       <w:r>
-        <w:t>Hlavní dlužník [[PERSON_9]] ([[BIRTH_ID_9]], [[ID_CARD_3]], [[ADDRESS_6]], email: [[EMAIL_4]], [[PHONE_7]], IBAN: [[IBAN_1]]) má evidováno celkem 14 exekucí v úhrnné výši 3 847 600 Kč. Dlužníkovi Sc[[ADDRESS_7]], LV č. 8923, oceněná znaleckým posudkem na 5 400 000 Kč. Dlužník [[PERSON_9]] má závazky vůči: Česká spořitelna a.s. (2 100 000 Kč), Home Credit a.s. (840 000 Kč), Provident Financial s.r.o. (567 000 Kč), ČSSZ (198 600 Kč) a dalším věřitelům.</w:t>
+        <w:t>Hlavní dlužník [[PERSON_9]] ([[BIRTH_ID_9]], [[ID_CARD_3]], [[ADDRESS_6]], email: [[EMAIL_4]], [[PHONE_7]], IBAN: [[IBAN_1]]) má evidováno celkem 14 exekucí v úhrnné výši 3 847 600 Kč. Dlužníkovi [[PERSON_9]] byla zabavena nemovitost [[ADDRESS_7]], LV č. 8923, oceněná znaleckým posudkem na 5 400 000 Kč. Dlužník [[PERSON_9]] má závazky vůči: Česká spořitelna a.s. (2 100 000 Kč), Home Credit a.s. (840 000 Kč), Provident Financial s.r.o. (567 000 Kč), ČSSZ (198 600 Kč) a dalším věřitelům.</w:t>
       </w:r>
     </w:p>
     <w:p>
@@ -281,7 +281,7 @@
         <w:spacing w:before="50" w:after="50"/>
       </w:pPr>
       <w:r>
-        <w:t>Dlužnice [[PERSON_11]] ([[BIRTH_ID_10]], [[ADDRESS_8]], [[PHONE_8]], [[BANK_5]]) je v insolvenci prohlášené Krajským soudem v Ústí nad Labem pod sp. zn. KSUL 89 INS 4567/2024. Dlužnice [[PERSON_11]] má celkem 18 věřitelů s celkovou pohledávkou 4 240 000 Kč. Insolvenční správkyně Mgr. [[PERSON_10]] ([[BIRTH_ID_11]], registrace 4578) řídí oddlužení splátkového kalendáře s měsíční splátkou 6 800 Kč na dobu 5 let.</w:t>
+        <w:t>Dlužnice [[PERSON_11]] ([[BIRTH_ID_10]], [[ADDRESS_8]], [[PHONE_8]], [[BANK_5]]) je v insolvenci prohlášené Krajským soudem v Ústí nad Labem pod sp. zn. KSUL 89 I[[LICENSE_PLATE_1]]/2024. Dlužnice [[PERSON_11]] má celkem 18 věřitelů s celkovou pohledávkou 4 240 000 Kč. Insolvenční správkyně Mgr. [[PERSON_10]] ([[BIRTH_ID_11]], registrace 4578) řídí oddlužení splátkového kalendáře s měsíční splátkou 6 800 Kč na dobu 5 let.</w:t>
       </w:r>
     </w:p>
     <w:p>
@@ -298,7 +298,7 @@
         <w:spacing w:before="100" w:after="50"/>
       </w:pPr>
       <w:r>
-        <w:t>Žadatel o úvěr Ing. [[PERSON_13]], MBA ([[BIRTH_ID_12]], [[ICO_3]], [[ADDRESS_9]], email: [[EMAIL_5]], [[PHONE_9]]) předložil falešné výplatní pásky a podvodně získal hypoteční úvěr ve výši 7 500 000 Kč. Žadateli [[PERSON_13]] bylo následně prokázáno, že jeho skutečný příjem je pouze 35 000 Kč měsíčně, nikoliv uváděných 145 000 Kč. Klient [[PERSON_13]] [PERSON_12]] nyní obviněn z úvěrového podvodu dle § 211 tr. zákoníku. Jeho manželka PhDr. [[PERSON_14]] ([[BIRTH_ID_13]]) je vyšetřována jako spolupachatelka.</w:t>
+        <w:t>Žadatel o úvěr Ing. [[PERSON_12]], MBA ([[BIRTH_ID_12]], [[ICO_3]], [[ADDRESS_9]], email: [[EMAIL_5]], [[PHONE_9]]) předložil falešné výplatní pásky a podvodně získal hypoteční úvěr ve výši 7 500 000 Kč. Žadateli [[PERSON_12]] bylo následně prokázáno, že jeho skutečný příjem je pouze 35 000 Kč měsíčně, nikoliv uváděných 145 000 Kč. Klient [[PERSON_12]] je nyní obviněn z úvěrového podvodu dle § 211 tr. zákoníku. Jeho manželka PhDr. [[PERSON_13]] ([[BIRTH_ID_13]]) je vyšetřována jako spolupachatelka.</w:t>
       </w:r>
     </w:p>
     <w:p>
@@ -328,7 +328,7 @@
         <w:spacing w:before="100" w:after="50"/>
       </w:pPr>
       <w:r>
-        <w:t>Pacient prof. MUDr. [[PERSON_15]], DrSc. ([[BIRTH_ID_14]], [[BIRTH_ID_15]], [[ADDRESS_10]], email: [[EMAIL_6]], [[PHONE_10]]) má diagnostikovaný pokročilý karcinom pankreatu T4N2M1 (C25.9) s metastázami do jater a plic. Pacientovi [[PERSON_15]] byla indikována paliativní chemoterapie schématem FOLFIRINOX s velmi špatnou prognózou (predikované přežití 6-9 měsíců). Nemocný [[PERSON_15]] současně trpí diabetes mellitus 2. typu, chronickou renální insuficiencí G3b a arteriální hypertenzí. Genetické vyšetření prokázalo mutaci genu BRCA2. Ošetřující onkolog MUDr. [[PERSON_16]], Ph.D. (registrace ČLK: 89012) doporučil hospitalizaci na hospici.</w:t>
+        <w:t>Pacient prof. MUDr. [[PERSON_14]], DrSc. ([[BIRTH_ID_14]], [[BIRTH_ID_15]], [[ADDRESS_10]], email: [[EMAIL_6]], [[PHONE_10]]) má diagnostikovaný pokročilý karcinom pankreatu T4N2M1 (C25.9) s metastázami do jater a plic. Pacientovi [[PERSON_14]] byla indikována paliativní chemoterapie schématem FOLFIRINOX s velmi špatnou prognózou (predikované přežití 6-9 měsíců). Nemocný [[PERSON_14]] současně trpí diabetes mellitus 2. typu, chronickou renální insuficiencí G3b a arteriální hypertenzí. Genetické vyšetření prokázalo mutaci genu BRCA2. Ošetřující onkolog MUDr. [[PERSON_15]], Ph.D. (registrace ČLK: 89012) doporučil hospitalizaci na hospici.</w:t>
       </w:r>
     </w:p>
     <w:p>
@@ -336,7 +336,7 @@
         <w:spacing w:before="50" w:after="50"/>
       </w:pPr>
       <w:r>
-        <w:t>Pacientka Ing. [[PERSON_17]] ([[BIRTH_ID_16]], pojištěnka OZP[[PHONE_11]], [[ADDRESS_11]], [[PHONE_12]]) má diagnostikovaný triple-negativní karcinom prsu T3N3M0 (C50.4) s nepříznivou prognózou. Pacientce [[PERSON_17]] byla provedena ablatio mammae bilaterálně, následovala adjuvantní chemoterapie a radioterapie. Léčená [[PERSON_17]] má rovněž diagnostikovanou těžkou depresivní epizodu F32.2 v souvislosti s onkologickým onemocněním. Byl jí přiznán invalidní důchod III. stupně ve výši 16 800 Kč měsíčně.</w:t>
+        <w:t>Pacientka Ing. [[PERSON_16]] ([[BIRTH_ID_16]], pojištěnka OZP[[PHONE_11]], [[ADDRESS_11]], [[PHONE_12]]) má diagnostikovaný triple-negativní karcinom prsu T3N3M0 (C50.4) s nepříznivou prognózou. Pacientce [[PERSON_16]] byla provedena ablatio mammae bilaterálně, následovala adjuvantní chemoterapie a radioterapie. Léčená [[PERSON_16]] má rovněž diagnostikovanou těžkou depresivní epizodu F32.2 v souvislosti s onkologickým onemocněním. Byl jí přiznán invalidní důchod III. stupně ve výši 16 800 Kč měsíčně.</w:t>
       </w:r>
     </w:p>
     <w:p>
@@ -353,7 +353,7 @@
         <w:spacing w:before="100" w:after="50"/>
       </w:pPr>
       <w:r>
-        <w:t>Pacient čekající na transplantaci Bc. [[PERSON_18]] ([[BIRTH_ID_5]], pojištěnec VZP[[PHONE_13]], [[ADDRESS_12]], [[PHONE_14]]) má terminální selhání ledvin N18.5 a je na pravidelné hemodialýze 3× týdně. Pacientovi [[PERSON_18]] byl přiznán příspěvek na péči IV. stupně ve výši 19 200 Kč měsíčně. Nemocný [[PERSON_18]] je na čekací listině pro transplantaci ledviny již 47 měsíců. Jeho potenciální živý dárce, bratr Mgr. [[PERSON_19]] ([[BIRTH_ID_17]]), bohužel nebyl HLA kompatibilní.</w:t>
+        <w:t>Pacient čekající na transplantaci Bc. [[PERSON_17]] ([[BIRTH_ID_5]], pojištěnec VZP[[PHONE_13]], [[ADDRESS_12]], [[PHONE_14]]) má terminální selhání ledvin N18.5 a je na pravidelné hemodialýze 3× týdně. Pacientovi [[PERSON_17]] byl přiznán příspěvek na péči IV. stupně ve výši 19 200 Kč měsíčně. Nemocný [[PERSON_17]] je na čekací listině pro transplantaci ledviny již 47 měsíců. Jeho potenciální živý dárce, bratr Mgr. [[PERSON_18]] ([[BIRTH_ID_17]]), bohužel nebyl HLA kompatibilní.</w:t>
       </w:r>
     </w:p>
     <w:p>
@@ -361,7 +361,7 @@
         <w:spacing w:before="50" w:after="50"/>
       </w:pPr>
       <w:r>
-        <w:t>Pacientka po transplantaci PhDr. [[PERSON_20]] ([[BIRTH_ID_11]], pojištěnka ZP[[PHONE_15]], [[ADDRESS_13]], email: [[EMAIL_7]]) podstoupila transplantaci jater pro cirhózu K74.6 na podkladě autoimunitní hepatitidy. Transplantované [[PERSON_20]] byla zavedena trvalá imunosupresivní léčba (Tacrolimus, Mykofenolátem mofetil). Pacientka [[PERSON_20]] má zvýšené riziko rejekce štěpu a infekčních komplikací.</w:t>
+        <w:t>Pacientka po transplantaci PhDr. [[PERSON_19]] ([[BIRTH_ID_11]], pojištěnka ZP[[PHONE_15]], [[ADDRESS_6]], email: [[EMAIL_7]]) podstoupila transplantaci jater pro cirhózu K74.6 na podkladě autoimunitní hepatitidy. Transplantované [[PERSON_19]] byla zavedena trvalá imunosupresivní léčba (Tacrolimus, Mykofenolátem mofetil). Pacientka [[PERSON_19]] má zvýšené riziko rejekce štěpu a infekčních komplikací.</w:t>
       </w:r>
     </w:p>
     <w:p>
@@ -391,7 +391,7 @@
         <w:spacing w:before="100" w:after="50"/>
       </w:pPr>
       <w:r>
-        <w:t>Pacient [[PERSON_23]] ([[BIRTH_ID_18]], [[BIRTH_ID_19]], [[ADDRESS_14]], [[PHONE_8]]) byl přijat na uzavřené oddělení Psychiatrické léčebny Bohnice s diagnózou F20.0 (schizofrenie paranoidní) s akutní psychotickou exacerbací. Hospitalizovaný [[PERSON_23]] měl bludy pronásledování a sluchové halucinace velící k agresivnímu chování. Pacient [[PERSON_23]] se pokusil o útok na personál a musel být bezpečnostně fixován. V anamnéze je 7 předchozích hospitalizací, 3 pokusy o sebevraždu (2018, 2021, 2024) a dlouhodobá noncompliance k léčbě. Ošetřující psychiatr MUDr. [[PERSON_21]], Ph.D. (registrace ČLK: 67890) indikoval léčbu depotními antipsychotiky (Risperidon-Consta 50mg i.m. q14d). Kontaktní osoba: sestra [[PERSON_22]] ([[BIRTH_ID_13]], [[PHONE_16]]).</w:t>
+        <w:t>Pacient [[PERSON_22]] ([[BIRTH_ID_18]], [[BIRTH_ID_19]], [[ADDRESS_14]], [[PHONE_8]]) byl přijat na uzavřené oddělení Psychiatrické léčebny Bohnice s diagnózou F20.0 (schizofrenie paranoidní) s akutní psychotickou exacerbací. Hospitalizovaný [[PERSON_22]] měl bludy pronásledování a sluchové halucinace velící k agresivnímu chování. Pacient [[PERSON_22]] se pokusil o útok na personál a musel být bezpečnostně fixován. V anamnéze je 7 předchozích hospitalizací, 3 pokusy o sebevraždu (2018, 2021, 2024) a dlouhodobá noncompliance k léčbě. Ošetřující psychiatr MUDr. [[PERSON_20]], Ph.D. (registrace ČLK: 67890) indikoval léčbu depotními antipsychotiky (Risperidon-Consta 50mg i.m. q14d). Kontaktní osoba: sestra [[PERSON_21]] ([[BIRTH_ID_13]], [[PHONE_16]]).</w:t>
       </w:r>
     </w:p>
     <w:p>
@@ -399,7 +399,7 @@
         <w:spacing w:before="50" w:after="50"/>
       </w:pPr>
       <w:r>
-        <w:t>Pacientka [[PERSON_25]] ([[BIRTH_ID_20]], pojištěnka OZP[[PHONE_17]], [[ADDRESS_15]], email: [[EMAIL_8]]) je hospitalizována pro těžkou depresivní epizodu s psychotickými příznaky F32.3. Pacientka [[PERSON_25]] měla vysoce letální pokus o sebevraždu oběšením, byla resuscitována a následně přijata na JIP. Léčená [[PERSON_25]] má v anamnéze dlouhodobé sebepoškozování (řezné rány na předloktích), bulimia nervosa F50.2 a závislost na benzodiazepinech F13.2. Byla jí zavedena elektrokonvulzivní terapie (ECT) a farmakoterapie (Venlafaxin 225mg, Quetiapin 400mg). Manžel Ing. [[PERSON_24]] ([[BIRTH_ID_21]]) žádá o rozvod.</w:t>
+        <w:t>Pacientka [[PERSON_24]] ([[BIRTH_ID_20]], pojištěnka OZP[[PHONE_17]], [[ADDRESS_15]], email: [[EMAIL_8]]) je hospitalizována pro těžkou depresivní epizodu s psychotickými příznaky F32.3. Pacientka [[PERSON_24]] měla vysoce letální pokus o sebevraždu oběšením, byla resuscitována a následně přijata na JIP. Léčená [[PERSON_24]] má v anamnéze dlouhodobé sebepoškozování (řezné rány na předloktích), bulimia nervosa F50.2 a závislost na benzodiazepinech F13.2. Byla jí zavedena elektrokonvulzivní terapie (ECT) a farmakoterapie (Venlafaxin 225mg, Quetiapin 400mg). Manžel Ing. [[PERSON_23]] ([[BIRTH_ID_21]]) žádá o rozvod.</w:t>
       </w:r>
     </w:p>
     <w:p>
@@ -416,7 +416,7 @@
         <w:spacing w:before="100" w:after="50"/>
       </w:pPr>
       <w:r>
-        <w:t>Obviněný [[PERSON_27]] ([[BIRTH_ID_22]], ID vězně: 2025-FOR-7845, [[ADDRESS_16]]) je ve výkonu zabezpečovací detence na Psychiatrické léčebně Bohnice, oddělení forenzní psychiatrie. Odsouzený [[PERSON_27]] byl uznán částečně nepříčetným a odsouzen k trestu odnětí svobody 15 let za vraždu dle § 140 tr. zákoníku spáchané pod vlivem akutní psychózy. Pachatel [[PERSON_27]] má diagnostikovanou paranoidní schizofrenii F20.0, antisociální poruchu osobnosti F60.2 a v anamnéze závislost na metamfetaminu F15.2. Forenzní psychiatr MUDr. [[PERSON_26]], CSc. (registrace ČLK: 78945) hodnotí riziko recidivy jako vysoké.</w:t>
+        <w:t>Obviněný [[PERSON_26]] ([[BIRTH_ID_22]], ID vězně: 2025-FOR-7845, [[ADDRESS_16]]) je ve výkonu zabezpečovací detence na Psychiatrické léčebně Bohnice, oddělení forenzní psychiatrie. Odsouzený [[PERSON_26]] byl uznán částečně nepříčetným a odsouzen k trestu odnětí svobody 15 let za vraždu dle § 140 tr. zákoníku spáchané pod vlivem akutní psychózy. Pachatel [[PERSON_26]] má diagnostikovanou paranoidní schizofrenii F20.0, antisociální poruchu osobnosti F60.2 a v anamnéze závislost na metamfetaminu F15.2. Forenzní psychiatr MUDr. [[PERSON_25]], CSc. (registrace ČLK: 78945) hodnotí riziko recidivy jako vysoké.</w:t>
       </w:r>
     </w:p>
     <w:p>
@@ -446,7 +446,7 @@
         <w:spacing w:before="100" w:after="50"/>
       </w:pPr>
       <w:r>
-        <w:t>Matka [[PERSON_32]] ([[BIRTH_ID_10]], [[ADDRESS_17]], [[PHONE_5]]) byla zbavena rodičovské zodpovědnosti k dětem: [[PERSON_31]] ([[BIRTH_ID_23]]), [[PERSON_30]] ([[BIRTH_ID_24]]) a [[PERSON_29]] ([[BIRTH_ID_25]]) z důvodu opakovaného fyzického a psychického zneužívání, zanedbávání péče a života v sociálně nepřijatelných podmínkách. Matce [[PERSON_17]] byl soudem uložen zákaz styku s dětmi. Má diagnostikovanou závislost na alkoholu F10.2, hraniční poruchu osobnosti F60.3 a je evidována na OSPOD. Otec dětí [[PERSON_28]] ([[BIRTH_ID_3]]) si odpykává trest odnětí svobody 8 let za týrání svěřené osoby dle § 198 tr. zákoníku ve Věznici Valdice.</w:t>
+        <w:t>Matka [[PERSON_31]] ([[BIRTH_ID_10]], [[ADDRESS_17]], [[PHONE_5]]) byla zbavena rodičovské zodpovědnosti k dětem: [[PERSON_30]] ([[BIRTH_ID_23]]), [[PERSON_29]] ([[BIRTH_ID_24]]) a [[PERSON_28]] ([[BIRTH_ID_25]]) z důvodu opakovaného fyzického a psychického zneužívání, zanedbávání péče a života v sociálně nepřijatelných podmínkách. Matce [[PERSON_16]] byl soudem uložen zákaz styku s dětmi. Má diagnostikovanou závislost na alkoholu F10.2, hraniční poruchu osobnosti F60.3 a je evidována na OSPOD. Otec dětí [[PERSON_27]] ([[BIRTH_ID_3]]) si odpykává trest odnětí svobody 8 let za týrání svěřené osoby dle § 198 tr. zákoníku ve Věznici Valdice.</w:t>
       </w:r>
     </w:p>
     <w:p>
@@ -454,7 +454,7 @@
         <w:spacing w:before="50" w:after="50"/>
       </w:pPr>
       <w:r>
-        <w:t>Pěstouni dětí jsou manželé JUDr. [[PERSON_33]] ([[BIRTH_ID_26]], [[ADDRESS_4]]) a Mgr. [[PERSON_34]] ([[BIRTH_ID_7]]). Pěstounům [[PERSON_6]] byl přiznán příspěvek na úhradu potřeb dítěte 13 900 Kč měsíčně na každé dítě a odměna pěstouna 7 800 Kč měsíčně. Sociální pracovnice PhDr. [[PERSON_35]] (ID: SP-2025-4578) pravidelně kontroluje podmínky péče.</w:t>
+        <w:t>Pěstouni dětí jsou manželé JUDr. [[PERSON_32]] ([[BIRTH_ID_26]], [[ADDRESS_4]]) a Mgr. [[PERSON_33]] ([[BIRTH_ID_7]]). Pěstounům [[PERSON_6]] byl přiznán příspěvek na úhradu potřeb dítěte 13 900 Kč měsíčně na každé dítě a odměna pěstouna 7 800 Kč měsíčně. Sociální pracovnice PhDr. [[PERSON_34]] (ID: SP-2025-4578) pravidelně kontroluje podmínky péče.</w:t>
       </w:r>
     </w:p>
     <w:p>
@@ -471,7 +471,7 @@
         <w:spacing w:before="100" w:after="50"/>
       </w:pPr>
       <w:r>
-        <w:t>Rozvedený Ing. [[PERSON_36]], MBA ([[BIRTH_ID_22]], [[ICO_1]], [[ADDRESS_18]], [[BANK_1]]) se rozvádí s manželkou PharmDr. [[PERSON_38]] ([[BIRTH_ID_8]], [[ADDRESS_19]]). Manželé mají společný majetek v hodnotě přesahující 87 000 000 Kč (nemovitosti, účty, akcie, podíly ve společnostech). Rozvedenému [[PERSON_5]] bylo uloženo výživné na nezletilé [[PERSON_40]] ([[BIRTH_ID_27]]) a [[PERSON_39]] ([[BIRTH_ID_28]]) ve výši 25 000 Kč měsíčně na každé dítě. Příjemkyní výživného je [[PERSON_38]]. Soudní znalec Ing. [[PERSON_37]], Ph.D. ([[ICO_2]]) ocenil společný majetek.</w:t>
+        <w:t>Rozvedený Ing. [[PERSON_35]], MBA ([[BIRTH_ID_22]], [[ICO_1]], [[ADDRESS_1]], [[BANK_1]]) se rozvádí s manželkou PharmDr. [[PERSON_37]] ([[BIRTH_ID_8]], [[ADDRESS_19]]). Manželé mají společný majetek v hodnotě přesahující 87 000 000 Kč (nemovitosti, účty, akcie, podíly ve společnostech). Rozvedenému [[PERSON_5]] bylo uloženo výživné na nezletilé [[PERSON_39]] ([[BIRTH_ID_27]]) a [[PERSON_38]] ([[BIRTH_ID_28]]) ve výši 25 000 Kč měsíčně na každé dítě. Příjemkyní výživného je [[PERSON_37]]. Soudní znalec Ing. [[PERSON_36]], Ph.D. ([[ICO_2]]) ocenil společný majetek.</w:t>
       </w:r>
     </w:p>
     <w:p>
@@ -501,7 +501,7 @@
         <w:spacing w:before="100" w:after="50"/>
       </w:pPr>
       <w:r>
-        <w:t>Dlužník [[PERSON_43]] ([[BIRTH_ID_29]], [[ADDRESS_20]], [[PHONE_18]]) má evidováno celkem 23 exekucí v úhrnné výši 5 847 900 Kč. Dlužníkovi [[PERSON_43]] byly zabaveny všechny bankovní účty, srážky ze mzdy činí 2/3 čisté mzdy (15 400 Kč měsíčně). Exekutoři: JUDr. [[PERSON_41]] (exekutorský úřad [[ADDRESS_21]], reg. 347/05), JUDr. [[PERSON_42]] (exekutorský úřad Karviná, reg. 156/08). Hlavní věřitelé: Home Credit a.s., Provident Financial s.r.o., ČSSZ (nedoplatky na pojistném 487 600 Kč), mobilní operátoři.</w:t>
+        <w:t>Dlužník [[PERSON_42]] ([[BIRTH_ID_29]], [[ADDRESS_20]], [[PHONE_18]]) má evidováno celkem 23 exekucí v úhrnné výši 5 847 900 Kč. Dlužníkovi [[PERSON_42]] byly zabaveny všechny bankovní účty, srážky ze mzdy činí 2/3 čisté mzdy (15 400 Kč měsíčně). Exekutoři: JUDr. [[PERSON_40]] (exekutorský úřad Ostrava, reg. 347/05), JUDr. [[PERSON_41]] (exekutorský úřad Karviná, reg. 156/08). Hlavní věřitelé: Home Credit a.s., Provident Financial s.r.o., ČSSZ (nedoplatky na pojistném 487 600 Kč), mobilní operátoři.</w:t>
       </w:r>
     </w:p>
     <w:p>
@@ -1176,7 +1176,7 @@
           </w:tcPr>
           <w:p>
             <w:r>
-              <w:t>Ing. [[PERSON_13]], MBA</w:t>
+              <w:t>Ing. [[PERSON_12]], MBA</w:t>
             </w:r>
           </w:p>
         </w:tc>
@@ -1230,7 +1230,7 @@
           </w:tcPr>
           <w:p>
             <w:r>
-              <w:t>PhDr. [[PERSON_14]]</w:t>
+              <w:t>PhDr. [[PERSON_13]]</w:t>
             </w:r>
           </w:p>
         </w:tc>
@@ -1284,7 +1284,7 @@
           </w:tcPr>
           <w:p>
             <w:r>
-              <w:t>prof. MUDr. [[PERSON_15]], DrSc.</w:t>
+              <w:t>prof. MUDr. [[PERSON_14]], DrSc.</w:t>
             </w:r>
           </w:p>
         </w:tc>
@@ -1338,7 +1338,7 @@
           </w:tcPr>
           <w:p>
             <w:r>
-              <w:t>Ing. [[PERSON_17]]</w:t>
+              <w:t>Ing. [[PERSON_16]]</w:t>
             </w:r>
           </w:p>
         </w:tc>
@@ -1392,7 +1392,7 @@
           </w:tcPr>
           <w:p>
             <w:r>
-              <w:t>MUDr. [[PERSON_16]], Ph.D.</w:t>
+              <w:t>MUDr. [[PERSON_15]], Ph.D.</w:t>
             </w:r>
           </w:p>
         </w:tc>
@@ -1446,7 +1446,7 @@
           </w:tcPr>
           <w:p>
             <w:r>
-              <w:t>Bc. [[PERSON_18]]</w:t>
+              <w:t>Bc. [[PERSON_17]]</w:t>
             </w:r>
           </w:p>
         </w:tc>
@@ -1500,7 +1500,7 @@
           </w:tcPr>
           <w:p>
             <w:r>
-              <w:t>Mgr. [[PERSON_19]]</w:t>
+              <w:t>Mgr. [[PERSON_18]]</w:t>
             </w:r>
           </w:p>
         </w:tc>
@@ -1554,7 +1554,7 @@
           </w:tcPr>
           <w:p>
             <w:r>
-              <w:t>PhDr. [[PERSON_20]]</w:t>
+              <w:t>PhDr. [[PERSON_19]]</w:t>
             </w:r>
           </w:p>
         </w:tc>
@@ -1608,7 +1608,7 @@
           </w:tcPr>
           <w:p>
             <w:r>
-              <w:t>[[PERSON_23]]</w:t>
+              <w:t>[[PERSON_22]]</w:t>
             </w:r>
           </w:p>
         </w:tc>
@@ -1662,7 +1662,7 @@
           </w:tcPr>
           <w:p>
             <w:r>
-              <w:t>MUDr. [[PERSON_21]], Ph.D.</w:t>
+              <w:t>MUDr. [[PERSON_20]], Ph.D.</w:t>
             </w:r>
           </w:p>
         </w:tc>
@@ -1716,7 +1716,7 @@
           </w:tcPr>
           <w:p>
             <w:r>
-              <w:t>[[PERSON_22]]</w:t>
+              <w:t>[[PERSON_21]]</w:t>
             </w:r>
           </w:p>
         </w:tc>
@@ -1770,7 +1770,7 @@
           </w:tcPr>
           <w:p>
             <w:r>
-              <w:t>[[PERSON_25]]</w:t>
+              <w:t>[[PERSON_24]]</w:t>
             </w:r>
           </w:p>
         </w:tc>
@@ -1824,7 +1824,7 @@
           </w:tcPr>
           <w:p>
             <w:r>
-              <w:t>Ing. [[PERSON_24]]</w:t>
+              <w:t>Ing. [[PERSON_23]]</w:t>
             </w:r>
           </w:p>
         </w:tc>
@@ -1878,6 +1878,330 @@
           </w:tcPr>
           <w:p>
             <w:r>
+              <w:t>[[PERSON_26]]</w:t>
+            </w:r>
+          </w:p>
+        </w:tc>
+        <w:tc>
+          <w:tcPr>
+            <w:tcW w:type="dxa" w:w="2500"/>
+            <w:tcBorders>
+              <w:top w:val="single" w:color="999999" w:sz="1"/>
+              <w:left w:val="single" w:color="999999" w:sz="1"/>
+              <w:bottom w:val="single" w:color="999999" w:sz="1"/>
+              <w:right w:val="single" w:color="999999" w:sz="1"/>
+            </w:tcBorders>
+          </w:tcPr>
+          <w:p>
+            <w:r>
+              <w:t>[[BIRTH_ID_22]]</w:t>
+            </w:r>
+          </w:p>
+        </w:tc>
+        <w:tc>
+          <w:tcPr>
+            <w:tcW w:type="dxa" w:w="4360"/>
+            <w:tcBorders>
+              <w:top w:val="single" w:color="999999" w:sz="1"/>
+              <w:left w:val="single" w:color="999999" w:sz="1"/>
+              <w:bottom w:val="single" w:color="999999" w:sz="1"/>
+              <w:right w:val="single" w:color="999999" w:sz="1"/>
+            </w:tcBorders>
+          </w:tcPr>
+          <w:p>
+            <w:r>
+              <w:rPr>
+                <w:sz w:val="18"/>
+                <w:szCs w:val="18"/>
+              </w:rPr>
+              <w:t xml:space="preserve">Vražda § 140, zabezpečovací detence, F20.0</w:t>
+            </w:r>
+          </w:p>
+        </w:tc>
+      </w:tr>
+      <w:tr>
+        <w:tc>
+          <w:tcPr>
+            <w:tcW w:type="dxa" w:w="2500"/>
+            <w:tcBorders>
+              <w:top w:val="single" w:color="999999" w:sz="1"/>
+              <w:left w:val="single" w:color="999999" w:sz="1"/>
+              <w:bottom w:val="single" w:color="999999" w:sz="1"/>
+              <w:right w:val="single" w:color="999999" w:sz="1"/>
+            </w:tcBorders>
+          </w:tcPr>
+          <w:p>
+            <w:r>
+              <w:t>MUDr. [[PERSON_25]], CSc.</w:t>
+            </w:r>
+          </w:p>
+        </w:tc>
+        <w:tc>
+          <w:tcPr>
+            <w:tcW w:type="dxa" w:w="2500"/>
+            <w:tcBorders>
+              <w:top w:val="single" w:color="999999" w:sz="1"/>
+              <w:left w:val="single" w:color="999999" w:sz="1"/>
+              <w:bottom w:val="single" w:color="999999" w:sz="1"/>
+              <w:right w:val="single" w:color="999999" w:sz="1"/>
+            </w:tcBorders>
+          </w:tcPr>
+          <w:p>
+            <w:r>
+              <w:t>[[BIRTH_ID_30]]</w:t>
+            </w:r>
+          </w:p>
+        </w:tc>
+        <w:tc>
+          <w:tcPr>
+            <w:tcW w:type="dxa" w:w="4360"/>
+            <w:tcBorders>
+              <w:top w:val="single" w:color="999999" w:sz="1"/>
+              <w:left w:val="single" w:color="999999" w:sz="1"/>
+              <w:bottom w:val="single" w:color="999999" w:sz="1"/>
+              <w:right w:val="single" w:color="999999" w:sz="1"/>
+            </w:tcBorders>
+          </w:tcPr>
+          <w:p>
+            <w:r>
+              <w:rPr>
+                <w:sz w:val="18"/>
+                <w:szCs w:val="18"/>
+              </w:rPr>
+              <w:t xml:space="preserve">Forenzní psychiatr</w:t>
+            </w:r>
+          </w:p>
+        </w:tc>
+      </w:tr>
+      <w:tr>
+        <w:tc>
+          <w:tcPr>
+            <w:tcW w:type="dxa" w:w="2500"/>
+            <w:tcBorders>
+              <w:top w:val="single" w:color="999999" w:sz="1"/>
+              <w:left w:val="single" w:color="999999" w:sz="1"/>
+              <w:bottom w:val="single" w:color="999999" w:sz="1"/>
+              <w:right w:val="single" w:color="999999" w:sz="1"/>
+            </w:tcBorders>
+          </w:tcPr>
+          <w:p>
+            <w:r>
+              <w:t>[[PERSON_31]]</w:t>
+            </w:r>
+          </w:p>
+        </w:tc>
+        <w:tc>
+          <w:tcPr>
+            <w:tcW w:type="dxa" w:w="2500"/>
+            <w:tcBorders>
+              <w:top w:val="single" w:color="999999" w:sz="1"/>
+              <w:left w:val="single" w:color="999999" w:sz="1"/>
+              <w:bottom w:val="single" w:color="999999" w:sz="1"/>
+              <w:right w:val="single" w:color="999999" w:sz="1"/>
+            </w:tcBorders>
+          </w:tcPr>
+          <w:p>
+            <w:r>
+              <w:t>[[BIRTH_ID_10]]</w:t>
+            </w:r>
+          </w:p>
+        </w:tc>
+        <w:tc>
+          <w:tcPr>
+            <w:tcW w:type="dxa" w:w="4360"/>
+            <w:tcBorders>
+              <w:top w:val="single" w:color="999999" w:sz="1"/>
+              <w:left w:val="single" w:color="999999" w:sz="1"/>
+              <w:bottom w:val="single" w:color="999999" w:sz="1"/>
+              <w:right w:val="single" w:color="999999" w:sz="1"/>
+            </w:tcBorders>
+          </w:tcPr>
+          <w:p>
+            <w:r>
+              <w:rPr>
+                <w:sz w:val="18"/>
+                <w:szCs w:val="18"/>
+              </w:rPr>
+              <w:t xml:space="preserve">Zbavena rodičovské odpovědnosti, F10.2, F60.3</w:t>
+            </w:r>
+          </w:p>
+        </w:tc>
+      </w:tr>
+      <w:tr>
+        <w:tc>
+          <w:tcPr>
+            <w:tcW w:type="dxa" w:w="2500"/>
+            <w:tcBorders>
+              <w:top w:val="single" w:color="999999" w:sz="1"/>
+              <w:left w:val="single" w:color="999999" w:sz="1"/>
+              <w:bottom w:val="single" w:color="999999" w:sz="1"/>
+              <w:right w:val="single" w:color="999999" w:sz="1"/>
+            </w:tcBorders>
+          </w:tcPr>
+          <w:p>
+            <w:r>
+              <w:t>[[PERSON_30]]</w:t>
+            </w:r>
+          </w:p>
+        </w:tc>
+        <w:tc>
+          <w:tcPr>
+            <w:tcW w:type="dxa" w:w="2500"/>
+            <w:tcBorders>
+              <w:top w:val="single" w:color="999999" w:sz="1"/>
+              <w:left w:val="single" w:color="999999" w:sz="1"/>
+              <w:bottom w:val="single" w:color="999999" w:sz="1"/>
+              <w:right w:val="single" w:color="999999" w:sz="1"/>
+            </w:tcBorders>
+          </w:tcPr>
+          <w:p>
+            <w:r>
+              <w:t>[[BIRTH_ID_23]]</w:t>
+            </w:r>
+          </w:p>
+        </w:tc>
+        <w:tc>
+          <w:tcPr>
+            <w:tcW w:type="dxa" w:w="4360"/>
+            <w:tcBorders>
+              <w:top w:val="single" w:color="999999" w:sz="1"/>
+              <w:left w:val="single" w:color="999999" w:sz="1"/>
+              <w:bottom w:val="single" w:color="999999" w:sz="1"/>
+              <w:right w:val="single" w:color="999999" w:sz="1"/>
+            </w:tcBorders>
+          </w:tcPr>
+          <w:p>
+            <w:r>
+              <w:rPr>
+                <w:sz w:val="18"/>
+                <w:szCs w:val="18"/>
+              </w:rPr>
+              <w:t xml:space="preserve">Dítě odebrané z péče</w:t>
+            </w:r>
+          </w:p>
+        </w:tc>
+      </w:tr>
+      <w:tr>
+        <w:tc>
+          <w:tcPr>
+            <w:tcW w:type="dxa" w:w="2500"/>
+            <w:tcBorders>
+              <w:top w:val="single" w:color="999999" w:sz="1"/>
+              <w:left w:val="single" w:color="999999" w:sz="1"/>
+              <w:bottom w:val="single" w:color="999999" w:sz="1"/>
+              <w:right w:val="single" w:color="999999" w:sz="1"/>
+            </w:tcBorders>
+          </w:tcPr>
+          <w:p>
+            <w:r>
+              <w:t>[[PERSON_29]]</w:t>
+            </w:r>
+          </w:p>
+        </w:tc>
+        <w:tc>
+          <w:tcPr>
+            <w:tcW w:type="dxa" w:w="2500"/>
+            <w:tcBorders>
+              <w:top w:val="single" w:color="999999" w:sz="1"/>
+              <w:left w:val="single" w:color="999999" w:sz="1"/>
+              <w:bottom w:val="single" w:color="999999" w:sz="1"/>
+              <w:right w:val="single" w:color="999999" w:sz="1"/>
+            </w:tcBorders>
+          </w:tcPr>
+          <w:p>
+            <w:r>
+              <w:t>[[BIRTH_ID_24]]</w:t>
+            </w:r>
+          </w:p>
+        </w:tc>
+        <w:tc>
+          <w:tcPr>
+            <w:tcW w:type="dxa" w:w="4360"/>
+            <w:tcBorders>
+              <w:top w:val="single" w:color="999999" w:sz="1"/>
+              <w:left w:val="single" w:color="999999" w:sz="1"/>
+              <w:bottom w:val="single" w:color="999999" w:sz="1"/>
+              <w:right w:val="single" w:color="999999" w:sz="1"/>
+            </w:tcBorders>
+          </w:tcPr>
+          <w:p>
+            <w:r>
+              <w:rPr>
+                <w:sz w:val="18"/>
+                <w:szCs w:val="18"/>
+              </w:rPr>
+              <w:t xml:space="preserve">Dítě odebrané z péče</w:t>
+            </w:r>
+          </w:p>
+        </w:tc>
+      </w:tr>
+      <w:tr>
+        <w:tc>
+          <w:tcPr>
+            <w:tcW w:type="dxa" w:w="2500"/>
+            <w:tcBorders>
+              <w:top w:val="single" w:color="999999" w:sz="1"/>
+              <w:left w:val="single" w:color="999999" w:sz="1"/>
+              <w:bottom w:val="single" w:color="999999" w:sz="1"/>
+              <w:right w:val="single" w:color="999999" w:sz="1"/>
+            </w:tcBorders>
+          </w:tcPr>
+          <w:p>
+            <w:r>
+              <w:t>[[PERSON_28]]</w:t>
+            </w:r>
+          </w:p>
+        </w:tc>
+        <w:tc>
+          <w:tcPr>
+            <w:tcW w:type="dxa" w:w="2500"/>
+            <w:tcBorders>
+              <w:top w:val="single" w:color="999999" w:sz="1"/>
+              <w:left w:val="single" w:color="999999" w:sz="1"/>
+              <w:bottom w:val="single" w:color="999999" w:sz="1"/>
+              <w:right w:val="single" w:color="999999" w:sz="1"/>
+            </w:tcBorders>
+          </w:tcPr>
+          <w:p>
+            <w:r>
+              <w:t>[[BIRTH_ID_25]]</w:t>
+            </w:r>
+          </w:p>
+        </w:tc>
+        <w:tc>
+          <w:tcPr>
+            <w:tcW w:type="dxa" w:w="4360"/>
+            <w:tcBorders>
+              <w:top w:val="single" w:color="999999" w:sz="1"/>
+              <w:left w:val="single" w:color="999999" w:sz="1"/>
+              <w:bottom w:val="single" w:color="999999" w:sz="1"/>
+              <w:right w:val="single" w:color="999999" w:sz="1"/>
+            </w:tcBorders>
+          </w:tcPr>
+          <w:p>
+            <w:r>
+              <w:rPr>
+                <w:sz w:val="18"/>
+                <w:szCs w:val="18"/>
+              </w:rPr>
+              <w:t xml:space="preserve">Dítě odebrané z péče</w:t>
+            </w:r>
+          </w:p>
+        </w:tc>
+      </w:tr>
+      <w:tr>
+        <w:tc>
+          <w:tcPr>
+            <w:tcW w:type="dxa" w:w="2500"/>
+            <w:tcBorders>
+              <w:top w:val="single" w:color="999999" w:sz="1"/>
+              <w:left w:val="single" w:color="999999" w:sz="1"/>
+              <w:bottom w:val="single" w:color="999999" w:sz="1"/>
+              <w:right w:val="single" w:color="999999" w:sz="1"/>
+            </w:tcBorders>
+          </w:tcPr>
+          <w:p>
+            <w:r>
               <w:t>[[PERSON_27]]</w:t>
             </w:r>
           </w:p>
@@ -1894,6 +2218,222 @@
           </w:tcPr>
           <w:p>
             <w:r>
+              <w:t>[[BIRTH_ID_3]]</w:t>
+            </w:r>
+          </w:p>
+        </w:tc>
+        <w:tc>
+          <w:tcPr>
+            <w:tcW w:type="dxa" w:w="4360"/>
+            <w:tcBorders>
+              <w:top w:val="single" w:color="999999" w:sz="1"/>
+              <w:left w:val="single" w:color="999999" w:sz="1"/>
+              <w:bottom w:val="single" w:color="999999" w:sz="1"/>
+              <w:right w:val="single" w:color="999999" w:sz="1"/>
+            </w:tcBorders>
+          </w:tcPr>
+          <w:p>
+            <w:r>
+              <w:rPr>
+                <w:sz w:val="18"/>
+                <w:szCs w:val="18"/>
+              </w:rPr>
+              <w:t xml:space="preserve">Otec, trest 8 let za týrání § 198</w:t>
+            </w:r>
+          </w:p>
+        </w:tc>
+      </w:tr>
+      <w:tr>
+        <w:tc>
+          <w:tcPr>
+            <w:tcW w:type="dxa" w:w="2500"/>
+            <w:tcBorders>
+              <w:top w:val="single" w:color="999999" w:sz="1"/>
+              <w:left w:val="single" w:color="999999" w:sz="1"/>
+              <w:bottom w:val="single" w:color="999999" w:sz="1"/>
+              <w:right w:val="single" w:color="999999" w:sz="1"/>
+            </w:tcBorders>
+          </w:tcPr>
+          <w:p>
+            <w:r>
+              <w:t>JUDr. [[PERSON_32]]</w:t>
+            </w:r>
+          </w:p>
+        </w:tc>
+        <w:tc>
+          <w:tcPr>
+            <w:tcW w:type="dxa" w:w="2500"/>
+            <w:tcBorders>
+              <w:top w:val="single" w:color="999999" w:sz="1"/>
+              <w:left w:val="single" w:color="999999" w:sz="1"/>
+              <w:bottom w:val="single" w:color="999999" w:sz="1"/>
+              <w:right w:val="single" w:color="999999" w:sz="1"/>
+            </w:tcBorders>
+          </w:tcPr>
+          <w:p>
+            <w:r>
+              <w:t>[[BIRTH_ID_26]]</w:t>
+            </w:r>
+          </w:p>
+        </w:tc>
+        <w:tc>
+          <w:tcPr>
+            <w:tcW w:type="dxa" w:w="4360"/>
+            <w:tcBorders>
+              <w:top w:val="single" w:color="999999" w:sz="1"/>
+              <w:left w:val="single" w:color="999999" w:sz="1"/>
+              <w:bottom w:val="single" w:color="999999" w:sz="1"/>
+              <w:right w:val="single" w:color="999999" w:sz="1"/>
+            </w:tcBorders>
+          </w:tcPr>
+          <w:p>
+            <w:r>
+              <w:rPr>
+                <w:sz w:val="18"/>
+                <w:szCs w:val="18"/>
+              </w:rPr>
+              <w:t xml:space="preserve">Pěstoun</w:t>
+            </w:r>
+          </w:p>
+        </w:tc>
+      </w:tr>
+      <w:tr>
+        <w:tc>
+          <w:tcPr>
+            <w:tcW w:type="dxa" w:w="2500"/>
+            <w:tcBorders>
+              <w:top w:val="single" w:color="999999" w:sz="1"/>
+              <w:left w:val="single" w:color="999999" w:sz="1"/>
+              <w:bottom w:val="single" w:color="999999" w:sz="1"/>
+              <w:right w:val="single" w:color="999999" w:sz="1"/>
+            </w:tcBorders>
+          </w:tcPr>
+          <w:p>
+            <w:r>
+              <w:t>Mgr. [[PERSON_33]]</w:t>
+            </w:r>
+          </w:p>
+        </w:tc>
+        <w:tc>
+          <w:tcPr>
+            <w:tcW w:type="dxa" w:w="2500"/>
+            <w:tcBorders>
+              <w:top w:val="single" w:color="999999" w:sz="1"/>
+              <w:left w:val="single" w:color="999999" w:sz="1"/>
+              <w:bottom w:val="single" w:color="999999" w:sz="1"/>
+              <w:right w:val="single" w:color="999999" w:sz="1"/>
+            </w:tcBorders>
+          </w:tcPr>
+          <w:p>
+            <w:r>
+              <w:t>[[BIRTH_ID_7]]</w:t>
+            </w:r>
+          </w:p>
+        </w:tc>
+        <w:tc>
+          <w:tcPr>
+            <w:tcW w:type="dxa" w:w="4360"/>
+            <w:tcBorders>
+              <w:top w:val="single" w:color="999999" w:sz="1"/>
+              <w:left w:val="single" w:color="999999" w:sz="1"/>
+              <w:bottom w:val="single" w:color="999999" w:sz="1"/>
+              <w:right w:val="single" w:color="999999" w:sz="1"/>
+            </w:tcBorders>
+          </w:tcPr>
+          <w:p>
+            <w:r>
+              <w:rPr>
+                <w:sz w:val="18"/>
+                <w:szCs w:val="18"/>
+              </w:rPr>
+              <w:t xml:space="preserve">Pěstounka</w:t>
+            </w:r>
+          </w:p>
+        </w:tc>
+      </w:tr>
+      <w:tr>
+        <w:tc>
+          <w:tcPr>
+            <w:tcW w:type="dxa" w:w="2500"/>
+            <w:tcBorders>
+              <w:top w:val="single" w:color="999999" w:sz="1"/>
+              <w:left w:val="single" w:color="999999" w:sz="1"/>
+              <w:bottom w:val="single" w:color="999999" w:sz="1"/>
+              <w:right w:val="single" w:color="999999" w:sz="1"/>
+            </w:tcBorders>
+          </w:tcPr>
+          <w:p>
+            <w:r>
+              <w:t>PhDr. [[PERSON_34]]</w:t>
+            </w:r>
+          </w:p>
+        </w:tc>
+        <w:tc>
+          <w:tcPr>
+            <w:tcW w:type="dxa" w:w="2500"/>
+            <w:tcBorders>
+              <w:top w:val="single" w:color="999999" w:sz="1"/>
+              <w:left w:val="single" w:color="999999" w:sz="1"/>
+              <w:bottom w:val="single" w:color="999999" w:sz="1"/>
+              <w:right w:val="single" w:color="999999" w:sz="1"/>
+            </w:tcBorders>
+          </w:tcPr>
+          <w:p>
+            <w:r>
+              <w:t>[[BIRTH_ID_31]]</w:t>
+            </w:r>
+          </w:p>
+        </w:tc>
+        <w:tc>
+          <w:tcPr>
+            <w:tcW w:type="dxa" w:w="4360"/>
+            <w:tcBorders>
+              <w:top w:val="single" w:color="999999" w:sz="1"/>
+              <w:left w:val="single" w:color="999999" w:sz="1"/>
+              <w:bottom w:val="single" w:color="999999" w:sz="1"/>
+              <w:right w:val="single" w:color="999999" w:sz="1"/>
+            </w:tcBorders>
+          </w:tcPr>
+          <w:p>
+            <w:r>
+              <w:rPr>
+                <w:sz w:val="18"/>
+                <w:szCs w:val="18"/>
+              </w:rPr>
+              <w:t xml:space="preserve">Sociální pracovnice OSPOD</w:t>
+            </w:r>
+          </w:p>
+        </w:tc>
+      </w:tr>
+      <w:tr>
+        <w:tc>
+          <w:tcPr>
+            <w:tcW w:type="dxa" w:w="2500"/>
+            <w:tcBorders>
+              <w:top w:val="single" w:color="999999" w:sz="1"/>
+              <w:left w:val="single" w:color="999999" w:sz="1"/>
+              <w:bottom w:val="single" w:color="999999" w:sz="1"/>
+              <w:right w:val="single" w:color="999999" w:sz="1"/>
+            </w:tcBorders>
+          </w:tcPr>
+          <w:p>
+            <w:r>
+              <w:t>Ing. [[PERSON_35]], MBA</w:t>
+            </w:r>
+          </w:p>
+        </w:tc>
+        <w:tc>
+          <w:tcPr>
+            <w:tcW w:type="dxa" w:w="2500"/>
+            <w:tcBorders>
+              <w:top w:val="single" w:color="999999" w:sz="1"/>
+              <w:left w:val="single" w:color="999999" w:sz="1"/>
+              <w:bottom w:val="single" w:color="999999" w:sz="1"/>
+              <w:right w:val="single" w:color="999999" w:sz="1"/>
+            </w:tcBorders>
+          </w:tcPr>
+          <w:p>
+            <w:r>
               <w:t>[[BIRTH_ID_22]]</w:t>
             </w:r>
           </w:p>
@@ -1914,295 +2454,403 @@
                 <w:sz w:val="18"/>
                 <w:szCs w:val="18"/>
               </w:rPr>
-              <w:t xml:space="preserve">Vražda § 140, zabezpečovací detence, F20.0</w:t>
-            </w:r>
-          </w:p>
-        </w:tc>
-      </w:tr>
-      <w:tr>
-        <w:tc>
-          <w:tcPr>
-            <w:tcW w:type="dxa" w:w="2500"/>
-            <w:tcBorders>
-              <w:top w:val="single" w:color="999999" w:sz="1"/>
-              <w:left w:val="single" w:color="999999" w:sz="1"/>
-              <w:bottom w:val="single" w:color="999999" w:sz="1"/>
-              <w:right w:val="single" w:color="999999" w:sz="1"/>
-            </w:tcBorders>
-          </w:tcPr>
-          <w:p>
-            <w:r>
-              <w:t>MUDr. [[PERSON_26]], CSc.</w:t>
-            </w:r>
-          </w:p>
-        </w:tc>
-        <w:tc>
-          <w:tcPr>
-            <w:tcW w:type="dxa" w:w="2500"/>
-            <w:tcBorders>
-              <w:top w:val="single" w:color="999999" w:sz="1"/>
-              <w:left w:val="single" w:color="999999" w:sz="1"/>
-              <w:bottom w:val="single" w:color="999999" w:sz="1"/>
-              <w:right w:val="single" w:color="999999" w:sz="1"/>
-            </w:tcBorders>
-          </w:tcPr>
-          <w:p>
-            <w:r>
-              <w:t>[[BIRTH_ID_30]]</w:t>
-            </w:r>
-          </w:p>
-        </w:tc>
-        <w:tc>
-          <w:tcPr>
-            <w:tcW w:type="dxa" w:w="4360"/>
-            <w:tcBorders>
-              <w:top w:val="single" w:color="999999" w:sz="1"/>
-              <w:left w:val="single" w:color="999999" w:sz="1"/>
-              <w:bottom w:val="single" w:color="999999" w:sz="1"/>
-              <w:right w:val="single" w:color="999999" w:sz="1"/>
-            </w:tcBorders>
-          </w:tcPr>
-          <w:p>
-            <w:r>
-              <w:rPr>
-                <w:sz w:val="18"/>
-                <w:szCs w:val="18"/>
-              </w:rPr>
-              <w:t xml:space="preserve">Forenzní psychiatr</w:t>
-            </w:r>
-          </w:p>
-        </w:tc>
-      </w:tr>
-      <w:tr>
-        <w:tc>
-          <w:tcPr>
-            <w:tcW w:type="dxa" w:w="2500"/>
-            <w:tcBorders>
-              <w:top w:val="single" w:color="999999" w:sz="1"/>
-              <w:left w:val="single" w:color="999999" w:sz="1"/>
-              <w:bottom w:val="single" w:color="999999" w:sz="1"/>
-              <w:right w:val="single" w:color="999999" w:sz="1"/>
-            </w:tcBorders>
-          </w:tcPr>
-          <w:p>
-            <w:r>
-              <w:t>[[PERSON_32]]</w:t>
-            </w:r>
-          </w:p>
-        </w:tc>
-        <w:tc>
-          <w:tcPr>
-            <w:tcW w:type="dxa" w:w="2500"/>
-            <w:tcBorders>
-              <w:top w:val="single" w:color="999999" w:sz="1"/>
-              <w:left w:val="single" w:color="999999" w:sz="1"/>
-              <w:bottom w:val="single" w:color="999999" w:sz="1"/>
-              <w:right w:val="single" w:color="999999" w:sz="1"/>
-            </w:tcBorders>
-          </w:tcPr>
-          <w:p>
-            <w:r>
-              <w:t>[[BIRTH_ID_10]]</w:t>
-            </w:r>
-          </w:p>
-        </w:tc>
-        <w:tc>
-          <w:tcPr>
-            <w:tcW w:type="dxa" w:w="4360"/>
-            <w:tcBorders>
-              <w:top w:val="single" w:color="999999" w:sz="1"/>
-              <w:left w:val="single" w:color="999999" w:sz="1"/>
-              <w:bottom w:val="single" w:color="999999" w:sz="1"/>
-              <w:right w:val="single" w:color="999999" w:sz="1"/>
-            </w:tcBorders>
-          </w:tcPr>
-          <w:p>
-            <w:r>
-              <w:rPr>
-                <w:sz w:val="18"/>
-                <w:szCs w:val="18"/>
-              </w:rPr>
-              <w:t xml:space="preserve">Zbavena rodičovské odpovědnosti, F10.2, F60.3</w:t>
-            </w:r>
-          </w:p>
-        </w:tc>
-      </w:tr>
-      <w:tr>
-        <w:tc>
-          <w:tcPr>
-            <w:tcW w:type="dxa" w:w="2500"/>
-            <w:tcBorders>
-              <w:top w:val="single" w:color="999999" w:sz="1"/>
-              <w:left w:val="single" w:color="999999" w:sz="1"/>
-              <w:bottom w:val="single" w:color="999999" w:sz="1"/>
-              <w:right w:val="single" w:color="999999" w:sz="1"/>
-            </w:tcBorders>
-          </w:tcPr>
-          <w:p>
-            <w:r>
-              <w:t>[[PERSON_31]]</w:t>
-            </w:r>
-          </w:p>
-        </w:tc>
-        <w:tc>
-          <w:tcPr>
-            <w:tcW w:type="dxa" w:w="2500"/>
-            <w:tcBorders>
-              <w:top w:val="single" w:color="999999" w:sz="1"/>
-              <w:left w:val="single" w:color="999999" w:sz="1"/>
-              <w:bottom w:val="single" w:color="999999" w:sz="1"/>
-              <w:right w:val="single" w:color="999999" w:sz="1"/>
-            </w:tcBorders>
-          </w:tcPr>
-          <w:p>
-            <w:r>
-              <w:t>[[BIRTH_ID_23]]</w:t>
-            </w:r>
-          </w:p>
-        </w:tc>
-        <w:tc>
-          <w:tcPr>
-            <w:tcW w:type="dxa" w:w="4360"/>
-            <w:tcBorders>
-              <w:top w:val="single" w:color="999999" w:sz="1"/>
-              <w:left w:val="single" w:color="999999" w:sz="1"/>
-              <w:bottom w:val="single" w:color="999999" w:sz="1"/>
-              <w:right w:val="single" w:color="999999" w:sz="1"/>
-            </w:tcBorders>
-          </w:tcPr>
-          <w:p>
-            <w:r>
-              <w:rPr>
-                <w:sz w:val="18"/>
-                <w:szCs w:val="18"/>
-              </w:rPr>
-              <w:t xml:space="preserve">Dítě odebrané z péče</w:t>
-            </w:r>
-          </w:p>
-        </w:tc>
-      </w:tr>
-      <w:tr>
-        <w:tc>
-          <w:tcPr>
-            <w:tcW w:type="dxa" w:w="2500"/>
-            <w:tcBorders>
-              <w:top w:val="single" w:color="999999" w:sz="1"/>
-              <w:left w:val="single" w:color="999999" w:sz="1"/>
-              <w:bottom w:val="single" w:color="999999" w:sz="1"/>
-              <w:right w:val="single" w:color="999999" w:sz="1"/>
-            </w:tcBorders>
-          </w:tcPr>
-          <w:p>
-            <w:r>
-              <w:t>[[PERSON_30]]</w:t>
-            </w:r>
-          </w:p>
-        </w:tc>
-        <w:tc>
-          <w:tcPr>
-            <w:tcW w:type="dxa" w:w="2500"/>
-            <w:tcBorders>
-              <w:top w:val="single" w:color="999999" w:sz="1"/>
-              <w:left w:val="single" w:color="999999" w:sz="1"/>
-              <w:bottom w:val="single" w:color="999999" w:sz="1"/>
-              <w:right w:val="single" w:color="999999" w:sz="1"/>
-            </w:tcBorders>
-          </w:tcPr>
-          <w:p>
-            <w:r>
-              <w:t>[[BIRTH_ID_24]]</w:t>
-            </w:r>
-          </w:p>
-        </w:tc>
-        <w:tc>
-          <w:tcPr>
-            <w:tcW w:type="dxa" w:w="4360"/>
-            <w:tcBorders>
-              <w:top w:val="single" w:color="999999" w:sz="1"/>
-              <w:left w:val="single" w:color="999999" w:sz="1"/>
-              <w:bottom w:val="single" w:color="999999" w:sz="1"/>
-              <w:right w:val="single" w:color="999999" w:sz="1"/>
-            </w:tcBorders>
-          </w:tcPr>
-          <w:p>
-            <w:r>
-              <w:rPr>
-                <w:sz w:val="18"/>
-                <w:szCs w:val="18"/>
-              </w:rPr>
-              <w:t xml:space="preserve">Dítě odebrané z péče</w:t>
-            </w:r>
-          </w:p>
-        </w:tc>
-      </w:tr>
-      <w:tr>
-        <w:tc>
-          <w:tcPr>
-            <w:tcW w:type="dxa" w:w="2500"/>
-            <w:tcBorders>
-              <w:top w:val="single" w:color="999999" w:sz="1"/>
-              <w:left w:val="single" w:color="999999" w:sz="1"/>
-              <w:bottom w:val="single" w:color="999999" w:sz="1"/>
-              <w:right w:val="single" w:color="999999" w:sz="1"/>
-            </w:tcBorders>
-          </w:tcPr>
-          <w:p>
-            <w:r>
-              <w:t>[[PERSON_29]]</w:t>
-            </w:r>
-          </w:p>
-        </w:tc>
-        <w:tc>
-          <w:tcPr>
-            <w:tcW w:type="dxa" w:w="2500"/>
-            <w:tcBorders>
-              <w:top w:val="single" w:color="999999" w:sz="1"/>
-              <w:left w:val="single" w:color="999999" w:sz="1"/>
-              <w:bottom w:val="single" w:color="999999" w:sz="1"/>
-              <w:right w:val="single" w:color="999999" w:sz="1"/>
-            </w:tcBorders>
-          </w:tcPr>
-          <w:p>
-            <w:r>
-              <w:t>[[BIRTH_ID_25]]</w:t>
-            </w:r>
-          </w:p>
-        </w:tc>
-        <w:tc>
-          <w:tcPr>
-            <w:tcW w:type="dxa" w:w="4360"/>
-            <w:tcBorders>
-              <w:top w:val="single" w:color="999999" w:sz="1"/>
-              <w:left w:val="single" w:color="999999" w:sz="1"/>
-              <w:bottom w:val="single" w:color="999999" w:sz="1"/>
-              <w:right w:val="single" w:color="999999" w:sz="1"/>
-            </w:tcBorders>
-          </w:tcPr>
-          <w:p>
-            <w:r>
-              <w:rPr>
-                <w:sz w:val="18"/>
-                <w:szCs w:val="18"/>
-              </w:rPr>
-              <w:t xml:space="preserve">Dítě odebrané z péče</w:t>
-            </w:r>
-          </w:p>
-        </w:tc>
-      </w:tr>
-      <w:tr>
-        <w:tc>
-          <w:tcPr>
-            <w:tcW w:type="dxa" w:w="2500"/>
-            <w:tcBorders>
-              <w:top w:val="single" w:color="999999" w:sz="1"/>
-              <w:left w:val="single" w:color="999999" w:sz="1"/>
-              <w:bottom w:val="single" w:color="999999" w:sz="1"/>
-              <w:right w:val="single" w:color="999999" w:sz="1"/>
-            </w:tcBorders>
-          </w:tcPr>
-          <w:p>
-            <w:r>
-              <w:t>[[PERSON_28]]</w:t>
+              <w:t xml:space="preserve">Rozvod, majetek 87 mil. Kč</w:t>
+            </w:r>
+          </w:p>
+        </w:tc>
+      </w:tr>
+      <w:tr>
+        <w:tc>
+          <w:tcPr>
+            <w:tcW w:type="dxa" w:w="2500"/>
+            <w:tcBorders>
+              <w:top w:val="single" w:color="999999" w:sz="1"/>
+              <w:left w:val="single" w:color="999999" w:sz="1"/>
+              <w:bottom w:val="single" w:color="999999" w:sz="1"/>
+              <w:right w:val="single" w:color="999999" w:sz="1"/>
+            </w:tcBorders>
+          </w:tcPr>
+          <w:p>
+            <w:r>
+              <w:t>PharmDr. [[PERSON_37]]</w:t>
+            </w:r>
+          </w:p>
+        </w:tc>
+        <w:tc>
+          <w:tcPr>
+            <w:tcW w:type="dxa" w:w="2500"/>
+            <w:tcBorders>
+              <w:top w:val="single" w:color="999999" w:sz="1"/>
+              <w:left w:val="single" w:color="999999" w:sz="1"/>
+              <w:bottom w:val="single" w:color="999999" w:sz="1"/>
+              <w:right w:val="single" w:color="999999" w:sz="1"/>
+            </w:tcBorders>
+          </w:tcPr>
+          <w:p>
+            <w:r>
+              <w:t>[[BIRTH_ID_8]]</w:t>
+            </w:r>
+          </w:p>
+        </w:tc>
+        <w:tc>
+          <w:tcPr>
+            <w:tcW w:type="dxa" w:w="4360"/>
+            <w:tcBorders>
+              <w:top w:val="single" w:color="999999" w:sz="1"/>
+              <w:left w:val="single" w:color="999999" w:sz="1"/>
+              <w:bottom w:val="single" w:color="999999" w:sz="1"/>
+              <w:right w:val="single" w:color="999999" w:sz="1"/>
+            </w:tcBorders>
+          </w:tcPr>
+          <w:p>
+            <w:r>
+              <w:rPr>
+                <w:sz w:val="18"/>
+                <w:szCs w:val="18"/>
+              </w:rPr>
+              <w:t xml:space="preserve">Rozvedená, příjemkyně výživného</w:t>
+            </w:r>
+          </w:p>
+        </w:tc>
+      </w:tr>
+      <w:tr>
+        <w:tc>
+          <w:tcPr>
+            <w:tcW w:type="dxa" w:w="2500"/>
+            <w:tcBorders>
+              <w:top w:val="single" w:color="999999" w:sz="1"/>
+              <w:left w:val="single" w:color="999999" w:sz="1"/>
+              <w:bottom w:val="single" w:color="999999" w:sz="1"/>
+              <w:right w:val="single" w:color="999999" w:sz="1"/>
+            </w:tcBorders>
+          </w:tcPr>
+          <w:p>
+            <w:r>
+              <w:t>[[PERSON_39]]</w:t>
+            </w:r>
+          </w:p>
+        </w:tc>
+        <w:tc>
+          <w:tcPr>
+            <w:tcW w:type="dxa" w:w="2500"/>
+            <w:tcBorders>
+              <w:top w:val="single" w:color="999999" w:sz="1"/>
+              <w:left w:val="single" w:color="999999" w:sz="1"/>
+              <w:bottom w:val="single" w:color="999999" w:sz="1"/>
+              <w:right w:val="single" w:color="999999" w:sz="1"/>
+            </w:tcBorders>
+          </w:tcPr>
+          <w:p>
+            <w:r>
+              <w:t>[[BIRTH_ID_27]]</w:t>
+            </w:r>
+          </w:p>
+        </w:tc>
+        <w:tc>
+          <w:tcPr>
+            <w:tcW w:type="dxa" w:w="4360"/>
+            <w:tcBorders>
+              <w:top w:val="single" w:color="999999" w:sz="1"/>
+              <w:left w:val="single" w:color="999999" w:sz="1"/>
+              <w:bottom w:val="single" w:color="999999" w:sz="1"/>
+              <w:right w:val="single" w:color="999999" w:sz="1"/>
+            </w:tcBorders>
+          </w:tcPr>
+          <w:p>
+            <w:r>
+              <w:rPr>
+                <w:sz w:val="18"/>
+                <w:szCs w:val="18"/>
+              </w:rPr>
+              <w:t xml:space="preserve">Nezletilá, výživné 25 000 Kč/měs</w:t>
+            </w:r>
+          </w:p>
+        </w:tc>
+      </w:tr>
+      <w:tr>
+        <w:tc>
+          <w:tcPr>
+            <w:tcW w:type="dxa" w:w="2500"/>
+            <w:tcBorders>
+              <w:top w:val="single" w:color="999999" w:sz="1"/>
+              <w:left w:val="single" w:color="999999" w:sz="1"/>
+              <w:bottom w:val="single" w:color="999999" w:sz="1"/>
+              <w:right w:val="single" w:color="999999" w:sz="1"/>
+            </w:tcBorders>
+          </w:tcPr>
+          <w:p>
+            <w:r>
+              <w:t>[[PERSON_38]]</w:t>
+            </w:r>
+          </w:p>
+        </w:tc>
+        <w:tc>
+          <w:tcPr>
+            <w:tcW w:type="dxa" w:w="2500"/>
+            <w:tcBorders>
+              <w:top w:val="single" w:color="999999" w:sz="1"/>
+              <w:left w:val="single" w:color="999999" w:sz="1"/>
+              <w:bottom w:val="single" w:color="999999" w:sz="1"/>
+              <w:right w:val="single" w:color="999999" w:sz="1"/>
+            </w:tcBorders>
+          </w:tcPr>
+          <w:p>
+            <w:r>
+              <w:t>[[BIRTH_ID_28]]</w:t>
+            </w:r>
+          </w:p>
+        </w:tc>
+        <w:tc>
+          <w:tcPr>
+            <w:tcW w:type="dxa" w:w="4360"/>
+            <w:tcBorders>
+              <w:top w:val="single" w:color="999999" w:sz="1"/>
+              <w:left w:val="single" w:color="999999" w:sz="1"/>
+              <w:bottom w:val="single" w:color="999999" w:sz="1"/>
+              <w:right w:val="single" w:color="999999" w:sz="1"/>
+            </w:tcBorders>
+          </w:tcPr>
+          <w:p>
+            <w:r>
+              <w:rPr>
+                <w:sz w:val="18"/>
+                <w:szCs w:val="18"/>
+              </w:rPr>
+              <w:t xml:space="preserve">Nezletilá, výživné 25 000 Kč/měs</w:t>
+            </w:r>
+          </w:p>
+        </w:tc>
+      </w:tr>
+      <w:tr>
+        <w:tc>
+          <w:tcPr>
+            <w:tcW w:type="dxa" w:w="2500"/>
+            <w:tcBorders>
+              <w:top w:val="single" w:color="999999" w:sz="1"/>
+              <w:left w:val="single" w:color="999999" w:sz="1"/>
+              <w:bottom w:val="single" w:color="999999" w:sz="1"/>
+              <w:right w:val="single" w:color="999999" w:sz="1"/>
+            </w:tcBorders>
+          </w:tcPr>
+          <w:p>
+            <w:r>
+              <w:t>Ing. [[PERSON_36]], Ph.D.</w:t>
+            </w:r>
+          </w:p>
+        </w:tc>
+        <w:tc>
+          <w:tcPr>
+            <w:tcW w:type="dxa" w:w="2500"/>
+            <w:tcBorders>
+              <w:top w:val="single" w:color="999999" w:sz="1"/>
+              <w:left w:val="single" w:color="999999" w:sz="1"/>
+              <w:bottom w:val="single" w:color="999999" w:sz="1"/>
+              <w:right w:val="single" w:color="999999" w:sz="1"/>
+            </w:tcBorders>
+          </w:tcPr>
+          <w:p>
+            <w:r>
+              <w:t>[[BIRTH_ID_5]]</w:t>
+            </w:r>
+          </w:p>
+        </w:tc>
+        <w:tc>
+          <w:tcPr>
+            <w:tcW w:type="dxa" w:w="4360"/>
+            <w:tcBorders>
+              <w:top w:val="single" w:color="999999" w:sz="1"/>
+              <w:left w:val="single" w:color="999999" w:sz="1"/>
+              <w:bottom w:val="single" w:color="999999" w:sz="1"/>
+              <w:right w:val="single" w:color="999999" w:sz="1"/>
+            </w:tcBorders>
+          </w:tcPr>
+          <w:p>
+            <w:r>
+              <w:rPr>
+                <w:sz w:val="18"/>
+                <w:szCs w:val="18"/>
+              </w:rPr>
+              <w:t xml:space="preserve">Soudní znalec</w:t>
+            </w:r>
+          </w:p>
+        </w:tc>
+      </w:tr>
+      <w:tr>
+        <w:tc>
+          <w:tcPr>
+            <w:tcW w:type="dxa" w:w="2500"/>
+            <w:tcBorders>
+              <w:top w:val="single" w:color="999999" w:sz="1"/>
+              <w:left w:val="single" w:color="999999" w:sz="1"/>
+              <w:bottom w:val="single" w:color="999999" w:sz="1"/>
+              <w:right w:val="single" w:color="999999" w:sz="1"/>
+            </w:tcBorders>
+          </w:tcPr>
+          <w:p>
+            <w:r>
+              <w:t>[[PERSON_42]]</w:t>
+            </w:r>
+          </w:p>
+        </w:tc>
+        <w:tc>
+          <w:tcPr>
+            <w:tcW w:type="dxa" w:w="2500"/>
+            <w:tcBorders>
+              <w:top w:val="single" w:color="999999" w:sz="1"/>
+              <w:left w:val="single" w:color="999999" w:sz="1"/>
+              <w:bottom w:val="single" w:color="999999" w:sz="1"/>
+              <w:right w:val="single" w:color="999999" w:sz="1"/>
+            </w:tcBorders>
+          </w:tcPr>
+          <w:p>
+            <w:r>
+              <w:t>[[BIRTH_ID_29]]</w:t>
+            </w:r>
+          </w:p>
+        </w:tc>
+        <w:tc>
+          <w:tcPr>
+            <w:tcW w:type="dxa" w:w="4360"/>
+            <w:tcBorders>
+              <w:top w:val="single" w:color="999999" w:sz="1"/>
+              <w:left w:val="single" w:color="999999" w:sz="1"/>
+              <w:bottom w:val="single" w:color="999999" w:sz="1"/>
+              <w:right w:val="single" w:color="999999" w:sz="1"/>
+            </w:tcBorders>
+          </w:tcPr>
+          <w:p>
+            <w:r>
+              <w:rPr>
+                <w:sz w:val="18"/>
+                <w:szCs w:val="18"/>
+              </w:rPr>
+              <w:t xml:space="preserve">23 exekucí, dluh 5,85 mil. Kč</w:t>
+            </w:r>
+          </w:p>
+        </w:tc>
+      </w:tr>
+      <w:tr>
+        <w:tc>
+          <w:tcPr>
+            <w:tcW w:type="dxa" w:w="2500"/>
+            <w:tcBorders>
+              <w:top w:val="single" w:color="999999" w:sz="1"/>
+              <w:left w:val="single" w:color="999999" w:sz="1"/>
+              <w:bottom w:val="single" w:color="999999" w:sz="1"/>
+              <w:right w:val="single" w:color="999999" w:sz="1"/>
+            </w:tcBorders>
+          </w:tcPr>
+          <w:p>
+            <w:r>
+              <w:t>JUDr. [[PERSON_40]]</w:t>
+            </w:r>
+          </w:p>
+        </w:tc>
+        <w:tc>
+          <w:tcPr>
+            <w:tcW w:type="dxa" w:w="2500"/>
+            <w:tcBorders>
+              <w:top w:val="single" w:color="999999" w:sz="1"/>
+              <w:left w:val="single" w:color="999999" w:sz="1"/>
+              <w:bottom w:val="single" w:color="999999" w:sz="1"/>
+              <w:right w:val="single" w:color="999999" w:sz="1"/>
+            </w:tcBorders>
+          </w:tcPr>
+          <w:p>
+            <w:r>
+              <w:t>[[BIRTH_ID_26]]</w:t>
+            </w:r>
+          </w:p>
+        </w:tc>
+        <w:tc>
+          <w:tcPr>
+            <w:tcW w:type="dxa" w:w="4360"/>
+            <w:tcBorders>
+              <w:top w:val="single" w:color="999999" w:sz="1"/>
+              <w:left w:val="single" w:color="999999" w:sz="1"/>
+              <w:bottom w:val="single" w:color="999999" w:sz="1"/>
+              <w:right w:val="single" w:color="999999" w:sz="1"/>
+            </w:tcBorders>
+          </w:tcPr>
+          <w:p>
+            <w:r>
+              <w:rPr>
+                <w:sz w:val="18"/>
+                <w:szCs w:val="18"/>
+              </w:rPr>
+              <w:t xml:space="preserve">Exekutor Ostrava</w:t>
+            </w:r>
+          </w:p>
+        </w:tc>
+      </w:tr>
+      <w:tr>
+        <w:tc>
+          <w:tcPr>
+            <w:tcW w:type="dxa" w:w="2500"/>
+            <w:tcBorders>
+              <w:top w:val="single" w:color="999999" w:sz="1"/>
+              <w:left w:val="single" w:color="999999" w:sz="1"/>
+              <w:bottom w:val="single" w:color="999999" w:sz="1"/>
+              <w:right w:val="single" w:color="999999" w:sz="1"/>
+            </w:tcBorders>
+          </w:tcPr>
+          <w:p>
+            <w:r>
+              <w:t>JUDr. [[PERSON_41]]</w:t>
+            </w:r>
+          </w:p>
+        </w:tc>
+        <w:tc>
+          <w:tcPr>
+            <w:tcW w:type="dxa" w:w="2500"/>
+            <w:tcBorders>
+              <w:top w:val="single" w:color="999999" w:sz="1"/>
+              <w:left w:val="single" w:color="999999" w:sz="1"/>
+              <w:bottom w:val="single" w:color="999999" w:sz="1"/>
+              <w:right w:val="single" w:color="999999" w:sz="1"/>
+            </w:tcBorders>
+          </w:tcPr>
+          <w:p>
+            <w:r>
+              <w:t>[[BIRTH_ID_32]]</w:t>
+            </w:r>
+          </w:p>
+        </w:tc>
+        <w:tc>
+          <w:tcPr>
+            <w:tcW w:type="dxa" w:w="4360"/>
+            <w:tcBorders>
+              <w:top w:val="single" w:color="999999" w:sz="1"/>
+              <w:left w:val="single" w:color="999999" w:sz="1"/>
+              <w:bottom w:val="single" w:color="999999" w:sz="1"/>
+              <w:right w:val="single" w:color="999999" w:sz="1"/>
+            </w:tcBorders>
+          </w:tcPr>
+          <w:p>
+            <w:r>
+              <w:rPr>
+                <w:sz w:val="18"/>
+                <w:szCs w:val="18"/>
+              </w:rPr>
+              <w:t xml:space="preserve">Exekutor Karviná</w:t>
+            </w:r>
+          </w:p>
+        </w:tc>
+      </w:tr>
+      <w:tr>
+        <w:tc>
+          <w:tcPr>
+            <w:tcW w:type="dxa" w:w="2500"/>
+            <w:tcBorders>
+              <w:top w:val="single" w:color="999999" w:sz="1"/>
+              <w:left w:val="single" w:color="999999" w:sz="1"/>
+              <w:bottom w:val="single" w:color="999999" w:sz="1"/>
+              <w:right w:val="single" w:color="999999" w:sz="1"/>
+            </w:tcBorders>
+          </w:tcPr>
+          <w:p>
+            <w:r>
+              <w:t>JUDr. [[PERSON_3]]</w:t>
             </w:r>
           </w:p>
         </w:tc>
@@ -2238,650 +2886,6 @@
                 <w:sz w:val="18"/>
                 <w:szCs w:val="18"/>
               </w:rPr>
-              <w:t xml:space="preserve">Otec, trest 8 let za týrání § 198</w:t>
-            </w:r>
-          </w:p>
-        </w:tc>
-      </w:tr>
-      <w:tr>
-        <w:tc>
-          <w:tcPr>
-            <w:tcW w:type="dxa" w:w="2500"/>
-            <w:tcBorders>
-              <w:top w:val="single" w:color="999999" w:sz="1"/>
-              <w:left w:val="single" w:color="999999" w:sz="1"/>
-              <w:bottom w:val="single" w:color="999999" w:sz="1"/>
-              <w:right w:val="single" w:color="999999" w:sz="1"/>
-            </w:tcBorders>
-          </w:tcPr>
-          <w:p>
-            <w:r>
-              <w:t>JUDr. [[PERSON_33]]</w:t>
-            </w:r>
-          </w:p>
-        </w:tc>
-        <w:tc>
-          <w:tcPr>
-            <w:tcW w:type="dxa" w:w="2500"/>
-            <w:tcBorders>
-              <w:top w:val="single" w:color="999999" w:sz="1"/>
-              <w:left w:val="single" w:color="999999" w:sz="1"/>
-              <w:bottom w:val="single" w:color="999999" w:sz="1"/>
-              <w:right w:val="single" w:color="999999" w:sz="1"/>
-            </w:tcBorders>
-          </w:tcPr>
-          <w:p>
-            <w:r>
-              <w:t>[[BIRTH_ID_26]]</w:t>
-            </w:r>
-          </w:p>
-        </w:tc>
-        <w:tc>
-          <w:tcPr>
-            <w:tcW w:type="dxa" w:w="4360"/>
-            <w:tcBorders>
-              <w:top w:val="single" w:color="999999" w:sz="1"/>
-              <w:left w:val="single" w:color="999999" w:sz="1"/>
-              <w:bottom w:val="single" w:color="999999" w:sz="1"/>
-              <w:right w:val="single" w:color="999999" w:sz="1"/>
-            </w:tcBorders>
-          </w:tcPr>
-          <w:p>
-            <w:r>
-              <w:rPr>
-                <w:sz w:val="18"/>
-                <w:szCs w:val="18"/>
-              </w:rPr>
-              <w:t xml:space="preserve">Pěstoun</w:t>
-            </w:r>
-          </w:p>
-        </w:tc>
-      </w:tr>
-      <w:tr>
-        <w:tc>
-          <w:tcPr>
-            <w:tcW w:type="dxa" w:w="2500"/>
-            <w:tcBorders>
-              <w:top w:val="single" w:color="999999" w:sz="1"/>
-              <w:left w:val="single" w:color="999999" w:sz="1"/>
-              <w:bottom w:val="single" w:color="999999" w:sz="1"/>
-              <w:right w:val="single" w:color="999999" w:sz="1"/>
-            </w:tcBorders>
-          </w:tcPr>
-          <w:p>
-            <w:r>
-              <w:t>Mgr. [[PERSON_34]]</w:t>
-            </w:r>
-          </w:p>
-        </w:tc>
-        <w:tc>
-          <w:tcPr>
-            <w:tcW w:type="dxa" w:w="2500"/>
-            <w:tcBorders>
-              <w:top w:val="single" w:color="999999" w:sz="1"/>
-              <w:left w:val="single" w:color="999999" w:sz="1"/>
-              <w:bottom w:val="single" w:color="999999" w:sz="1"/>
-              <w:right w:val="single" w:color="999999" w:sz="1"/>
-            </w:tcBorders>
-          </w:tcPr>
-          <w:p>
-            <w:r>
-              <w:t>[[BIRTH_ID_7]]</w:t>
-            </w:r>
-          </w:p>
-        </w:tc>
-        <w:tc>
-          <w:tcPr>
-            <w:tcW w:type="dxa" w:w="4360"/>
-            <w:tcBorders>
-              <w:top w:val="single" w:color="999999" w:sz="1"/>
-              <w:left w:val="single" w:color="999999" w:sz="1"/>
-              <w:bottom w:val="single" w:color="999999" w:sz="1"/>
-              <w:right w:val="single" w:color="999999" w:sz="1"/>
-            </w:tcBorders>
-          </w:tcPr>
-          <w:p>
-            <w:r>
-              <w:rPr>
-                <w:sz w:val="18"/>
-                <w:szCs w:val="18"/>
-              </w:rPr>
-              <w:t xml:space="preserve">Pěstounka</w:t>
-            </w:r>
-          </w:p>
-        </w:tc>
-      </w:tr>
-      <w:tr>
-        <w:tc>
-          <w:tcPr>
-            <w:tcW w:type="dxa" w:w="2500"/>
-            <w:tcBorders>
-              <w:top w:val="single" w:color="999999" w:sz="1"/>
-              <w:left w:val="single" w:color="999999" w:sz="1"/>
-              <w:bottom w:val="single" w:color="999999" w:sz="1"/>
-              <w:right w:val="single" w:color="999999" w:sz="1"/>
-            </w:tcBorders>
-          </w:tcPr>
-          <w:p>
-            <w:r>
-              <w:t>PhDr. [[PERSON_35]]</w:t>
-            </w:r>
-          </w:p>
-        </w:tc>
-        <w:tc>
-          <w:tcPr>
-            <w:tcW w:type="dxa" w:w="2500"/>
-            <w:tcBorders>
-              <w:top w:val="single" w:color="999999" w:sz="1"/>
-              <w:left w:val="single" w:color="999999" w:sz="1"/>
-              <w:bottom w:val="single" w:color="999999" w:sz="1"/>
-              <w:right w:val="single" w:color="999999" w:sz="1"/>
-            </w:tcBorders>
-          </w:tcPr>
-          <w:p>
-            <w:r>
-              <w:t>[[BIRTH_ID_31]]</w:t>
-            </w:r>
-          </w:p>
-        </w:tc>
-        <w:tc>
-          <w:tcPr>
-            <w:tcW w:type="dxa" w:w="4360"/>
-            <w:tcBorders>
-              <w:top w:val="single" w:color="999999" w:sz="1"/>
-              <w:left w:val="single" w:color="999999" w:sz="1"/>
-              <w:bottom w:val="single" w:color="999999" w:sz="1"/>
-              <w:right w:val="single" w:color="999999" w:sz="1"/>
-            </w:tcBorders>
-          </w:tcPr>
-          <w:p>
-            <w:r>
-              <w:rPr>
-                <w:sz w:val="18"/>
-                <w:szCs w:val="18"/>
-              </w:rPr>
-              <w:t xml:space="preserve">Sociální pracovnice OSPOD</w:t>
-            </w:r>
-          </w:p>
-        </w:tc>
-      </w:tr>
-      <w:tr>
-        <w:tc>
-          <w:tcPr>
-            <w:tcW w:type="dxa" w:w="2500"/>
-            <w:tcBorders>
-              <w:top w:val="single" w:color="999999" w:sz="1"/>
-              <w:left w:val="single" w:color="999999" w:sz="1"/>
-              <w:bottom w:val="single" w:color="999999" w:sz="1"/>
-              <w:right w:val="single" w:color="999999" w:sz="1"/>
-            </w:tcBorders>
-          </w:tcPr>
-          <w:p>
-            <w:r>
-              <w:t>Ing. [[PERSON_36]], MBA</w:t>
-            </w:r>
-          </w:p>
-        </w:tc>
-        <w:tc>
-          <w:tcPr>
-            <w:tcW w:type="dxa" w:w="2500"/>
-            <w:tcBorders>
-              <w:top w:val="single" w:color="999999" w:sz="1"/>
-              <w:left w:val="single" w:color="999999" w:sz="1"/>
-              <w:bottom w:val="single" w:color="999999" w:sz="1"/>
-              <w:right w:val="single" w:color="999999" w:sz="1"/>
-            </w:tcBorders>
-          </w:tcPr>
-          <w:p>
-            <w:r>
-              <w:t>[[BIRTH_ID_22]]</w:t>
-            </w:r>
-          </w:p>
-        </w:tc>
-        <w:tc>
-          <w:tcPr>
-            <w:tcW w:type="dxa" w:w="4360"/>
-            <w:tcBorders>
-              <w:top w:val="single" w:color="999999" w:sz="1"/>
-              <w:left w:val="single" w:color="999999" w:sz="1"/>
-              <w:bottom w:val="single" w:color="999999" w:sz="1"/>
-              <w:right w:val="single" w:color="999999" w:sz="1"/>
-            </w:tcBorders>
-          </w:tcPr>
-          <w:p>
-            <w:r>
-              <w:rPr>
-                <w:sz w:val="18"/>
-                <w:szCs w:val="18"/>
-              </w:rPr>
-              <w:t xml:space="preserve">Rozvod, majetek 87 mil. Kč</w:t>
-            </w:r>
-          </w:p>
-        </w:tc>
-      </w:tr>
-      <w:tr>
-        <w:tc>
-          <w:tcPr>
-            <w:tcW w:type="dxa" w:w="2500"/>
-            <w:tcBorders>
-              <w:top w:val="single" w:color="999999" w:sz="1"/>
-              <w:left w:val="single" w:color="999999" w:sz="1"/>
-              <w:bottom w:val="single" w:color="999999" w:sz="1"/>
-              <w:right w:val="single" w:color="999999" w:sz="1"/>
-            </w:tcBorders>
-          </w:tcPr>
-          <w:p>
-            <w:r>
-              <w:t>PharmDr. [[PERSON_38]]</w:t>
-            </w:r>
-          </w:p>
-        </w:tc>
-        <w:tc>
-          <w:tcPr>
-            <w:tcW w:type="dxa" w:w="2500"/>
-            <w:tcBorders>
-              <w:top w:val="single" w:color="999999" w:sz="1"/>
-              <w:left w:val="single" w:color="999999" w:sz="1"/>
-              <w:bottom w:val="single" w:color="999999" w:sz="1"/>
-              <w:right w:val="single" w:color="999999" w:sz="1"/>
-            </w:tcBorders>
-          </w:tcPr>
-          <w:p>
-            <w:r>
-              <w:t>[[BIRTH_ID_8]]</w:t>
-            </w:r>
-          </w:p>
-        </w:tc>
-        <w:tc>
-          <w:tcPr>
-            <w:tcW w:type="dxa" w:w="4360"/>
-            <w:tcBorders>
-              <w:top w:val="single" w:color="999999" w:sz="1"/>
-              <w:left w:val="single" w:color="999999" w:sz="1"/>
-              <w:bottom w:val="single" w:color="999999" w:sz="1"/>
-              <w:right w:val="single" w:color="999999" w:sz="1"/>
-            </w:tcBorders>
-          </w:tcPr>
-          <w:p>
-            <w:r>
-              <w:rPr>
-                <w:sz w:val="18"/>
-                <w:szCs w:val="18"/>
-              </w:rPr>
-              <w:t xml:space="preserve">Rozvedená, příjemkyně výživného</w:t>
-            </w:r>
-          </w:p>
-        </w:tc>
-      </w:tr>
-      <w:tr>
-        <w:tc>
-          <w:tcPr>
-            <w:tcW w:type="dxa" w:w="2500"/>
-            <w:tcBorders>
-              <w:top w:val="single" w:color="999999" w:sz="1"/>
-              <w:left w:val="single" w:color="999999" w:sz="1"/>
-              <w:bottom w:val="single" w:color="999999" w:sz="1"/>
-              <w:right w:val="single" w:color="999999" w:sz="1"/>
-            </w:tcBorders>
-          </w:tcPr>
-          <w:p>
-            <w:r>
-              <w:t>[[PERSON_40]]</w:t>
-            </w:r>
-          </w:p>
-        </w:tc>
-        <w:tc>
-          <w:tcPr>
-            <w:tcW w:type="dxa" w:w="2500"/>
-            <w:tcBorders>
-              <w:top w:val="single" w:color="999999" w:sz="1"/>
-              <w:left w:val="single" w:color="999999" w:sz="1"/>
-              <w:bottom w:val="single" w:color="999999" w:sz="1"/>
-              <w:right w:val="single" w:color="999999" w:sz="1"/>
-            </w:tcBorders>
-          </w:tcPr>
-          <w:p>
-            <w:r>
-              <w:t>[[BIRTH_ID_27]]</w:t>
-            </w:r>
-          </w:p>
-        </w:tc>
-        <w:tc>
-          <w:tcPr>
-            <w:tcW w:type="dxa" w:w="4360"/>
-            <w:tcBorders>
-              <w:top w:val="single" w:color="999999" w:sz="1"/>
-              <w:left w:val="single" w:color="999999" w:sz="1"/>
-              <w:bottom w:val="single" w:color="999999" w:sz="1"/>
-              <w:right w:val="single" w:color="999999" w:sz="1"/>
-            </w:tcBorders>
-          </w:tcPr>
-          <w:p>
-            <w:r>
-              <w:rPr>
-                <w:sz w:val="18"/>
-                <w:szCs w:val="18"/>
-              </w:rPr>
-              <w:t xml:space="preserve">Nezletilá, výživné 25 000 Kč/měs</w:t>
-            </w:r>
-          </w:p>
-        </w:tc>
-      </w:tr>
-      <w:tr>
-        <w:tc>
-          <w:tcPr>
-            <w:tcW w:type="dxa" w:w="2500"/>
-            <w:tcBorders>
-              <w:top w:val="single" w:color="999999" w:sz="1"/>
-              <w:left w:val="single" w:color="999999" w:sz="1"/>
-              <w:bottom w:val="single" w:color="999999" w:sz="1"/>
-              <w:right w:val="single" w:color="999999" w:sz="1"/>
-            </w:tcBorders>
-          </w:tcPr>
-          <w:p>
-            <w:r>
-              <w:t>[[PERSON_39]]</w:t>
-            </w:r>
-          </w:p>
-        </w:tc>
-        <w:tc>
-          <w:tcPr>
-            <w:tcW w:type="dxa" w:w="2500"/>
-            <w:tcBorders>
-              <w:top w:val="single" w:color="999999" w:sz="1"/>
-              <w:left w:val="single" w:color="999999" w:sz="1"/>
-              <w:bottom w:val="single" w:color="999999" w:sz="1"/>
-              <w:right w:val="single" w:color="999999" w:sz="1"/>
-            </w:tcBorders>
-          </w:tcPr>
-          <w:p>
-            <w:r>
-              <w:t>[[BIRTH_ID_28]]</w:t>
-            </w:r>
-          </w:p>
-        </w:tc>
-        <w:tc>
-          <w:tcPr>
-            <w:tcW w:type="dxa" w:w="4360"/>
-            <w:tcBorders>
-              <w:top w:val="single" w:color="999999" w:sz="1"/>
-              <w:left w:val="single" w:color="999999" w:sz="1"/>
-              <w:bottom w:val="single" w:color="999999" w:sz="1"/>
-              <w:right w:val="single" w:color="999999" w:sz="1"/>
-            </w:tcBorders>
-          </w:tcPr>
-          <w:p>
-            <w:r>
-              <w:rPr>
-                <w:sz w:val="18"/>
-                <w:szCs w:val="18"/>
-              </w:rPr>
-              <w:t xml:space="preserve">Nezletilá, výživné 25 000 Kč/měs</w:t>
-            </w:r>
-          </w:p>
-        </w:tc>
-      </w:tr>
-      <w:tr>
-        <w:tc>
-          <w:tcPr>
-            <w:tcW w:type="dxa" w:w="2500"/>
-            <w:tcBorders>
-              <w:top w:val="single" w:color="999999" w:sz="1"/>
-              <w:left w:val="single" w:color="999999" w:sz="1"/>
-              <w:bottom w:val="single" w:color="999999" w:sz="1"/>
-              <w:right w:val="single" w:color="999999" w:sz="1"/>
-            </w:tcBorders>
-          </w:tcPr>
-          <w:p>
-            <w:r>
-              <w:t>Ing. [[PERSON_37]], Ph.D.</w:t>
-            </w:r>
-          </w:p>
-        </w:tc>
-        <w:tc>
-          <w:tcPr>
-            <w:tcW w:type="dxa" w:w="2500"/>
-            <w:tcBorders>
-              <w:top w:val="single" w:color="999999" w:sz="1"/>
-              <w:left w:val="single" w:color="999999" w:sz="1"/>
-              <w:bottom w:val="single" w:color="999999" w:sz="1"/>
-              <w:right w:val="single" w:color="999999" w:sz="1"/>
-            </w:tcBorders>
-          </w:tcPr>
-          <w:p>
-            <w:r>
-              <w:t>[[BIRTH_ID_5]]</w:t>
-            </w:r>
-          </w:p>
-        </w:tc>
-        <w:tc>
-          <w:tcPr>
-            <w:tcW w:type="dxa" w:w="4360"/>
-            <w:tcBorders>
-              <w:top w:val="single" w:color="999999" w:sz="1"/>
-              <w:left w:val="single" w:color="999999" w:sz="1"/>
-              <w:bottom w:val="single" w:color="999999" w:sz="1"/>
-              <w:right w:val="single" w:color="999999" w:sz="1"/>
-            </w:tcBorders>
-          </w:tcPr>
-          <w:p>
-            <w:r>
-              <w:rPr>
-                <w:sz w:val="18"/>
-                <w:szCs w:val="18"/>
-              </w:rPr>
-              <w:t xml:space="preserve">Soudní znalec</w:t>
-            </w:r>
-          </w:p>
-        </w:tc>
-      </w:tr>
-      <w:tr>
-        <w:tc>
-          <w:tcPr>
-            <w:tcW w:type="dxa" w:w="2500"/>
-            <w:tcBorders>
-              <w:top w:val="single" w:color="999999" w:sz="1"/>
-              <w:left w:val="single" w:color="999999" w:sz="1"/>
-              <w:bottom w:val="single" w:color="999999" w:sz="1"/>
-              <w:right w:val="single" w:color="999999" w:sz="1"/>
-            </w:tcBorders>
-          </w:tcPr>
-          <w:p>
-            <w:r>
-              <w:t>[[PERSON_43]]</w:t>
-            </w:r>
-          </w:p>
-        </w:tc>
-        <w:tc>
-          <w:tcPr>
-            <w:tcW w:type="dxa" w:w="2500"/>
-            <w:tcBorders>
-              <w:top w:val="single" w:color="999999" w:sz="1"/>
-              <w:left w:val="single" w:color="999999" w:sz="1"/>
-              <w:bottom w:val="single" w:color="999999" w:sz="1"/>
-              <w:right w:val="single" w:color="999999" w:sz="1"/>
-            </w:tcBorders>
-          </w:tcPr>
-          <w:p>
-            <w:r>
-              <w:t>[[BIRTH_ID_29]]</w:t>
-            </w:r>
-          </w:p>
-        </w:tc>
-        <w:tc>
-          <w:tcPr>
-            <w:tcW w:type="dxa" w:w="4360"/>
-            <w:tcBorders>
-              <w:top w:val="single" w:color="999999" w:sz="1"/>
-              <w:left w:val="single" w:color="999999" w:sz="1"/>
-              <w:bottom w:val="single" w:color="999999" w:sz="1"/>
-              <w:right w:val="single" w:color="999999" w:sz="1"/>
-            </w:tcBorders>
-          </w:tcPr>
-          <w:p>
-            <w:r>
-              <w:rPr>
-                <w:sz w:val="18"/>
-                <w:szCs w:val="18"/>
-              </w:rPr>
-              <w:t xml:space="preserve">23 exekucí, dluh 5,85 mil. Kč</w:t>
-            </w:r>
-          </w:p>
-        </w:tc>
-      </w:tr>
-      <w:tr>
-        <w:tc>
-          <w:tcPr>
-            <w:tcW w:type="dxa" w:w="2500"/>
-            <w:tcBorders>
-              <w:top w:val="single" w:color="999999" w:sz="1"/>
-              <w:left w:val="single" w:color="999999" w:sz="1"/>
-              <w:bottom w:val="single" w:color="999999" w:sz="1"/>
-              <w:right w:val="single" w:color="999999" w:sz="1"/>
-            </w:tcBorders>
-          </w:tcPr>
-          <w:p>
-            <w:r>
-              <w:t>JUDr. [[PERSON_41]]</w:t>
-            </w:r>
-          </w:p>
-        </w:tc>
-        <w:tc>
-          <w:tcPr>
-            <w:tcW w:type="dxa" w:w="2500"/>
-            <w:tcBorders>
-              <w:top w:val="single" w:color="999999" w:sz="1"/>
-              <w:left w:val="single" w:color="999999" w:sz="1"/>
-              <w:bottom w:val="single" w:color="999999" w:sz="1"/>
-              <w:right w:val="single" w:color="999999" w:sz="1"/>
-            </w:tcBorders>
-          </w:tcPr>
-          <w:p>
-            <w:r>
-              <w:t>[[BIRTH_ID_26]]</w:t>
-            </w:r>
-          </w:p>
-        </w:tc>
-        <w:tc>
-          <w:tcPr>
-            <w:tcW w:type="dxa" w:w="4360"/>
-            <w:tcBorders>
-              <w:top w:val="single" w:color="999999" w:sz="1"/>
-              <w:left w:val="single" w:color="999999" w:sz="1"/>
-              <w:bottom w:val="single" w:color="999999" w:sz="1"/>
-              <w:right w:val="single" w:color="999999" w:sz="1"/>
-            </w:tcBorders>
-          </w:tcPr>
-          <w:p>
-            <w:r>
-              <w:t>Exekutor [[ADDRESS_21]]</w:t>
-            </w:r>
-          </w:p>
-        </w:tc>
-      </w:tr>
-      <w:tr>
-        <w:tc>
-          <w:tcPr>
-            <w:tcW w:type="dxa" w:w="2500"/>
-            <w:tcBorders>
-              <w:top w:val="single" w:color="999999" w:sz="1"/>
-              <w:left w:val="single" w:color="999999" w:sz="1"/>
-              <w:bottom w:val="single" w:color="999999" w:sz="1"/>
-              <w:right w:val="single" w:color="999999" w:sz="1"/>
-            </w:tcBorders>
-          </w:tcPr>
-          <w:p>
-            <w:r>
-              <w:t>JUDr. [[PERSON_42]]</w:t>
-            </w:r>
-          </w:p>
-        </w:tc>
-        <w:tc>
-          <w:tcPr>
-            <w:tcW w:type="dxa" w:w="2500"/>
-            <w:tcBorders>
-              <w:top w:val="single" w:color="999999" w:sz="1"/>
-              <w:left w:val="single" w:color="999999" w:sz="1"/>
-              <w:bottom w:val="single" w:color="999999" w:sz="1"/>
-              <w:right w:val="single" w:color="999999" w:sz="1"/>
-            </w:tcBorders>
-          </w:tcPr>
-          <w:p>
-            <w:r>
-              <w:t>[[BIRTH_ID_32]]</w:t>
-            </w:r>
-          </w:p>
-        </w:tc>
-        <w:tc>
-          <w:tcPr>
-            <w:tcW w:type="dxa" w:w="4360"/>
-            <w:tcBorders>
-              <w:top w:val="single" w:color="999999" w:sz="1"/>
-              <w:left w:val="single" w:color="999999" w:sz="1"/>
-              <w:bottom w:val="single" w:color="999999" w:sz="1"/>
-              <w:right w:val="single" w:color="999999" w:sz="1"/>
-            </w:tcBorders>
-          </w:tcPr>
-          <w:p>
-            <w:r>
-              <w:rPr>
-                <w:sz w:val="18"/>
-                <w:szCs w:val="18"/>
-              </w:rPr>
-              <w:t xml:space="preserve">Exekutor Karviná</w:t>
-            </w:r>
-          </w:p>
-        </w:tc>
-      </w:tr>
-      <w:tr>
-        <w:tc>
-          <w:tcPr>
-            <w:tcW w:type="dxa" w:w="2500"/>
-            <w:tcBorders>
-              <w:top w:val="single" w:color="999999" w:sz="1"/>
-              <w:left w:val="single" w:color="999999" w:sz="1"/>
-              <w:bottom w:val="single" w:color="999999" w:sz="1"/>
-              <w:right w:val="single" w:color="999999" w:sz="1"/>
-            </w:tcBorders>
-          </w:tcPr>
-          <w:p>
-            <w:r>
-              <w:t>JUDr. [[PERSON_3]]</w:t>
-            </w:r>
-          </w:p>
-        </w:tc>
-        <w:tc>
-          <w:tcPr>
-            <w:tcW w:type="dxa" w:w="2500"/>
-            <w:tcBorders>
-              <w:top w:val="single" w:color="999999" w:sz="1"/>
-              <w:left w:val="single" w:color="999999" w:sz="1"/>
-              <w:bottom w:val="single" w:color="999999" w:sz="1"/>
-              <w:right w:val="single" w:color="999999" w:sz="1"/>
-            </w:tcBorders>
-          </w:tcPr>
-          <w:p>
-            <w:r>
-              <w:t>[[BIRTH_ID_3]]</w:t>
-            </w:r>
-          </w:p>
-        </w:tc>
-        <w:tc>
-          <w:tcPr>
-            <w:tcW w:type="dxa" w:w="4360"/>
-            <w:tcBorders>
-              <w:top w:val="single" w:color="999999" w:sz="1"/>
-              <w:left w:val="single" w:color="999999" w:sz="1"/>
-              <w:bottom w:val="single" w:color="999999" w:sz="1"/>
-              <w:right w:val="single" w:color="999999" w:sz="1"/>
-            </w:tcBorders>
-          </w:tcPr>
-          <w:p>
-            <w:r>
-              <w:rPr>
-                <w:sz w:val="18"/>
-                <w:szCs w:val="18"/>
-              </w:rPr>
               <w:t xml:space="preserve">Advokát, spolupachatel</w:t>
             </w:r>
           </w:p>
@@ -2900,7 +2904,7 @@
           </w:tcPr>
           <w:p>
             <w:r>
-              <w:t>Bc.</w:t>
+              <w:t>Bc. [[PERSON_43]]</w:t>
             </w:r>
           </w:p>
         </w:tc>
@@ -2954,7 +2958,7 @@
           </w:tcPr>
           <w:p>
             <w:r>
-              <w:t>Mgr.</w:t>
+              <w:t>Mgr. [[PERSON_44]]</w:t>
             </w:r>
           </w:p>
         </w:tc>
@@ -3008,7 +3012,7 @@
           </w:tcPr>
           <w:p>
             <w:r>
-              <w:t>Ing.</w:t>
+              <w:t>Ing. [[PERSON_45]]</w:t>
             </w:r>
           </w:p>
         </w:tc>
@@ -3061,7 +3065,9 @@
             </w:tcBorders>
           </w:tcPr>
           <w:p>
-            <w:r/>
+            <w:r>
+              <w:t>[[PERSON_46]]</w:t>
+            </w:r>
           </w:p>
         </w:tc>
         <w:tc>
@@ -3113,7 +3119,9 @@
             </w:tcBorders>
           </w:tcPr>
           <w:p>
-            <w:r/>
+            <w:r>
+              <w:t>[[PERSON_47]]</w:t>
+            </w:r>
           </w:p>
         </w:tc>
         <w:tc>
@@ -3165,7 +3173,9 @@
             </w:tcBorders>
           </w:tcPr>
           <w:p>
-            <w:r/>
+            <w:r>
+              <w:t>[[PERSON_48]]</w:t>
+            </w:r>
           </w:p>
         </w:tc>
         <w:tc>
@@ -3218,7 +3228,7 @@
           </w:tcPr>
           <w:p>
             <w:r>
-              <w:t>prof. MUDr. , CSc.</w:t>
+              <w:t>prof. MUDr. [[PERSON_49]], CSc.</w:t>
             </w:r>
           </w:p>
         </w:tc>
@@ -3272,7 +3282,7 @@
           </w:tcPr>
           <w:p>
             <w:r>
-              <w:t>MUDr. , Ph.D.</w:t>
+              <w:t>MUDr. [[PERSON_50]], Ph.D.</w:t>
             </w:r>
           </w:p>
         </w:tc>
@@ -3468,6 +3478,12 @@
       </w:r>
     </w:p>
     <w:sectPr>
+      <w:headerReference w:type="default" r:id="rId7"/>
+      <w:footerReference w:type="default" r:id="rId8"/>
+      <w:headerReference w:type="first" r:id="rId9"/>
+      <w:footerReference w:type="first" r:id="rId10"/>
+      <w:headerReference w:type="even" r:id="rId11"/>
+      <w:footerReference w:type="even" r:id="rId12"/>
       <w:pgSz w:w="11906" w:h="16838" w:orient="portrait"/>
       <w:pgMar w:top="1440" w:right="1440" w:bottom="1440" w:left="1440" w:header="708" w:footer="708" w:gutter="0"/>
       <w:pgNumType/>
@@ -3481,6 +3497,36 @@
 <w:comments xmlns:cx="http://schemas.microsoft.com/office/drawing/2014/chartex" xmlns:cx1="http://schemas.microsoft.com/office/drawing/2015/9/8/chartex" xmlns:cx2="http://schemas.microsoft.com/office/drawing/2015/10/21/chartex" xmlns:cx3="http://schemas.microsoft.com/office/drawing/2016/5/9/chartex" xmlns:cx4="http://schemas.microsoft.com/office/drawing/2016/5/10/chartex" xmlns:cx5="http://schemas.microsoft.com/office/drawing/2016/5/11/chartex" xmlns:cx6="http://schemas.microsoft.com/office/drawing/2016/5/12/chartex" xmlns:cx7="http://schemas.microsoft.com/office/drawing/2016/5/13/chartex" xmlns:cx8="http://schemas.microsoft.com/office/drawing/2016/5/14/chartex" xmlns:mc="http://schemas.openxmlformats.org/markup-compatibility/2006" xmlns:aink="http://schemas.microsoft.com/office/drawing/2016/ink" xmlns:am3d="http://schemas.microsoft.com/office/drawing/2017/model3d" xmlns:o="urn:schemas-microsoft-com:office:office" xmlns:r="http://schemas.openxmlformats.org/officeDocument/2006/relationships" xmlns:m="http://schemas.openxmlformats.org/officeDocument/2006/math" xmlns:v="urn:schemas-microsoft-com:vml" xmlns:wp14="http://schemas.microsoft.com/office/word/2010/wordprocessingDrawing" xmlns:wp="http://schemas.openxmlformats.org/drawingml/2006/wordprocessingDrawing" xmlns:w10="urn:schemas-microsoft-com:office:word" xmlns:w="http://schemas.openxmlformats.org/wordprocessingml/2006/main" xmlns:w14="http://schemas.microsoft.com/office/word/2010/wordml" xmlns:w15="http://schemas.microsoft.com/office/word/2012/wordml" xmlns:w16cex="http://schemas.microsoft.com/office/word/2018/wordml/cex" xmlns:w16cid="http://schemas.microsoft.com/office/word/2016/wordml/cid" xmlns:w16="http://schemas.microsoft.com/office/word/2018/wordml" xmlns:w16sdtdh="http://schemas.microsoft.com/office/word/2020/wordml/sdtdatahash" xmlns:w16se="http://schemas.microsoft.com/office/word/2015/wordml/symex" xmlns:wpg="http://schemas.microsoft.com/office/word/2010/wordprocessingGroup" xmlns:wpi="http://schemas.microsoft.com/office/word/2010/wordprocessingInk" xmlns:wne="http://schemas.microsoft.com/office/word/2006/wordml" xmlns:wps="http://schemas.microsoft.com/office/word/2010/wordprocessingShape"/>
 </file>
 
+<file path=word/footer1.xml><?xml version="1.0" encoding="utf-8"?>
+<w:ftr xmlns:m="http://schemas.openxmlformats.org/officeDocument/2006/math" xmlns:mc="http://schemas.openxmlformats.org/markup-compatibility/2006" xmlns:mo="http://schemas.microsoft.com/office/mac/office/2008/main" xmlns:mv="urn:schemas-microsoft-com:mac:vml" xmlns:o="urn:schemas-microsoft-com:office:office" xmlns:r="http://schemas.openxmlformats.org/officeDocument/2006/relationships" xmlns:v="urn:schemas-microsoft-com:vml" xmlns:w10="urn:schemas-microsoft-com:office:word" xmlns:w14="http://schemas.microsoft.com/office/word/2010/wordml" xmlns:w="http://schemas.openxmlformats.org/wordprocessingml/2006/main" xmlns:wne="http://schemas.microsoft.com/office/word/2006/wordml" xmlns:wp14="http://schemas.microsoft.com/office/word/2010/wordprocessingDrawing" xmlns:wp="http://schemas.openxmlformats.org/drawingml/2006/wordprocessingDrawing" xmlns:wpc="http://schemas.microsoft.com/office/word/2010/wordprocessingCanvas" xmlns:wpg="http://schemas.microsoft.com/office/word/2010/wordprocessingGroup" xmlns:wpi="http://schemas.microsoft.com/office/word/2010/wordprocessingInk" xmlns:wps="http://schemas.microsoft.com/office/word/2010/wordprocessingShape" mc:Ignorable="w14 wp14">
+  <w:p>
+    <w:pPr>
+      <w:pStyle w:val="Footer"/>
+    </w:pPr>
+  </w:p>
+</w:ftr>
+</file>
+
+<file path=word/footer2.xml><?xml version="1.0" encoding="utf-8"?>
+<w:ftr xmlns:m="http://schemas.openxmlformats.org/officeDocument/2006/math" xmlns:mc="http://schemas.openxmlformats.org/markup-compatibility/2006" xmlns:mo="http://schemas.microsoft.com/office/mac/office/2008/main" xmlns:mv="urn:schemas-microsoft-com:mac:vml" xmlns:o="urn:schemas-microsoft-com:office:office" xmlns:r="http://schemas.openxmlformats.org/officeDocument/2006/relationships" xmlns:v="urn:schemas-microsoft-com:vml" xmlns:w10="urn:schemas-microsoft-com:office:word" xmlns:w14="http://schemas.microsoft.com/office/word/2010/wordml" xmlns:w="http://schemas.openxmlformats.org/wordprocessingml/2006/main" xmlns:wne="http://schemas.microsoft.com/office/word/2006/wordml" xmlns:wp14="http://schemas.microsoft.com/office/word/2010/wordprocessingDrawing" xmlns:wp="http://schemas.openxmlformats.org/drawingml/2006/wordprocessingDrawing" xmlns:wpc="http://schemas.microsoft.com/office/word/2010/wordprocessingCanvas" xmlns:wpg="http://schemas.microsoft.com/office/word/2010/wordprocessingGroup" xmlns:wpi="http://schemas.microsoft.com/office/word/2010/wordprocessingInk" xmlns:wps="http://schemas.microsoft.com/office/word/2010/wordprocessingShape" mc:Ignorable="w14 wp14">
+  <w:p>
+    <w:pPr>
+      <w:pStyle w:val="Footer"/>
+    </w:pPr>
+  </w:p>
+</w:ftr>
+</file>
+
+<file path=word/footer3.xml><?xml version="1.0" encoding="utf-8"?>
+<w:ftr xmlns:m="http://schemas.openxmlformats.org/officeDocument/2006/math" xmlns:mc="http://schemas.openxmlformats.org/markup-compatibility/2006" xmlns:mo="http://schemas.microsoft.com/office/mac/office/2008/main" xmlns:mv="urn:schemas-microsoft-com:mac:vml" xmlns:o="urn:schemas-microsoft-com:office:office" xmlns:r="http://schemas.openxmlformats.org/officeDocument/2006/relationships" xmlns:v="urn:schemas-microsoft-com:vml" xmlns:w10="urn:schemas-microsoft-com:office:word" xmlns:w14="http://schemas.microsoft.com/office/word/2010/wordml" xmlns:w="http://schemas.openxmlformats.org/wordprocessingml/2006/main" xmlns:wne="http://schemas.microsoft.com/office/word/2006/wordml" xmlns:wp14="http://schemas.microsoft.com/office/word/2010/wordprocessingDrawing" xmlns:wp="http://schemas.openxmlformats.org/drawingml/2006/wordprocessingDrawing" xmlns:wpc="http://schemas.microsoft.com/office/word/2010/wordprocessingCanvas" xmlns:wpg="http://schemas.microsoft.com/office/word/2010/wordprocessingGroup" xmlns:wpi="http://schemas.microsoft.com/office/word/2010/wordprocessingInk" xmlns:wps="http://schemas.microsoft.com/office/word/2010/wordprocessingShape" mc:Ignorable="w14 wp14">
+  <w:p>
+    <w:pPr>
+      <w:pStyle w:val="Footer"/>
+    </w:pPr>
+  </w:p>
+</w:ftr>
+</file>
+
 <file path=word/footnotes.xml><?xml version="1.0" encoding="utf-8"?>
 <w:footnotes xmlns:wpc="http://schemas.microsoft.com/office/word/2010/wordprocessingCanvas" xmlns:mc="http://schemas.openxmlformats.org/markup-compatibility/2006" xmlns:o="urn:schemas-microsoft-com:office:office" xmlns:r="http://schemas.openxmlformats.org/officeDocument/2006/relationships" xmlns:m="http://schemas.openxmlformats.org/officeDocument/2006/math" xmlns:v="urn:schemas-microsoft-com:vml" xmlns:wp14="http://schemas.microsoft.com/office/word/2010/wordprocessingDrawing" xmlns:wp="http://schemas.openxmlformats.org/drawingml/2006/wordprocessingDrawing" xmlns:w10="urn:schemas-microsoft-com:office:word" xmlns:w="http://schemas.openxmlformats.org/wordprocessingml/2006/main" xmlns:w14="http://schemas.microsoft.com/office/word/2010/wordml" xmlns:w15="http://schemas.microsoft.com/office/word/2012/wordml" xmlns:wpg="http://schemas.microsoft.com/office/word/2010/wordprocessingGroup" xmlns:wpi="http://schemas.microsoft.com/office/word/2010/wordprocessingInk" xmlns:wne="http://schemas.microsoft.com/office/word/2006/wordml" xmlns:wps="http://schemas.microsoft.com/office/word/2010/wordprocessingShape" mc:Ignorable="w14 w15 wp14">
   <w:footnote w:type="separator" w:id="-1">
@@ -3516,6 +3562,36 @@
     </w:p>
   </w:footnote>
 </w:footnotes>
+</file>
+
+<file path=word/header1.xml><?xml version="1.0" encoding="utf-8"?>
+<w:hdr xmlns:m="http://schemas.openxmlformats.org/officeDocument/2006/math" xmlns:mc="http://schemas.openxmlformats.org/markup-compatibility/2006" xmlns:mo="http://schemas.microsoft.com/office/mac/office/2008/main" xmlns:mv="urn:schemas-microsoft-com:mac:vml" xmlns:o="urn:schemas-microsoft-com:office:office" xmlns:r="http://schemas.openxmlformats.org/officeDocument/2006/relationships" xmlns:v="urn:schemas-microsoft-com:vml" xmlns:w10="urn:schemas-microsoft-com:office:word" xmlns:w14="http://schemas.microsoft.com/office/word/2010/wordml" xmlns:w="http://schemas.openxmlformats.org/wordprocessingml/2006/main" xmlns:wne="http://schemas.microsoft.com/office/word/2006/wordml" xmlns:wp14="http://schemas.microsoft.com/office/word/2010/wordprocessingDrawing" xmlns:wp="http://schemas.openxmlformats.org/drawingml/2006/wordprocessingDrawing" xmlns:wpc="http://schemas.microsoft.com/office/word/2010/wordprocessingCanvas" xmlns:wpg="http://schemas.microsoft.com/office/word/2010/wordprocessingGroup" xmlns:wpi="http://schemas.microsoft.com/office/word/2010/wordprocessingInk" xmlns:wps="http://schemas.microsoft.com/office/word/2010/wordprocessingShape" mc:Ignorable="w14 wp14">
+  <w:p>
+    <w:pPr>
+      <w:pStyle w:val="Header"/>
+    </w:pPr>
+  </w:p>
+</w:hdr>
+</file>
+
+<file path=word/header2.xml><?xml version="1.0" encoding="utf-8"?>
+<w:hdr xmlns:m="http://schemas.openxmlformats.org/officeDocument/2006/math" xmlns:mc="http://schemas.openxmlformats.org/markup-compatibility/2006" xmlns:mo="http://schemas.microsoft.com/office/mac/office/2008/main" xmlns:mv="urn:schemas-microsoft-com:mac:vml" xmlns:o="urn:schemas-microsoft-com:office:office" xmlns:r="http://schemas.openxmlformats.org/officeDocument/2006/relationships" xmlns:v="urn:schemas-microsoft-com:vml" xmlns:w10="urn:schemas-microsoft-com:office:word" xmlns:w14="http://schemas.microsoft.com/office/word/2010/wordml" xmlns:w="http://schemas.openxmlformats.org/wordprocessingml/2006/main" xmlns:wne="http://schemas.microsoft.com/office/word/2006/wordml" xmlns:wp14="http://schemas.microsoft.com/office/word/2010/wordprocessingDrawing" xmlns:wp="http://schemas.openxmlformats.org/drawingml/2006/wordprocessingDrawing" xmlns:wpc="http://schemas.microsoft.com/office/word/2010/wordprocessingCanvas" xmlns:wpg="http://schemas.microsoft.com/office/word/2010/wordprocessingGroup" xmlns:wpi="http://schemas.microsoft.com/office/word/2010/wordprocessingInk" xmlns:wps="http://schemas.microsoft.com/office/word/2010/wordprocessingShape" mc:Ignorable="w14 wp14">
+  <w:p>
+    <w:pPr>
+      <w:pStyle w:val="Header"/>
+    </w:pPr>
+  </w:p>
+</w:hdr>
+</file>
+
+<file path=word/header3.xml><?xml version="1.0" encoding="utf-8"?>
+<w:hdr xmlns:m="http://schemas.openxmlformats.org/officeDocument/2006/math" xmlns:mc="http://schemas.openxmlformats.org/markup-compatibility/2006" xmlns:mo="http://schemas.microsoft.com/office/mac/office/2008/main" xmlns:mv="urn:schemas-microsoft-com:mac:vml" xmlns:o="urn:schemas-microsoft-com:office:office" xmlns:r="http://schemas.openxmlformats.org/officeDocument/2006/relationships" xmlns:v="urn:schemas-microsoft-com:vml" xmlns:w10="urn:schemas-microsoft-com:office:word" xmlns:w14="http://schemas.microsoft.com/office/word/2010/wordml" xmlns:w="http://schemas.openxmlformats.org/wordprocessingml/2006/main" xmlns:wne="http://schemas.microsoft.com/office/word/2006/wordml" xmlns:wp14="http://schemas.microsoft.com/office/word/2010/wordprocessingDrawing" xmlns:wp="http://schemas.openxmlformats.org/drawingml/2006/wordprocessingDrawing" xmlns:wpc="http://schemas.microsoft.com/office/word/2010/wordprocessingCanvas" xmlns:wpg="http://schemas.microsoft.com/office/word/2010/wordprocessingGroup" xmlns:wpi="http://schemas.microsoft.com/office/word/2010/wordprocessingInk" xmlns:wps="http://schemas.microsoft.com/office/word/2010/wordprocessingShape" mc:Ignorable="w14 wp14">
+  <w:p>
+    <w:pPr>
+      <w:pStyle w:val="Header"/>
+    </w:pPr>
+  </w:p>
+</w:hdr>
 </file>
 
 <file path=word/numbering.xml><?xml version="1.0" encoding="utf-8"?>
